--- a/kp_326/kp_tasks/Пояснительная записка.docx
+++ b/kp_326/kp_tasks/Пояснительная записка.docx
@@ -1366,7 +1366,179 @@
         <w:pStyle w:val="af2"/>
       </w:pPr>
       <w:r>
-        <w:t>Цель работы</w:t>
+        <w:t>В современных условиях фермерские хозяйства нуждаются в удобных средствах учета и обработки информации. Ассоциация фермерских хозяйств объединяет участников, продукцию, заявки, поставки и другие данные, которые необходимо хранить централизованно и быстро обрабатывать. Использование разрозненных таблиц или бумажных документов усложняет поиск информации, повышает риск ошибок и замедляет выполнение рабочих процессов.</w:t>
+      </w:r>
+    </w:p>
+    <w:p>
+      <w:pPr>
+        <w:pStyle w:val="af2"/>
+      </w:pPr>
+      <w:r>
+        <w:t>Актуальность темы курсового проекта заключается в необходимости проектирования информационной системы, которая позволит автоматизировать отдельные бизнес-процессы ассоциации фермерских хозяйств и обеспечить удобное взаимодействие пользователя с базой данных.</w:t>
+      </w:r>
+    </w:p>
+    <w:p>
+      <w:pPr>
+        <w:pStyle w:val="af2"/>
+      </w:pPr>
+      <w:r>
+        <w:t>Целью курсового проекта является проектирование информационной системы «Ассоциация фермерских хозяйств», предназначенной для хранения, обработки и предоставления данных, связанных с деятельностью фермерских хозяйств.</w:t>
+      </w:r>
+    </w:p>
+    <w:p>
+      <w:pPr>
+        <w:pStyle w:val="af2"/>
+      </w:pPr>
+      <w:r>
+        <w:t>Для достижения поставленной цели необходимо решить следующие задачи:</w:t>
+      </w:r>
+    </w:p>
+    <w:p>
+      <w:pPr>
+        <w:pStyle w:val="af2"/>
+        <w:numPr>
+          <w:ilvl w:val="0"/>
+          <w:numId w:val="2"/>
+        </w:numPr>
+        <w:ind w:left="0" w:firstLine="709"/>
+      </w:pPr>
+      <w:r>
+        <w:t>изучить предметную область;</w:t>
+      </w:r>
+    </w:p>
+    <w:p>
+      <w:pPr>
+        <w:pStyle w:val="af2"/>
+        <w:numPr>
+          <w:ilvl w:val="0"/>
+          <w:numId w:val="2"/>
+        </w:numPr>
+        <w:ind w:left="0" w:firstLine="709"/>
+      </w:pPr>
+      <w:r>
+        <w:t>определить основные требования к информационной системе;</w:t>
+      </w:r>
+    </w:p>
+    <w:p>
+      <w:pPr>
+        <w:pStyle w:val="af2"/>
+        <w:numPr>
+          <w:ilvl w:val="0"/>
+          <w:numId w:val="2"/>
+        </w:numPr>
+        <w:ind w:left="0" w:firstLine="709"/>
+      </w:pPr>
+      <w:r>
+        <w:t>спроектировать структуру базы данных;</w:t>
+      </w:r>
+    </w:p>
+    <w:p>
+      <w:pPr>
+        <w:pStyle w:val="af2"/>
+        <w:numPr>
+          <w:ilvl w:val="0"/>
+          <w:numId w:val="2"/>
+        </w:numPr>
+        <w:ind w:left="0" w:firstLine="709"/>
+      </w:pPr>
+      <w:r>
+        <w:t>разработать серверную часть приложения;</w:t>
+      </w:r>
+    </w:p>
+    <w:p>
+      <w:pPr>
+        <w:pStyle w:val="af2"/>
+        <w:numPr>
+          <w:ilvl w:val="0"/>
+          <w:numId w:val="2"/>
+        </w:numPr>
+        <w:ind w:left="0" w:firstLine="709"/>
+      </w:pPr>
+      <w:r>
+        <w:t>реализовать клиентскую часть приложения;</w:t>
+      </w:r>
+    </w:p>
+    <w:p>
+      <w:pPr>
+        <w:pStyle w:val="af2"/>
+        <w:numPr>
+          <w:ilvl w:val="0"/>
+          <w:numId w:val="2"/>
+        </w:numPr>
+        <w:ind w:left="0" w:firstLine="709"/>
+      </w:pPr>
+      <w:r>
+        <w:t>организовать обмен данными между клиентом и сервером;</w:t>
+      </w:r>
+    </w:p>
+    <w:p>
+      <w:pPr>
+        <w:pStyle w:val="af2"/>
+        <w:numPr>
+          <w:ilvl w:val="0"/>
+          <w:numId w:val="2"/>
+        </w:numPr>
+        <w:ind w:left="0" w:firstLine="709"/>
+      </w:pPr>
+      <w:r>
+        <w:t>проверить работоспособность основных функций системы.</w:t>
+      </w:r>
+    </w:p>
+    <w:p>
+      <w:pPr>
+        <w:pStyle w:val="af2"/>
+      </w:pPr>
+      <w:r>
+        <w:t>Объектом исследования является деятельность ассоциации фермерских хозяйств.</w:t>
+      </w:r>
+    </w:p>
+    <w:p>
+      <w:pPr>
+        <w:pStyle w:val="af2"/>
+      </w:pPr>
+      <w:r>
+        <w:t>Предметом исследования является информационная система, предназначенная для автоматизации учета и обработки данных ассоциации фермерских хозяйств.</w:t>
+      </w:r>
+    </w:p>
+    <w:p>
+      <w:pPr>
+        <w:pStyle w:val="af2"/>
+      </w:pPr>
+      <w:r>
+        <w:lastRenderedPageBreak/>
+        <w:t xml:space="preserve">В рамках курсового проекта разрабатывается веб-приложение, состоящее из серверной и клиентской частей. Серверная часть реализована на языке C++ с использованием ODB для взаимодействия с базой данных и </w:t>
+      </w:r>
+      <w:proofErr w:type="spellStart"/>
+      <w:r>
+        <w:t>Boost.Beast</w:t>
+      </w:r>
+      <w:proofErr w:type="spellEnd"/>
+      <w:r>
+        <w:t xml:space="preserve"> для обработки HTTP-запросов. Клиентская часть разработана с применением </w:t>
+      </w:r>
+      <w:proofErr w:type="spellStart"/>
+      <w:r>
+        <w:t>React</w:t>
+      </w:r>
+      <w:proofErr w:type="spellEnd"/>
+      <w:r>
+        <w:t xml:space="preserve"> и </w:t>
+      </w:r>
+      <w:proofErr w:type="spellStart"/>
+      <w:r>
+        <w:t>TypeScript</w:t>
+      </w:r>
+      <w:proofErr w:type="spellEnd"/>
+      <w:r>
+        <w:t>, что позволяет создать удобный интерфейс для работы пользователя с системой.</w:t>
+      </w:r>
+    </w:p>
+    <w:p>
+      <w:pPr>
+        <w:pStyle w:val="af2"/>
+      </w:pPr>
+      <w:r>
+        <w:t>Практическая значимость проекта заключается в том, что разработанная система может использоваться как основа для автоматизации деятельности ассоциации фермерских хозяйств. Она позволяет централизованно хранить данные, выполнять основные операции с информацией и упростить взаимодействие пользователя с базой данных.</w:t>
       </w:r>
     </w:p>
     <w:p>
@@ -1394,23 +1566,967 @@
       <w:bookmarkStart w:id="1" w:name="_Toc229849172"/>
       <w:r>
         <w:lastRenderedPageBreak/>
-        <w:t>Р</w:t>
-      </w:r>
-      <w:r>
-        <w:t>асчетно</w:t>
-      </w:r>
-      <w:r>
-        <w:t>-</w:t>
-      </w:r>
-      <w:r>
-        <w:t>теоретическая часть</w:t>
+        <w:t>Аналитическая</w:t>
+      </w:r>
+      <w:r>
+        <w:t xml:space="preserve"> часть</w:t>
       </w:r>
       <w:bookmarkEnd w:id="1"/>
     </w:p>
     <w:p>
       <w:pPr>
-        <w:pStyle w:val="af2"/>
-      </w:pPr>
+        <w:pStyle w:val="23"/>
+        <w:numPr>
+          <w:ilvl w:val="1"/>
+          <w:numId w:val="3"/>
+        </w:numPr>
+        <w:tabs>
+          <w:tab w:val="clear" w:pos="709"/>
+          <w:tab w:val="left" w:pos="426"/>
+        </w:tabs>
+        <w:ind w:left="0" w:firstLine="709"/>
+      </w:pPr>
+      <w:r>
+        <w:t>Описание предметной области</w:t>
+      </w:r>
+    </w:p>
+    <w:p>
+      <w:pPr>
+        <w:pStyle w:val="af2"/>
+      </w:pPr>
+      <w:r>
+        <w:t>Ассоциация фермерских хозяйств представляет собой объединение сельскохозяйственных производителей, которые осуществляют деятельность в сфере выращивания, производства, хранения и реализации продукции. В состав такой ассоциации могут входить отдельные фермеры, хозяйства, поставщики, покупатели и представители администрации.</w:t>
+      </w:r>
+    </w:p>
+    <w:p>
+      <w:pPr>
+        <w:pStyle w:val="af2"/>
+      </w:pPr>
+      <w:r>
+        <w:t>Основная задача ассоциации заключается в организации взаимодействия между участниками, учете информации о фермерских хозяйствах, продукции, заявках и связанных с ними операциях. Для эффективной работы необходимо хранить данные в структурированном виде, обеспечивать быстрый доступ к ним, а также выполнять основные операции добавления, изменения, удаления и просмотра информации.</w:t>
+      </w:r>
+    </w:p>
+    <w:p>
+      <w:pPr>
+        <w:pStyle w:val="af2"/>
+      </w:pPr>
+      <w:r>
+        <w:t>В рамках данного курсового проекта рассматривается информационная система, предназначенная для автоматизации отдельных бизнес-процессов ассоциации фермерских хозяйств. Такая система должна предоставлять пользователю удобный интерфейс для работы с базой данных и обеспечивать обработку запросов через серверную часть приложения.</w:t>
+      </w:r>
+    </w:p>
+    <w:p>
+      <w:pPr>
+        <w:pStyle w:val="23"/>
+        <w:numPr>
+          <w:ilvl w:val="1"/>
+          <w:numId w:val="3"/>
+        </w:numPr>
+        <w:ind w:left="0" w:firstLine="709"/>
+      </w:pPr>
+      <w:r>
+        <w:t>Основные бизнес-процессы</w:t>
+      </w:r>
+    </w:p>
+    <w:p>
+      <w:pPr>
+        <w:pStyle w:val="af2"/>
+      </w:pPr>
+      <w:r>
+        <w:t>В деятельности ассоциации фермерских хозяйств можно выделить несколько основных бизнес-процессов:</w:t>
+      </w:r>
+    </w:p>
+    <w:p>
+      <w:pPr>
+        <w:pStyle w:val="af2"/>
+        <w:numPr>
+          <w:ilvl w:val="0"/>
+          <w:numId w:val="4"/>
+        </w:numPr>
+        <w:ind w:left="0" w:firstLine="709"/>
+      </w:pPr>
+      <w:r>
+        <w:t>Учет фермерских хозяйств</w:t>
+      </w:r>
+      <w:r>
+        <w:t>.</w:t>
+      </w:r>
+    </w:p>
+    <w:p>
+      <w:pPr>
+        <w:pStyle w:val="af2"/>
+      </w:pPr>
+      <w:r>
+        <w:t>В системе должна храниться информация о фермерских хозяйствах: название, контактные данные, адрес, специализация и другие необходимые сведения.</w:t>
+      </w:r>
+    </w:p>
+    <w:p>
+      <w:pPr>
+        <w:pStyle w:val="af2"/>
+        <w:numPr>
+          <w:ilvl w:val="0"/>
+          <w:numId w:val="4"/>
+        </w:numPr>
+        <w:ind w:left="0" w:firstLine="709"/>
+      </w:pPr>
+      <w:r>
+        <w:t>Учет участников ассоциации</w:t>
+      </w:r>
+      <w:r>
+        <w:t>.</w:t>
+      </w:r>
+    </w:p>
+    <w:p>
+      <w:pPr>
+        <w:pStyle w:val="af2"/>
+      </w:pPr>
+      <w:r>
+        <w:t>Ассоциация может включать различных участников, связанных с конкретными хозяйствами. Для них необходимо хранить персональные и контактные данные, а также роль в системе.</w:t>
+      </w:r>
+    </w:p>
+    <w:p>
+      <w:pPr>
+        <w:pStyle w:val="af2"/>
+      </w:pPr>
+    </w:p>
+    <w:p>
+      <w:pPr>
+        <w:pStyle w:val="af2"/>
+        <w:numPr>
+          <w:ilvl w:val="0"/>
+          <w:numId w:val="4"/>
+        </w:numPr>
+        <w:ind w:left="0" w:firstLine="709"/>
+      </w:pPr>
+      <w:r>
+        <w:lastRenderedPageBreak/>
+        <w:t>Учет сельскохозяйственной продукции</w:t>
+      </w:r>
+      <w:r>
+        <w:t>.</w:t>
+      </w:r>
+    </w:p>
+    <w:p>
+      <w:pPr>
+        <w:pStyle w:val="af2"/>
+      </w:pPr>
+      <w:r>
+        <w:t xml:space="preserve">Необходимо фиксировать сведения о продукции, производимой </w:t>
+      </w:r>
+      <w:r>
+        <w:t xml:space="preserve">и потребляемой </w:t>
+      </w:r>
+      <w:r>
+        <w:t>фермерскими хозяйствами: наименование, категория, количество, единицы измерения и принадлежность к конкретному хозяйству.</w:t>
+      </w:r>
+    </w:p>
+    <w:p>
+      <w:pPr>
+        <w:pStyle w:val="af2"/>
+        <w:numPr>
+          <w:ilvl w:val="0"/>
+          <w:numId w:val="4"/>
+        </w:numPr>
+        <w:ind w:left="0" w:firstLine="709"/>
+      </w:pPr>
+      <w:r>
+        <w:t>Обработка заявок</w:t>
+      </w:r>
+      <w:r>
+        <w:t>.</w:t>
+      </w:r>
+    </w:p>
+    <w:p>
+      <w:pPr>
+        <w:pStyle w:val="af2"/>
+      </w:pPr>
+      <w:r>
+        <w:t>Пользователи системы могут создавать заявки, связанные с</w:t>
+      </w:r>
+      <w:r>
+        <w:t xml:space="preserve"> </w:t>
+      </w:r>
+      <w:r>
+        <w:t>поставками</w:t>
+      </w:r>
+      <w:r>
+        <w:t xml:space="preserve"> </w:t>
+      </w:r>
+      <w:r>
+        <w:t>или сбытом</w:t>
+      </w:r>
+      <w:r>
+        <w:t xml:space="preserve"> </w:t>
+      </w:r>
+      <w:r>
+        <w:t>продукции</w:t>
+      </w:r>
+      <w:r>
+        <w:t>.</w:t>
+      </w:r>
+    </w:p>
+    <w:p>
+      <w:pPr>
+        <w:pStyle w:val="af2"/>
+        <w:numPr>
+          <w:ilvl w:val="0"/>
+          <w:numId w:val="4"/>
+        </w:numPr>
+        <w:ind w:left="0" w:firstLine="709"/>
+      </w:pPr>
+      <w:r>
+        <w:t>Поиск и просмотр информации</w:t>
+      </w:r>
+      <w:r>
+        <w:t>.</w:t>
+      </w:r>
+    </w:p>
+    <w:p>
+      <w:pPr>
+        <w:pStyle w:val="af2"/>
+      </w:pPr>
+      <w:r>
+        <w:t>Система должна позволять быстро находить нужные сведения, просматривать списки записей и получать подробную информацию по выбранным объектам.</w:t>
+      </w:r>
+    </w:p>
+    <w:p>
+      <w:pPr>
+        <w:pStyle w:val="af2"/>
+        <w:numPr>
+          <w:ilvl w:val="0"/>
+          <w:numId w:val="4"/>
+        </w:numPr>
+        <w:ind w:left="0" w:firstLine="709"/>
+      </w:pPr>
+      <w:r>
+        <w:t>Редактирование данных</w:t>
+      </w:r>
+      <w:r>
+        <w:t>.</w:t>
+      </w:r>
+    </w:p>
+    <w:p>
+      <w:pPr>
+        <w:pStyle w:val="af2"/>
+      </w:pPr>
+      <w:r>
+        <w:t>Для поддержания актуальности информации необходимо обеспечить возможность изменения записей в базе данных.</w:t>
+      </w:r>
+    </w:p>
+    <w:p>
+      <w:pPr>
+        <w:pStyle w:val="23"/>
+        <w:numPr>
+          <w:ilvl w:val="1"/>
+          <w:numId w:val="3"/>
+        </w:numPr>
+        <w:ind w:left="0" w:firstLine="709"/>
+      </w:pPr>
+      <w:r>
+        <w:t>Проблемы существующего подхода</w:t>
+      </w:r>
+    </w:p>
+    <w:p>
+      <w:pPr>
+        <w:pStyle w:val="af2"/>
+      </w:pPr>
+      <w:r>
+        <w:t xml:space="preserve">Без использования специализированной информационной системы учет данных может выполняться вручную, например в бумажных документах или отдельных электронных таблицах. </w:t>
+      </w:r>
+    </w:p>
+    <w:p>
+      <w:pPr>
+        <w:pStyle w:val="af2"/>
+      </w:pPr>
+      <w:r>
+        <w:t>Такой подход имеет ряд недостатков:</w:t>
+      </w:r>
+    </w:p>
+    <w:p>
+      <w:pPr>
+        <w:pStyle w:val="af2"/>
+        <w:numPr>
+          <w:ilvl w:val="0"/>
+          <w:numId w:val="5"/>
+        </w:numPr>
+        <w:ind w:left="0" w:firstLine="709"/>
+      </w:pPr>
+      <w:r>
+        <w:t>данные хранятся разрозненно;</w:t>
+      </w:r>
+    </w:p>
+    <w:p>
+      <w:pPr>
+        <w:pStyle w:val="af2"/>
+        <w:numPr>
+          <w:ilvl w:val="0"/>
+          <w:numId w:val="5"/>
+        </w:numPr>
+        <w:ind w:left="0" w:firstLine="709"/>
+      </w:pPr>
+      <w:r>
+        <w:t>поиск нужной информации занимает много времени;</w:t>
+      </w:r>
+    </w:p>
+    <w:p>
+      <w:pPr>
+        <w:pStyle w:val="af2"/>
+        <w:numPr>
+          <w:ilvl w:val="0"/>
+          <w:numId w:val="5"/>
+        </w:numPr>
+        <w:ind w:left="0" w:firstLine="709"/>
+      </w:pPr>
+      <w:r>
+        <w:t>повышается вероятность ошибок при вводе и изменении данных;</w:t>
+      </w:r>
+    </w:p>
+    <w:p>
+      <w:pPr>
+        <w:pStyle w:val="af2"/>
+        <w:numPr>
+          <w:ilvl w:val="0"/>
+          <w:numId w:val="5"/>
+        </w:numPr>
+        <w:ind w:left="0" w:firstLine="709"/>
+      </w:pPr>
+      <w:r>
+        <w:t>сложно контролировать актуальность информации;</w:t>
+      </w:r>
+    </w:p>
+    <w:p>
+      <w:pPr>
+        <w:pStyle w:val="af2"/>
+        <w:numPr>
+          <w:ilvl w:val="0"/>
+          <w:numId w:val="5"/>
+        </w:numPr>
+        <w:ind w:left="0" w:firstLine="709"/>
+      </w:pPr>
+      <w:r>
+        <w:t>отсутствует единая структура хранения данных;</w:t>
+      </w:r>
+    </w:p>
+    <w:p>
+      <w:pPr>
+        <w:pStyle w:val="af2"/>
+        <w:numPr>
+          <w:ilvl w:val="0"/>
+          <w:numId w:val="5"/>
+        </w:numPr>
+        <w:ind w:left="0" w:firstLine="709"/>
+      </w:pPr>
+      <w:r>
+        <w:t>затрудняется обработка заявок и связанных операций;</w:t>
+      </w:r>
+    </w:p>
+    <w:p>
+      <w:pPr>
+        <w:pStyle w:val="af2"/>
+        <w:numPr>
+          <w:ilvl w:val="0"/>
+          <w:numId w:val="5"/>
+        </w:numPr>
+        <w:ind w:left="0" w:firstLine="709"/>
+      </w:pPr>
+      <w:r>
+        <w:t>невозможно удобно организовать взаимодействие между клиентской частью и базой данных.</w:t>
+      </w:r>
+    </w:p>
+    <w:p>
+      <w:pPr>
+        <w:pStyle w:val="af2"/>
+      </w:pPr>
+    </w:p>
+    <w:p>
+      <w:pPr>
+        <w:pStyle w:val="af2"/>
+      </w:pPr>
+      <w:r>
+        <w:lastRenderedPageBreak/>
+        <w:t>Таким образом, возникает необходимость в разработке информационной системы, которая позволит централизованно хранить данные и выполнять основные операции через единый интерфейс.</w:t>
+      </w:r>
+    </w:p>
+    <w:p>
+      <w:pPr>
+        <w:pStyle w:val="23"/>
+        <w:numPr>
+          <w:ilvl w:val="1"/>
+          <w:numId w:val="3"/>
+        </w:numPr>
+        <w:ind w:left="0" w:firstLine="709"/>
+      </w:pPr>
+      <w:r>
+        <w:t>Требования к информационной системе</w:t>
+      </w:r>
+    </w:p>
+    <w:p>
+      <w:pPr>
+        <w:pStyle w:val="af2"/>
+      </w:pPr>
+      <w:r>
+        <w:t>Разрабатываемая информационная система должна обеспечивать выполнение основных функций, связанных с учетом и обработкой данных ассоциации фермерских хозяйств.</w:t>
+      </w:r>
+    </w:p>
+    <w:p>
+      <w:pPr>
+        <w:pStyle w:val="af2"/>
+      </w:pPr>
+      <w:r>
+        <w:t>К функциональным требованиям относятся:</w:t>
+      </w:r>
+    </w:p>
+    <w:p>
+      <w:pPr>
+        <w:pStyle w:val="af2"/>
+        <w:numPr>
+          <w:ilvl w:val="0"/>
+          <w:numId w:val="6"/>
+        </w:numPr>
+        <w:ind w:left="0" w:firstLine="709"/>
+      </w:pPr>
+      <w:r>
+        <w:t>просмотр списка записей из базы данных;</w:t>
+      </w:r>
+    </w:p>
+    <w:p>
+      <w:pPr>
+        <w:pStyle w:val="af2"/>
+        <w:numPr>
+          <w:ilvl w:val="0"/>
+          <w:numId w:val="6"/>
+        </w:numPr>
+        <w:ind w:left="0" w:firstLine="709"/>
+      </w:pPr>
+      <w:r>
+        <w:t>добавление новых записей;</w:t>
+      </w:r>
+    </w:p>
+    <w:p>
+      <w:pPr>
+        <w:pStyle w:val="af2"/>
+        <w:numPr>
+          <w:ilvl w:val="0"/>
+          <w:numId w:val="6"/>
+        </w:numPr>
+        <w:ind w:left="0" w:firstLine="709"/>
+      </w:pPr>
+      <w:r>
+        <w:t>изменение существующих данных;</w:t>
+      </w:r>
+    </w:p>
+    <w:p>
+      <w:pPr>
+        <w:pStyle w:val="af2"/>
+        <w:numPr>
+          <w:ilvl w:val="0"/>
+          <w:numId w:val="6"/>
+        </w:numPr>
+        <w:ind w:left="0" w:firstLine="709"/>
+      </w:pPr>
+      <w:r>
+        <w:t>удаление записей;</w:t>
+      </w:r>
+    </w:p>
+    <w:p>
+      <w:pPr>
+        <w:pStyle w:val="af2"/>
+        <w:numPr>
+          <w:ilvl w:val="0"/>
+          <w:numId w:val="6"/>
+        </w:numPr>
+        <w:ind w:left="0" w:firstLine="709"/>
+      </w:pPr>
+      <w:r>
+        <w:t>обработка запросов от клиентской части;</w:t>
+      </w:r>
+    </w:p>
+    <w:p>
+      <w:pPr>
+        <w:pStyle w:val="af2"/>
+        <w:numPr>
+          <w:ilvl w:val="0"/>
+          <w:numId w:val="6"/>
+        </w:numPr>
+        <w:ind w:left="0" w:firstLine="709"/>
+      </w:pPr>
+      <w:r>
+        <w:t>обмен данными между клиентом, сервером и базой данных;</w:t>
+      </w:r>
+    </w:p>
+    <w:p>
+      <w:pPr>
+        <w:pStyle w:val="af2"/>
+        <w:numPr>
+          <w:ilvl w:val="0"/>
+          <w:numId w:val="6"/>
+        </w:numPr>
+        <w:ind w:left="0" w:firstLine="709"/>
+      </w:pPr>
+      <w:r>
+        <w:t>хранение информации в структурированном виде.</w:t>
+      </w:r>
+    </w:p>
+    <w:p>
+      <w:pPr>
+        <w:pStyle w:val="af2"/>
+      </w:pPr>
+      <w:r>
+        <w:t>К нефункциональным требованиям относятся:</w:t>
+      </w:r>
+    </w:p>
+    <w:p>
+      <w:pPr>
+        <w:pStyle w:val="af2"/>
+        <w:numPr>
+          <w:ilvl w:val="0"/>
+          <w:numId w:val="6"/>
+        </w:numPr>
+        <w:ind w:left="0" w:firstLine="709"/>
+      </w:pPr>
+      <w:r>
+        <w:t>удобство использования интерфейса;</w:t>
+      </w:r>
+    </w:p>
+    <w:p>
+      <w:pPr>
+        <w:pStyle w:val="af2"/>
+        <w:numPr>
+          <w:ilvl w:val="0"/>
+          <w:numId w:val="6"/>
+        </w:numPr>
+        <w:ind w:left="0" w:firstLine="709"/>
+      </w:pPr>
+      <w:r>
+        <w:t>корректная обработка пользовательских запросов;</w:t>
+      </w:r>
+    </w:p>
+    <w:p>
+      <w:pPr>
+        <w:pStyle w:val="af2"/>
+        <w:numPr>
+          <w:ilvl w:val="0"/>
+          <w:numId w:val="6"/>
+        </w:numPr>
+        <w:ind w:left="0" w:firstLine="709"/>
+      </w:pPr>
+      <w:r>
+        <w:t>надежное взаимодействие с базой данных;</w:t>
+      </w:r>
+    </w:p>
+    <w:p>
+      <w:pPr>
+        <w:pStyle w:val="af2"/>
+        <w:numPr>
+          <w:ilvl w:val="0"/>
+          <w:numId w:val="6"/>
+        </w:numPr>
+        <w:ind w:left="0" w:firstLine="709"/>
+      </w:pPr>
+      <w:r>
+        <w:t>разделение клиентской и серверной частей приложения;</w:t>
+      </w:r>
+    </w:p>
+    <w:p>
+      <w:pPr>
+        <w:pStyle w:val="af2"/>
+        <w:numPr>
+          <w:ilvl w:val="0"/>
+          <w:numId w:val="6"/>
+        </w:numPr>
+        <w:ind w:left="0" w:firstLine="709"/>
+      </w:pPr>
+      <w:r>
+        <w:t>возможность дальнейшего расширения функциональности;</w:t>
+      </w:r>
+    </w:p>
+    <w:p>
+      <w:pPr>
+        <w:pStyle w:val="af2"/>
+        <w:numPr>
+          <w:ilvl w:val="0"/>
+          <w:numId w:val="6"/>
+        </w:numPr>
+        <w:ind w:left="0" w:firstLine="709"/>
+      </w:pPr>
+      <w:r>
+        <w:t>поддерживаемость программного кода.</w:t>
+      </w:r>
+    </w:p>
+    <w:p>
+      <w:pPr>
+        <w:pStyle w:val="23"/>
+        <w:numPr>
+          <w:ilvl w:val="1"/>
+          <w:numId w:val="3"/>
+        </w:numPr>
+        <w:ind w:left="0" w:firstLine="709"/>
+      </w:pPr>
+      <w:r>
+        <w:t>Выбор Архитектуры Системы</w:t>
+      </w:r>
+    </w:p>
+    <w:p>
+      <w:pPr>
+        <w:pStyle w:val="af2"/>
+      </w:pPr>
+      <w:r>
+        <w:t>Для информационной системы «Ассоциация фермерских хозяйств» выбрана клиент-серверная архитектура с разделением на три уровня: клиентское приложение, серверное приложение и базу данных. Такой подход подходит для данной предметной области, так как с системой могут работать разные категории пользователей: администратор, руководитель ассоциации, владелец хозяйства, агроном, менеджеры закупок и продаж, а также сотрудники хозяйств.</w:t>
+      </w:r>
+    </w:p>
+    <w:p>
+      <w:pPr>
+        <w:pStyle w:val="af2"/>
+      </w:pPr>
+    </w:p>
+    <w:p>
+      <w:pPr>
+        <w:pStyle w:val="af2"/>
+      </w:pPr>
+      <w:r>
+        <w:lastRenderedPageBreak/>
+        <w:t xml:space="preserve">Клиентская часть реализована в виде одностраничного веб-приложения на </w:t>
+      </w:r>
+      <w:proofErr w:type="spellStart"/>
+      <w:r>
+        <w:t>React</w:t>
+      </w:r>
+      <w:proofErr w:type="spellEnd"/>
+      <w:r>
+        <w:t xml:space="preserve"> и </w:t>
+      </w:r>
+      <w:proofErr w:type="spellStart"/>
+      <w:r>
+        <w:t>TypeScript</w:t>
+      </w:r>
+      <w:proofErr w:type="spellEnd"/>
+      <w:r>
+        <w:t xml:space="preserve">. Она отвечает за отображение пользовательского интерфейса, авторизацию, вывод доступных разделов с учетом роли пользователя, а также работу с таблицами и формами добавления, редактирования и удаления записей. Использование </w:t>
+      </w:r>
+      <w:proofErr w:type="spellStart"/>
+      <w:r>
+        <w:t>TypeScript</w:t>
+      </w:r>
+      <w:proofErr w:type="spellEnd"/>
+      <w:r>
+        <w:t xml:space="preserve"> позволяет строго описывать структуры данных, роли пользователей и ответы API, что снижает вероятность ошибок при развитии интерфейса.</w:t>
+      </w:r>
+    </w:p>
+    <w:p>
+      <w:pPr>
+        <w:pStyle w:val="af2"/>
+      </w:pPr>
+      <w:r>
+        <w:t xml:space="preserve">Серверная часть реализована как отдельное приложение на C++20, предоставляющее HTTP JSON API. Обмен данными между клиентом и сервером выполняется по протоколу HTTP в формате JSON. Данный подход выбран потому, что основные операции системы относятся к CRUD-операциям: получение, создание, изменение и удаление записей. Для таких задач модель «запрос-ответ» является более простой и надежной, чем постоянное </w:t>
+      </w:r>
+      <w:proofErr w:type="spellStart"/>
+      <w:r>
+        <w:t>WebSocket</w:t>
+      </w:r>
+      <w:proofErr w:type="spellEnd"/>
+      <w:r>
+        <w:t>-соединение.</w:t>
+      </w:r>
+    </w:p>
+    <w:p>
+      <w:pPr>
+        <w:pStyle w:val="af2"/>
+      </w:pPr>
+      <w:r>
+        <w:t xml:space="preserve">На сервере используется слоистая архитектура. Сетевой слой на </w:t>
+      </w:r>
+      <w:proofErr w:type="spellStart"/>
+      <w:r>
+        <w:t>Boost.Asio</w:t>
+      </w:r>
+      <w:proofErr w:type="spellEnd"/>
+      <w:r>
+        <w:t xml:space="preserve"> и </w:t>
+      </w:r>
+      <w:proofErr w:type="spellStart"/>
+      <w:r>
+        <w:t>Boost.Beast</w:t>
+      </w:r>
+      <w:proofErr w:type="spellEnd"/>
+      <w:r>
+        <w:t xml:space="preserve"> принимает HTTP-запросы и передает их во внутренний маршрутизатор. Далее запрос проходит через </w:t>
+      </w:r>
+      <w:proofErr w:type="spellStart"/>
+      <w:r>
+        <w:t>RequestDispatcher</w:t>
+      </w:r>
+      <w:proofErr w:type="spellEnd"/>
+      <w:r>
+        <w:t xml:space="preserve"> и </w:t>
+      </w:r>
+      <w:proofErr w:type="spellStart"/>
+      <w:r>
+        <w:t>AppRouter</w:t>
+      </w:r>
+      <w:proofErr w:type="spellEnd"/>
+      <w:r>
+        <w:t xml:space="preserve">, после чего передается соответствующим обработчикам и контроллерам. HTTP-обработчики работают с деталями запроса и ответа, контроллеры преобразуют JSON-данные в команды и представления, а </w:t>
+      </w:r>
+      <w:proofErr w:type="spellStart"/>
+      <w:r>
+        <w:t>application</w:t>
+      </w:r>
+      <w:proofErr w:type="spellEnd"/>
+      <w:r>
+        <w:t>-контроллеры содержат прикладную логику, валидацию и взаимодействие с базой данных.</w:t>
+      </w:r>
+    </w:p>
+    <w:p>
+      <w:pPr>
+        <w:pStyle w:val="af2"/>
+      </w:pPr>
+      <w:r>
+        <w:t xml:space="preserve">Для хранения данных используется </w:t>
+      </w:r>
+      <w:proofErr w:type="spellStart"/>
+      <w:r>
+        <w:t>PostgreSQL</w:t>
+      </w:r>
+      <w:proofErr w:type="spellEnd"/>
+      <w:r>
+        <w:t>. Эта СУБД подходит для системы фермерской ассоциации, так как предметная область включает множество связанных сущностей: хозяйства, ассоциации, сотрудников, земельные участки, продукцию, поставщиков, договоры, заявки и заказы. Реляционная модель позволяет поддерживать целостность данных с помощью первичных и внешних ключей, а также выполнять операции в транзакциях.</w:t>
+      </w:r>
+    </w:p>
+    <w:p>
+      <w:pPr>
+        <w:pStyle w:val="af2"/>
+      </w:pPr>
+      <w:r>
+        <w:t xml:space="preserve">Работа с базой данных вынесена в отдельный слой Database, который инкапсулирует взаимодействие с </w:t>
+      </w:r>
+      <w:proofErr w:type="spellStart"/>
+      <w:r>
+        <w:t>PostgreSQL</w:t>
+      </w:r>
+      <w:proofErr w:type="spellEnd"/>
+      <w:r>
+        <w:t xml:space="preserve">, ODB и </w:t>
+      </w:r>
+      <w:proofErr w:type="spellStart"/>
+      <w:r>
+        <w:t>libpq</w:t>
+      </w:r>
+      <w:proofErr w:type="spellEnd"/>
+      <w:r>
+        <w:t xml:space="preserve">. Этот слой предоставляет единые методы для выборки, вставки, обновления, удаления </w:t>
+      </w:r>
+      <w:r>
+        <w:lastRenderedPageBreak/>
+        <w:t>данных и управления транзакциями. Благодаря этому бизнес-логика меньше зависит от низкоуровневых SQL-операций, а проект становится проще сопровождать и расширять.</w:t>
+      </w:r>
+    </w:p>
+    <w:p>
+      <w:pPr>
+        <w:pStyle w:val="af2"/>
+      </w:pPr>
+      <w:r>
+        <w:t>Для авторизации пользователей используется JWT. После успешного входа сервер проверяет логин и пароль, получает роль пользователя из базы данных и формирует подписанный токен. В токен помещаются идентификатор пользователя, роль, время выпуска и срок действия. При обращении к защищенным ресурсам клиент передает токен в заголовке:</w:t>
+      </w:r>
+      <w:r>
+        <w:t xml:space="preserve"> </w:t>
+      </w:r>
+      <w:proofErr w:type="spellStart"/>
+      <w:r>
+        <w:t>Authorization</w:t>
+      </w:r>
+      <w:proofErr w:type="spellEnd"/>
+      <w:r>
+        <w:t xml:space="preserve">: </w:t>
+      </w:r>
+      <w:proofErr w:type="spellStart"/>
+      <w:r>
+        <w:t>Bearer</w:t>
+      </w:r>
+      <w:proofErr w:type="spellEnd"/>
+      <w:r>
+        <w:t xml:space="preserve"> &lt;</w:t>
+      </w:r>
+      <w:proofErr w:type="spellStart"/>
+      <w:r>
+        <w:t>token</w:t>
+      </w:r>
+      <w:proofErr w:type="spellEnd"/>
+      <w:r>
+        <w:t>&gt;</w:t>
+      </w:r>
+    </w:p>
+    <w:p>
+      <w:pPr>
+        <w:pStyle w:val="af2"/>
+      </w:pPr>
+      <w:r>
+        <w:t xml:space="preserve">Права доступа проверяются на стороне сервера. Клиент использует роль пользователя только для отображения доступных разделов интерфейса, но окончательное решение о доступе принимает сервер после проверки JWT. Например, управление пользователями доступно только ролям </w:t>
+      </w:r>
+      <w:proofErr w:type="spellStart"/>
+      <w:r>
+        <w:t>agriculture_admin</w:t>
+      </w:r>
+      <w:proofErr w:type="spellEnd"/>
+      <w:r>
+        <w:t xml:space="preserve"> и </w:t>
+      </w:r>
+      <w:proofErr w:type="spellStart"/>
+      <w:r>
+        <w:t>association_director</w:t>
+      </w:r>
+      <w:proofErr w:type="spellEnd"/>
+      <w:r>
+        <w:t>. Такой подход защищает систему от попыток получить дополнительные права путем изменения данных на стороне клиента.</w:t>
+      </w:r>
+    </w:p>
+    <w:p>
+      <w:pPr>
+        <w:pStyle w:val="af2"/>
+      </w:pPr>
+      <w:r>
+        <w:t xml:space="preserve">Использование JWT позволяет реализовать </w:t>
+      </w:r>
+      <w:proofErr w:type="spellStart"/>
+      <w:r>
+        <w:t>stateless</w:t>
+      </w:r>
+      <w:proofErr w:type="spellEnd"/>
+      <w:r>
+        <w:t>-авторизацию, при которой серверу не требуется хранить пользовательские сессии в памяти. Каждый защищенный запрос содержит токен, достаточный для проверки пользователя и его прав, что упрощает архитектуру API и облегчает дальнейшее масштабирование серверной части.</w:t>
+      </w:r>
+    </w:p>
+    <w:p>
+      <w:pPr>
+        <w:pStyle w:val="af2"/>
+      </w:pPr>
+      <w:r>
+        <w:t xml:space="preserve">В проекте также разделены внутренние структуры хранения данных и внешний контракт API. </w:t>
+      </w:r>
+      <w:proofErr w:type="spellStart"/>
+      <w:r>
+        <w:t>Persistence</w:t>
+      </w:r>
+      <w:proofErr w:type="spellEnd"/>
+      <w:r>
+        <w:t xml:space="preserve">-структуры описывают хранение данных в базе, DTO используются внутри </w:t>
+      </w:r>
+      <w:proofErr w:type="spellStart"/>
+      <w:r>
+        <w:t>application</w:t>
+      </w:r>
+      <w:proofErr w:type="spellEnd"/>
+      <w:r>
+        <w:t xml:space="preserve">-слоя, а </w:t>
+      </w:r>
+      <w:proofErr w:type="spellStart"/>
+      <w:r>
+        <w:t>view</w:t>
+      </w:r>
+      <w:proofErr w:type="spellEnd"/>
+      <w:r>
+        <w:t>-структуры формируют JSON-ответы для клиента. Такое разделение предотвращает передачу лишних внутренних данных наружу и позволяет независимо изменять внутреннюю модель и внешний API.</w:t>
+      </w:r>
+    </w:p>
+    <w:p>
+      <w:pPr>
+        <w:pStyle w:val="af2"/>
+      </w:pPr>
+      <w:r>
+        <w:t xml:space="preserve">Выбранная архитектура облегчает тестирование системы. В проекте предусмотрены </w:t>
+      </w:r>
+      <w:proofErr w:type="spellStart"/>
+      <w:r>
+        <w:t>unit</w:t>
+      </w:r>
+      <w:proofErr w:type="spellEnd"/>
+      <w:r>
+        <w:t xml:space="preserve">-тесты для отдельных компонентов и </w:t>
+      </w:r>
+      <w:proofErr w:type="spellStart"/>
+      <w:r>
+        <w:t>integration</w:t>
+      </w:r>
+      <w:proofErr w:type="spellEnd"/>
+      <w:r>
+        <w:t xml:space="preserve">-тесты для проверки HTTP </w:t>
+      </w:r>
+      <w:proofErr w:type="spellStart"/>
+      <w:r>
+        <w:t>endpoints</w:t>
+      </w:r>
+      <w:proofErr w:type="spellEnd"/>
+      <w:r>
+        <w:t xml:space="preserve"> и работы с тестовой базой. В </w:t>
+      </w:r>
+      <w:proofErr w:type="spellStart"/>
+      <w:r>
+        <w:t>Debug</w:t>
+      </w:r>
+      <w:proofErr w:type="spellEnd"/>
+      <w:r>
+        <w:t xml:space="preserve">-сборке используется база </w:t>
+      </w:r>
+      <w:proofErr w:type="spellStart"/>
+      <w:r>
+        <w:t>fasc_test</w:t>
+      </w:r>
+      <w:proofErr w:type="spellEnd"/>
+      <w:r>
+        <w:t xml:space="preserve">, а в </w:t>
+      </w:r>
+      <w:proofErr w:type="spellStart"/>
+      <w:r>
+        <w:t>Release</w:t>
+      </w:r>
+      <w:proofErr w:type="spellEnd"/>
+      <w:r>
+        <w:t xml:space="preserve">-сборке — основная база </w:t>
+      </w:r>
+      <w:proofErr w:type="spellStart"/>
+      <w:r>
+        <w:t>fasc_db</w:t>
+      </w:r>
+      <w:proofErr w:type="spellEnd"/>
+      <w:r>
+        <w:t>.</w:t>
+      </w:r>
+    </w:p>
+    <w:p>
+      <w:pPr>
+        <w:pStyle w:val="af2"/>
+      </w:pPr>
+      <w:r>
+        <w:lastRenderedPageBreak/>
+        <w:t>Таким образом, выбранная архитектура обеспечивает четкое разделение ответственности: клиент отвечает за интерфейс, сервер — за обработку запросов, бизнес-логику, авторизацию и API, а база данных — за надежное хранение информации. Такое решение удобно для сопровождения, тестирования и дальнейшего развития информационной системы.</w:t>
+      </w:r>
+    </w:p>
+    <w:p>
+      <w:pPr>
+        <w:pStyle w:val="23"/>
+        <w:numPr>
+          <w:ilvl w:val="1"/>
+          <w:numId w:val="3"/>
+        </w:numPr>
+        <w:ind w:left="0" w:firstLine="709"/>
+      </w:pPr>
+      <w:r>
+        <w:t>Вывод по аналитической части</w:t>
+      </w:r>
+    </w:p>
+    <w:p>
+      <w:pPr>
+        <w:pStyle w:val="af2"/>
+      </w:pPr>
+      <w:r>
+        <w:t>В аналитической части была рассмотрена предметная область ассоциации фермерских хозяйств, определены основные бизнес-процессы и выявлены проблемы ручного или разрозненного учета данных. Было установлено, что для эффективной работы ассоциации необходима информационная система, обеспечивающая централизованное хранение информации и выполнение основных операций с данными.</w:t>
+      </w:r>
+    </w:p>
+    <w:p>
+      <w:pPr>
+        <w:pStyle w:val="af2"/>
+      </w:pPr>
+      <w:r>
+        <w:t>На основании анализа были сформулированы функциональные и нефункциональные требования к системе, а также выбрана клиент-серверная архитектура. Данный подход является подходящим для разрабатываемого приложения, так как позволяет организовать взаимодействие между пользовательским интерфейсом, серверной логикой и базой данных.</w:t>
+      </w:r>
     </w:p>
     <w:p>
       <w:pPr>
@@ -1423,24 +2539,5929 @@
       </w:pPr>
       <w:bookmarkStart w:id="2" w:name="_Toc229849173"/>
       <w:r>
-        <w:t>Программно-технологическая част</w:t>
-      </w:r>
+        <w:t>Проектная</w:t>
+      </w:r>
+      <w:r>
+        <w:t xml:space="preserve"> част</w:t>
+      </w:r>
+      <w:bookmarkEnd w:id="2"/>
       <w:r>
         <w:t>ь</w:t>
       </w:r>
-      <w:bookmarkEnd w:id="2"/>
-      <w:r>
-        <w:t xml:space="preserve">            </w:t>
-      </w:r>
-    </w:p>
-    <w:p>
-      <w:pPr>
-        <w:pStyle w:val="af2"/>
-      </w:pPr>
+    </w:p>
+    <w:p>
+      <w:pPr>
+        <w:pStyle w:val="23"/>
+        <w:numPr>
+          <w:ilvl w:val="1"/>
+          <w:numId w:val="1"/>
+        </w:numPr>
+        <w:ind w:left="0" w:firstLine="709"/>
+      </w:pPr>
+      <w:r>
+        <w:t>Назначение разрабатываемой системы</w:t>
+      </w:r>
+    </w:p>
+    <w:p>
+      <w:pPr>
+        <w:pStyle w:val="af2"/>
+      </w:pPr>
+      <w:r>
+        <w:t>Разрабатываемая информационная система предназначена для автоматизации деятельности фермерской ассоциации. Система обеспечивает централизованное хранение и обработку данных о фермерских хозяйствах, ассоциациях, сотрудниках, земельных участках, продукции, поставщиках, договорах, закупках и продажах.</w:t>
+      </w:r>
+    </w:p>
+    <w:p>
+      <w:pPr>
+        <w:pStyle w:val="af2"/>
+      </w:pPr>
+      <w:r>
+        <w:t>Основными задачами системы являются: ведение справочников и учетных данных, предоставление пользователям удобного веб-интерфейса для работы с таблицами, поддержка операций создания, просмотра, изменения и удаления записей, а также разграничение доступа к функциональности в зависимости от роли пользователя.</w:t>
+      </w:r>
+    </w:p>
+    <w:p>
+      <w:pPr>
+        <w:pStyle w:val="af2"/>
+      </w:pPr>
+    </w:p>
+    <w:p>
+      <w:pPr>
+        <w:pStyle w:val="af2"/>
+      </w:pPr>
+      <w:r>
+        <w:lastRenderedPageBreak/>
+        <w:t>Система ориентирована на несколько категорий пользователей: администратора сельского хозяйства, руководителя ассоциации, владельца хозяйства, агронома, менеджера закупок, менеджера продаж и сотрудника хозяйства. Для каждой роли предусмотрен свой набор доступных разделов и операций.</w:t>
+      </w:r>
+    </w:p>
+    <w:p>
+      <w:pPr>
+        <w:pStyle w:val="23"/>
+        <w:numPr>
+          <w:ilvl w:val="1"/>
+          <w:numId w:val="1"/>
+        </w:numPr>
+        <w:ind w:left="0" w:firstLine="709"/>
+      </w:pPr>
+      <w:r>
+        <w:t>Общая структура информационной системы</w:t>
+      </w:r>
+    </w:p>
+    <w:p>
+      <w:pPr>
+        <w:pStyle w:val="af2"/>
+      </w:pPr>
+      <w:r>
+        <w:t>Информационная система построена по клиент-серверной архитектуре и включает три основные части:</w:t>
+      </w:r>
+    </w:p>
+    <w:p>
+      <w:pPr>
+        <w:pStyle w:val="af2"/>
+        <w:numPr>
+          <w:ilvl w:val="0"/>
+          <w:numId w:val="9"/>
+        </w:numPr>
+        <w:ind w:left="0" w:firstLine="709"/>
+      </w:pPr>
+      <w:r>
+        <w:t>Клиентское веб-приложение.</w:t>
+      </w:r>
+    </w:p>
+    <w:p>
+      <w:pPr>
+        <w:pStyle w:val="af2"/>
+        <w:numPr>
+          <w:ilvl w:val="0"/>
+          <w:numId w:val="9"/>
+        </w:numPr>
+        <w:ind w:left="0" w:firstLine="709"/>
+      </w:pPr>
+      <w:r>
+        <w:t>Серверное приложение.</w:t>
+      </w:r>
+    </w:p>
+    <w:p>
+      <w:pPr>
+        <w:pStyle w:val="af2"/>
+        <w:numPr>
+          <w:ilvl w:val="0"/>
+          <w:numId w:val="9"/>
+        </w:numPr>
+        <w:ind w:left="0" w:firstLine="709"/>
+      </w:pPr>
+      <w:r>
+        <w:t xml:space="preserve">Базу данных </w:t>
+      </w:r>
+      <w:proofErr w:type="spellStart"/>
+      <w:r>
+        <w:t>PostgreSQL</w:t>
+      </w:r>
+      <w:proofErr w:type="spellEnd"/>
+      <w:r>
+        <w:t>.</w:t>
+      </w:r>
+    </w:p>
+    <w:p>
+      <w:pPr>
+        <w:pStyle w:val="af2"/>
+      </w:pPr>
+      <w:r>
+        <w:t xml:space="preserve">Клиентская часть реализована на </w:t>
+      </w:r>
+      <w:proofErr w:type="spellStart"/>
+      <w:r>
+        <w:t>React</w:t>
+      </w:r>
+      <w:proofErr w:type="spellEnd"/>
+      <w:r>
+        <w:t xml:space="preserve"> и </w:t>
+      </w:r>
+      <w:proofErr w:type="spellStart"/>
+      <w:r>
+        <w:t>TypeScript</w:t>
+      </w:r>
+      <w:proofErr w:type="spellEnd"/>
+      <w:r>
+        <w:t>. Она отвечает за отображение пользовательского интерфейса, авторизацию, работу с таблицами, формами и навигацией по бизнес-разделам.</w:t>
+      </w:r>
+    </w:p>
+    <w:p>
+      <w:pPr>
+        <w:pStyle w:val="af2"/>
+      </w:pPr>
+      <w:r>
+        <w:t>Серверная часть реализована на C++20. Сервер предоставляет HTTP JSON API, принимает запросы от клиента, проверяет права доступа, выполняет бизнес-логику и обращается к базе данных.</w:t>
+      </w:r>
+    </w:p>
+    <w:p>
+      <w:pPr>
+        <w:pStyle w:val="af2"/>
+      </w:pPr>
+      <w:r>
+        <w:t xml:space="preserve">База данных </w:t>
+      </w:r>
+      <w:proofErr w:type="spellStart"/>
+      <w:r>
+        <w:t>PostgreSQL</w:t>
+      </w:r>
+      <w:proofErr w:type="spellEnd"/>
+      <w:r>
+        <w:t xml:space="preserve"> используется для постоянного хранения информации. В ней размещены таблицы предметной области, учетные записи пользователей и роли доступа.</w:t>
+      </w:r>
+    </w:p>
+    <w:p>
+      <w:pPr>
+        <w:pStyle w:val="af2"/>
+      </w:pPr>
+      <w:r>
+        <w:t>Общая схема взаимодействия компонентов имеет следующий вид:</w:t>
+      </w:r>
+    </w:p>
+    <w:p>
+      <w:pPr>
+        <w:pStyle w:val="af2"/>
+      </w:pPr>
+      <w:r>
+        <w:t>Пользователь</w:t>
+      </w:r>
+    </w:p>
+    <w:p>
+      <w:pPr>
+        <w:pStyle w:val="af2"/>
+      </w:pPr>
+      <w:r>
+        <w:t xml:space="preserve"> </w:t>
+      </w:r>
+      <w:r>
+        <w:rPr>
+          <w:lang w:val="en-US"/>
+        </w:rPr>
+        <w:sym w:font="Wingdings" w:char="F0E0"/>
+      </w:r>
+      <w:r>
+        <w:t xml:space="preserve"> </w:t>
+      </w:r>
+      <w:proofErr w:type="spellStart"/>
+      <w:r>
+        <w:t>React</w:t>
+      </w:r>
+      <w:proofErr w:type="spellEnd"/>
+      <w:r>
+        <w:t xml:space="preserve"> + </w:t>
+      </w:r>
+      <w:proofErr w:type="spellStart"/>
+      <w:r>
+        <w:t>TypeScript</w:t>
+      </w:r>
+      <w:proofErr w:type="spellEnd"/>
+      <w:r>
+        <w:t xml:space="preserve"> клиент</w:t>
+      </w:r>
+    </w:p>
+    <w:p>
+      <w:pPr>
+        <w:pStyle w:val="af2"/>
+      </w:pPr>
+      <w:r>
+        <w:t xml:space="preserve"> </w:t>
+      </w:r>
+      <w:r>
+        <w:rPr>
+          <w:lang w:val="en-US"/>
+        </w:rPr>
+        <w:sym w:font="Wingdings" w:char="F0E0"/>
+      </w:r>
+      <w:r>
+        <w:t xml:space="preserve"> HTTP JSON API</w:t>
+      </w:r>
+    </w:p>
+    <w:p>
+      <w:pPr>
+        <w:pStyle w:val="af2"/>
+      </w:pPr>
+      <w:r>
+        <w:t xml:space="preserve"> </w:t>
+      </w:r>
+      <w:r>
+        <w:rPr>
+          <w:lang w:val="en-US"/>
+        </w:rPr>
+        <w:sym w:font="Wingdings" w:char="F0E0"/>
+      </w:r>
+      <w:r>
+        <w:t xml:space="preserve"> C++20 сервер</w:t>
+      </w:r>
+    </w:p>
+    <w:p>
+      <w:pPr>
+        <w:pStyle w:val="af2"/>
+      </w:pPr>
+      <w:r>
+        <w:t xml:space="preserve"> </w:t>
+      </w:r>
+      <w:r>
+        <w:rPr>
+          <w:lang w:val="en-US"/>
+        </w:rPr>
+        <w:sym w:font="Wingdings" w:char="F0E0"/>
+      </w:r>
+      <w:r>
+        <w:t xml:space="preserve"> </w:t>
+      </w:r>
+      <w:proofErr w:type="spellStart"/>
+      <w:r>
+        <w:t>PostgreSQL</w:t>
+      </w:r>
+      <w:proofErr w:type="spellEnd"/>
+    </w:p>
+    <w:p>
+      <w:pPr>
+        <w:pStyle w:val="af2"/>
+      </w:pPr>
+      <w:r>
+        <w:t xml:space="preserve">Такое разделение позволяет независимо развивать клиентскую и серверную части, упрощает тестирование и повышает </w:t>
+      </w:r>
+      <w:proofErr w:type="spellStart"/>
+      <w:r>
+        <w:t>сопровождаемость</w:t>
+      </w:r>
+      <w:proofErr w:type="spellEnd"/>
+      <w:r>
+        <w:t xml:space="preserve"> проекта.</w:t>
+      </w:r>
+    </w:p>
+    <w:p>
+      <w:pPr>
+        <w:pStyle w:val="af2"/>
+      </w:pPr>
+    </w:p>
+    <w:p>
+      <w:pPr>
+        <w:pStyle w:val="23"/>
+        <w:numPr>
+          <w:ilvl w:val="1"/>
+          <w:numId w:val="1"/>
+        </w:numPr>
+        <w:ind w:left="0" w:firstLine="709"/>
+      </w:pPr>
+      <w:r>
+        <w:lastRenderedPageBreak/>
+        <w:t>Проектирование базы данных</w:t>
+      </w:r>
+    </w:p>
+    <w:p>
+      <w:pPr>
+        <w:pStyle w:val="af2"/>
+      </w:pPr>
+      <w:r>
+        <w:t xml:space="preserve">База данных проектируется как реляционная, так как предметная область содержит большое количество связанных сущностей. </w:t>
+      </w:r>
+      <w:proofErr w:type="spellStart"/>
+      <w:r>
+        <w:t>PostgreSQL</w:t>
+      </w:r>
+      <w:proofErr w:type="spellEnd"/>
+      <w:r>
+        <w:t xml:space="preserve"> выбран из-за надежности, поддержки транзакций, внешних ключей, ограничений целостности и удобной работы со связанными данными.</w:t>
+      </w:r>
+    </w:p>
+    <w:p>
+      <w:pPr>
+        <w:pStyle w:val="af2"/>
+      </w:pPr>
+      <w:r>
+        <w:t>База данных содержит таблицы для хранения сведений о фермерских ассоциациях, хозяйствах, физических лицах, сотрудниках, участках, продукции, поставщиках, договорах, закупках и продажах.</w:t>
+      </w:r>
+    </w:p>
+    <w:p>
+      <w:pPr>
+        <w:pStyle w:val="af2"/>
+      </w:pPr>
+      <w:r>
+        <w:t xml:space="preserve">В проекте также используется отдельная таблица пользователей. Для пользователя основным идентификатором является </w:t>
+      </w:r>
+      <w:proofErr w:type="spellStart"/>
+      <w:r>
+        <w:t>login</w:t>
+      </w:r>
+      <w:proofErr w:type="spellEnd"/>
+      <w:r>
+        <w:t>, который выступает первичным ключом. Это удобно, так как логин уникален и используется для авторизации.</w:t>
+      </w:r>
+    </w:p>
+    <w:p>
+      <w:pPr>
+        <w:pStyle w:val="31"/>
+        <w:numPr>
+          <w:ilvl w:val="2"/>
+          <w:numId w:val="1"/>
+        </w:numPr>
+        <w:ind w:left="0" w:firstLine="709"/>
+      </w:pPr>
+      <w:r>
+        <w:t>Основные</w:t>
+      </w:r>
+      <w:r>
+        <w:t xml:space="preserve"> сущности базы данных</w:t>
+      </w:r>
+    </w:p>
+    <w:p>
+      <w:pPr>
+        <w:pStyle w:val="af2"/>
+      </w:pPr>
+      <w:r>
+        <w:t>К основным сущностям базы данных относятся:</w:t>
+      </w:r>
+    </w:p>
+    <w:p>
+      <w:pPr>
+        <w:pStyle w:val="af2"/>
+        <w:numPr>
+          <w:ilvl w:val="0"/>
+          <w:numId w:val="10"/>
+        </w:numPr>
+        <w:ind w:left="0" w:firstLine="709"/>
+      </w:pPr>
+      <w:proofErr w:type="spellStart"/>
+      <w:r>
+        <w:t>farm_association</w:t>
+      </w:r>
+      <w:proofErr w:type="spellEnd"/>
+      <w:r>
+        <w:t>: фермерская ассоциация.</w:t>
+      </w:r>
+    </w:p>
+    <w:p>
+      <w:pPr>
+        <w:pStyle w:val="af2"/>
+        <w:numPr>
+          <w:ilvl w:val="0"/>
+          <w:numId w:val="10"/>
+        </w:numPr>
+        <w:ind w:left="0" w:firstLine="709"/>
+      </w:pPr>
+      <w:proofErr w:type="spellStart"/>
+      <w:r>
+        <w:t>farm</w:t>
+      </w:r>
+      <w:proofErr w:type="spellEnd"/>
+      <w:r>
+        <w:t>: фермерское хозяйство.</w:t>
+      </w:r>
+    </w:p>
+    <w:p>
+      <w:pPr>
+        <w:pStyle w:val="af2"/>
+        <w:numPr>
+          <w:ilvl w:val="0"/>
+          <w:numId w:val="10"/>
+        </w:numPr>
+        <w:ind w:left="0" w:firstLine="709"/>
+      </w:pPr>
+      <w:proofErr w:type="spellStart"/>
+      <w:r>
+        <w:t>association_farms</w:t>
+      </w:r>
+      <w:proofErr w:type="spellEnd"/>
+      <w:r>
+        <w:t>: связь хозяйств с ассоциациями.</w:t>
+      </w:r>
+    </w:p>
+    <w:p>
+      <w:pPr>
+        <w:pStyle w:val="af2"/>
+        <w:numPr>
+          <w:ilvl w:val="0"/>
+          <w:numId w:val="10"/>
+        </w:numPr>
+        <w:ind w:left="0" w:firstLine="709"/>
+      </w:pPr>
+      <w:proofErr w:type="spellStart"/>
+      <w:r>
+        <w:t>person</w:t>
+      </w:r>
+      <w:proofErr w:type="spellEnd"/>
+      <w:r>
+        <w:t>: физическое лицо.</w:t>
+      </w:r>
+    </w:p>
+    <w:p>
+      <w:pPr>
+        <w:pStyle w:val="af2"/>
+        <w:numPr>
+          <w:ilvl w:val="0"/>
+          <w:numId w:val="10"/>
+        </w:numPr>
+        <w:ind w:left="0" w:firstLine="709"/>
+      </w:pPr>
+      <w:proofErr w:type="spellStart"/>
+      <w:r>
+        <w:t>identity_document_type</w:t>
+      </w:r>
+      <w:proofErr w:type="spellEnd"/>
+      <w:r>
+        <w:t>: тип документа, удостоверяющего личность.</w:t>
+      </w:r>
+    </w:p>
+    <w:p>
+      <w:pPr>
+        <w:pStyle w:val="af2"/>
+        <w:numPr>
+          <w:ilvl w:val="0"/>
+          <w:numId w:val="10"/>
+        </w:numPr>
+        <w:ind w:left="0" w:firstLine="709"/>
+      </w:pPr>
+      <w:proofErr w:type="spellStart"/>
+      <w:r>
+        <w:t>person_document</w:t>
+      </w:r>
+      <w:proofErr w:type="spellEnd"/>
+      <w:r>
+        <w:t>: документ физического лица.</w:t>
+      </w:r>
+    </w:p>
+    <w:p>
+      <w:pPr>
+        <w:pStyle w:val="af2"/>
+        <w:numPr>
+          <w:ilvl w:val="0"/>
+          <w:numId w:val="10"/>
+        </w:numPr>
+        <w:ind w:left="0" w:firstLine="709"/>
+      </w:pPr>
+      <w:proofErr w:type="spellStart"/>
+      <w:r>
+        <w:t>farm_owner</w:t>
+      </w:r>
+      <w:proofErr w:type="spellEnd"/>
+      <w:r>
+        <w:t>: владелец хозяйства.</w:t>
+      </w:r>
+    </w:p>
+    <w:p>
+      <w:pPr>
+        <w:pStyle w:val="af2"/>
+        <w:numPr>
+          <w:ilvl w:val="0"/>
+          <w:numId w:val="10"/>
+        </w:numPr>
+        <w:ind w:left="0" w:firstLine="709"/>
+      </w:pPr>
+      <w:proofErr w:type="spellStart"/>
+      <w:r>
+        <w:t>farm_ownership</w:t>
+      </w:r>
+      <w:proofErr w:type="spellEnd"/>
+      <w:r>
+        <w:t>: доля владения хозяйством.</w:t>
+      </w:r>
+    </w:p>
+    <w:p>
+      <w:pPr>
+        <w:pStyle w:val="af2"/>
+        <w:numPr>
+          <w:ilvl w:val="0"/>
+          <w:numId w:val="10"/>
+        </w:numPr>
+        <w:ind w:left="0" w:firstLine="709"/>
+      </w:pPr>
+      <w:proofErr w:type="spellStart"/>
+      <w:r>
+        <w:t>farm_employee</w:t>
+      </w:r>
+      <w:proofErr w:type="spellEnd"/>
+      <w:r>
+        <w:t>: сотрудник хозяйства.</w:t>
+      </w:r>
+    </w:p>
+    <w:p>
+      <w:pPr>
+        <w:pStyle w:val="af2"/>
+        <w:numPr>
+          <w:ilvl w:val="0"/>
+          <w:numId w:val="10"/>
+        </w:numPr>
+        <w:ind w:left="0" w:firstLine="709"/>
+      </w:pPr>
+      <w:proofErr w:type="spellStart"/>
+      <w:r>
+        <w:t>association_employee</w:t>
+      </w:r>
+      <w:proofErr w:type="spellEnd"/>
+      <w:r>
+        <w:t>: сотрудник ассоциации.</w:t>
+      </w:r>
+    </w:p>
+    <w:p>
+      <w:pPr>
+        <w:pStyle w:val="af2"/>
+        <w:numPr>
+          <w:ilvl w:val="0"/>
+          <w:numId w:val="10"/>
+        </w:numPr>
+        <w:ind w:left="0" w:firstLine="709"/>
+      </w:pPr>
+      <w:proofErr w:type="spellStart"/>
+      <w:r>
+        <w:t>association_member</w:t>
+      </w:r>
+      <w:proofErr w:type="spellEnd"/>
+      <w:r>
+        <w:t>: член ассоциации.</w:t>
+      </w:r>
+    </w:p>
+    <w:p>
+      <w:pPr>
+        <w:pStyle w:val="af2"/>
+        <w:numPr>
+          <w:ilvl w:val="0"/>
+          <w:numId w:val="10"/>
+        </w:numPr>
+        <w:ind w:left="0" w:firstLine="709"/>
+      </w:pPr>
+      <w:proofErr w:type="spellStart"/>
+      <w:r>
+        <w:t>farm_plot</w:t>
+      </w:r>
+      <w:proofErr w:type="spellEnd"/>
+      <w:r>
+        <w:t>: земельный участок.</w:t>
+      </w:r>
+    </w:p>
+    <w:p>
+      <w:pPr>
+        <w:pStyle w:val="af2"/>
+        <w:numPr>
+          <w:ilvl w:val="0"/>
+          <w:numId w:val="10"/>
+        </w:numPr>
+        <w:ind w:left="0" w:firstLine="709"/>
+      </w:pPr>
+      <w:proofErr w:type="spellStart"/>
+      <w:r>
+        <w:t>farm_plot_type</w:t>
+      </w:r>
+      <w:proofErr w:type="spellEnd"/>
+      <w:r>
+        <w:t>: тип земельного участка.</w:t>
+      </w:r>
+    </w:p>
+    <w:p>
+      <w:pPr>
+        <w:pStyle w:val="af2"/>
+        <w:numPr>
+          <w:ilvl w:val="0"/>
+          <w:numId w:val="10"/>
+        </w:numPr>
+        <w:ind w:left="0" w:firstLine="709"/>
+      </w:pPr>
+      <w:proofErr w:type="spellStart"/>
+      <w:r>
+        <w:t>farm_plot_assignment</w:t>
+      </w:r>
+      <w:proofErr w:type="spellEnd"/>
+      <w:r>
+        <w:t>: закрепление участка за хозяйством.</w:t>
+      </w:r>
+    </w:p>
+    <w:p>
+      <w:pPr>
+        <w:pStyle w:val="af2"/>
+        <w:numPr>
+          <w:ilvl w:val="0"/>
+          <w:numId w:val="10"/>
+        </w:numPr>
+        <w:ind w:left="0" w:firstLine="709"/>
+      </w:pPr>
+      <w:proofErr w:type="spellStart"/>
+      <w:r>
+        <w:t>employee_plot_assignment</w:t>
+      </w:r>
+      <w:proofErr w:type="spellEnd"/>
+      <w:r>
+        <w:t>: закрепление участка за сотрудником.</w:t>
+      </w:r>
+    </w:p>
+    <w:p>
+      <w:pPr>
+        <w:pStyle w:val="af2"/>
+        <w:numPr>
+          <w:ilvl w:val="0"/>
+          <w:numId w:val="10"/>
+        </w:numPr>
+        <w:ind w:left="0" w:firstLine="709"/>
+      </w:pPr>
+      <w:proofErr w:type="spellStart"/>
+      <w:r>
+        <w:t>unit</w:t>
+      </w:r>
+      <w:proofErr w:type="spellEnd"/>
+      <w:r>
+        <w:t>: единица измерения.</w:t>
+      </w:r>
+    </w:p>
+    <w:p>
+      <w:pPr>
+        <w:pStyle w:val="af2"/>
+        <w:numPr>
+          <w:ilvl w:val="0"/>
+          <w:numId w:val="10"/>
+        </w:numPr>
+        <w:ind w:left="0" w:firstLine="709"/>
+      </w:pPr>
+      <w:proofErr w:type="spellStart"/>
+      <w:r>
+        <w:lastRenderedPageBreak/>
+        <w:t>product_type</w:t>
+      </w:r>
+      <w:proofErr w:type="spellEnd"/>
+      <w:r>
+        <w:t>: тип продукции.</w:t>
+      </w:r>
+    </w:p>
+    <w:p>
+      <w:pPr>
+        <w:pStyle w:val="af2"/>
+        <w:numPr>
+          <w:ilvl w:val="0"/>
+          <w:numId w:val="10"/>
+        </w:numPr>
+        <w:ind w:left="0" w:firstLine="709"/>
+      </w:pPr>
+      <w:proofErr w:type="spellStart"/>
+      <w:r>
+        <w:t>product</w:t>
+      </w:r>
+      <w:proofErr w:type="spellEnd"/>
+      <w:r>
+        <w:t>: продукция.</w:t>
+      </w:r>
+    </w:p>
+    <w:p>
+      <w:pPr>
+        <w:pStyle w:val="af2"/>
+        <w:numPr>
+          <w:ilvl w:val="0"/>
+          <w:numId w:val="10"/>
+        </w:numPr>
+        <w:ind w:left="0" w:firstLine="709"/>
+      </w:pPr>
+      <w:proofErr w:type="spellStart"/>
+      <w:r>
+        <w:t>farm_plot_consumption_product</w:t>
+      </w:r>
+      <w:proofErr w:type="spellEnd"/>
+      <w:r>
+        <w:t>: потребление продукции на участке.</w:t>
+      </w:r>
+    </w:p>
+    <w:p>
+      <w:pPr>
+        <w:pStyle w:val="af2"/>
+        <w:numPr>
+          <w:ilvl w:val="0"/>
+          <w:numId w:val="10"/>
+        </w:numPr>
+        <w:ind w:left="0" w:firstLine="709"/>
+      </w:pPr>
+      <w:proofErr w:type="spellStart"/>
+      <w:r>
+        <w:t>farm_plot_production_product</w:t>
+      </w:r>
+      <w:proofErr w:type="spellEnd"/>
+      <w:r>
+        <w:t>: производство продукции на участке.</w:t>
+      </w:r>
+    </w:p>
+    <w:p>
+      <w:pPr>
+        <w:pStyle w:val="af2"/>
+        <w:numPr>
+          <w:ilvl w:val="0"/>
+          <w:numId w:val="10"/>
+        </w:numPr>
+        <w:ind w:left="0" w:firstLine="709"/>
+      </w:pPr>
+      <w:proofErr w:type="spellStart"/>
+      <w:r>
+        <w:t>supplier</w:t>
+      </w:r>
+      <w:proofErr w:type="spellEnd"/>
+      <w:r>
+        <w:t>: поставщик.</w:t>
+      </w:r>
+    </w:p>
+    <w:p>
+      <w:pPr>
+        <w:pStyle w:val="af2"/>
+        <w:numPr>
+          <w:ilvl w:val="0"/>
+          <w:numId w:val="10"/>
+        </w:numPr>
+        <w:ind w:left="0" w:firstLine="709"/>
+      </w:pPr>
+      <w:proofErr w:type="spellStart"/>
+      <w:r>
+        <w:t>supplier_product_price</w:t>
+      </w:r>
+      <w:proofErr w:type="spellEnd"/>
+      <w:r>
+        <w:t>: цена продукции у поставщика.</w:t>
+      </w:r>
+    </w:p>
+    <w:p>
+      <w:pPr>
+        <w:pStyle w:val="af2"/>
+        <w:numPr>
+          <w:ilvl w:val="0"/>
+          <w:numId w:val="10"/>
+        </w:numPr>
+        <w:ind w:left="0" w:firstLine="709"/>
+        <w:rPr>
+          <w:lang w:val="en-US"/>
+        </w:rPr>
+      </w:pPr>
+      <w:r>
+        <w:rPr>
+          <w:lang w:val="en-US"/>
+        </w:rPr>
+        <w:t xml:space="preserve">contract: </w:t>
+      </w:r>
+      <w:r>
+        <w:t>договор</w:t>
+      </w:r>
+      <w:r>
+        <w:rPr>
+          <w:lang w:val="en-US"/>
+        </w:rPr>
+        <w:t>.</w:t>
+      </w:r>
+    </w:p>
+    <w:p>
+      <w:pPr>
+        <w:pStyle w:val="af2"/>
+        <w:numPr>
+          <w:ilvl w:val="0"/>
+          <w:numId w:val="10"/>
+        </w:numPr>
+        <w:ind w:left="0" w:firstLine="709"/>
+        <w:rPr>
+          <w:lang w:val="en-US"/>
+        </w:rPr>
+      </w:pPr>
+      <w:proofErr w:type="spellStart"/>
+      <w:r>
+        <w:rPr>
+          <w:lang w:val="en-US"/>
+        </w:rPr>
+        <w:t>purchase_requisition</w:t>
+      </w:r>
+      <w:proofErr w:type="spellEnd"/>
+      <w:r>
+        <w:rPr>
+          <w:lang w:val="en-US"/>
+        </w:rPr>
+        <w:t xml:space="preserve">: </w:t>
+      </w:r>
+      <w:r>
+        <w:t>заявка</w:t>
+      </w:r>
+      <w:r>
+        <w:rPr>
+          <w:lang w:val="en-US"/>
+        </w:rPr>
+        <w:t xml:space="preserve"> </w:t>
+      </w:r>
+      <w:r>
+        <w:t>на</w:t>
+      </w:r>
+      <w:r>
+        <w:rPr>
+          <w:lang w:val="en-US"/>
+        </w:rPr>
+        <w:t xml:space="preserve"> </w:t>
+      </w:r>
+      <w:r>
+        <w:t>закупку</w:t>
+      </w:r>
+      <w:r>
+        <w:rPr>
+          <w:lang w:val="en-US"/>
+        </w:rPr>
+        <w:t>.</w:t>
+      </w:r>
+    </w:p>
+    <w:p>
+      <w:pPr>
+        <w:pStyle w:val="af2"/>
+        <w:numPr>
+          <w:ilvl w:val="0"/>
+          <w:numId w:val="10"/>
+        </w:numPr>
+        <w:ind w:left="0" w:firstLine="709"/>
+      </w:pPr>
+      <w:proofErr w:type="spellStart"/>
+      <w:r>
+        <w:t>purchase_order</w:t>
+      </w:r>
+      <w:proofErr w:type="spellEnd"/>
+      <w:r>
+        <w:t>: заказ на закупку.</w:t>
+      </w:r>
+    </w:p>
+    <w:p>
+      <w:pPr>
+        <w:pStyle w:val="af2"/>
+        <w:numPr>
+          <w:ilvl w:val="0"/>
+          <w:numId w:val="10"/>
+        </w:numPr>
+        <w:ind w:left="0" w:firstLine="709"/>
+      </w:pPr>
+      <w:proofErr w:type="spellStart"/>
+      <w:r>
+        <w:t>purchase_order_item</w:t>
+      </w:r>
+      <w:proofErr w:type="spellEnd"/>
+      <w:r>
+        <w:t>: позиция заказа на закупку.</w:t>
+      </w:r>
+    </w:p>
+    <w:p>
+      <w:pPr>
+        <w:pStyle w:val="af2"/>
+        <w:numPr>
+          <w:ilvl w:val="0"/>
+          <w:numId w:val="10"/>
+        </w:numPr>
+        <w:ind w:left="0" w:firstLine="709"/>
+      </w:pPr>
+      <w:proofErr w:type="spellStart"/>
+      <w:r>
+        <w:t>sales_requisition</w:t>
+      </w:r>
+      <w:proofErr w:type="spellEnd"/>
+      <w:r>
+        <w:t>: заявка на продажу.</w:t>
+      </w:r>
+    </w:p>
+    <w:p>
+      <w:pPr>
+        <w:pStyle w:val="af2"/>
+        <w:numPr>
+          <w:ilvl w:val="0"/>
+          <w:numId w:val="10"/>
+        </w:numPr>
+        <w:ind w:left="0" w:firstLine="709"/>
+      </w:pPr>
+      <w:r>
+        <w:t>User: пользователь системы.</w:t>
+      </w:r>
+    </w:p>
+    <w:p>
+      <w:pPr>
+        <w:pStyle w:val="af2"/>
+      </w:pPr>
+      <w:r>
+        <w:t xml:space="preserve">Большинство таблиц используют числовые первичные ключи. Для связующих таблиц применяются составные ключи, например </w:t>
+      </w:r>
+      <w:proofErr w:type="spellStart"/>
+      <w:r>
+        <w:t>association_</w:t>
+      </w:r>
+      <w:proofErr w:type="gramStart"/>
+      <w:r>
+        <w:t>farms</w:t>
+      </w:r>
+      <w:proofErr w:type="spellEnd"/>
+      <w:r>
+        <w:t>(</w:t>
+      </w:r>
+      <w:proofErr w:type="spellStart"/>
+      <w:proofErr w:type="gramEnd"/>
+      <w:r>
+        <w:t>farm_id</w:t>
+      </w:r>
+      <w:proofErr w:type="spellEnd"/>
+      <w:r>
+        <w:t xml:space="preserve">, </w:t>
+      </w:r>
+      <w:proofErr w:type="spellStart"/>
+      <w:r>
+        <w:t>association_id</w:t>
+      </w:r>
+      <w:proofErr w:type="spellEnd"/>
+      <w:r>
+        <w:t>).</w:t>
+      </w:r>
+    </w:p>
+    <w:p>
+      <w:pPr>
+        <w:pStyle w:val="31"/>
+        <w:numPr>
+          <w:ilvl w:val="2"/>
+          <w:numId w:val="1"/>
+        </w:numPr>
+        <w:ind w:left="0" w:firstLine="709"/>
+      </w:pPr>
+      <w:r>
+        <w:t>Связи между таблицами</w:t>
+      </w:r>
+    </w:p>
+    <w:p>
+      <w:pPr>
+        <w:pStyle w:val="af2"/>
+      </w:pPr>
+      <w:r>
+        <w:t>Связи между таблицами отражают реальные бизнес-связи предметной области.</w:t>
+      </w:r>
+    </w:p>
+    <w:p>
+      <w:pPr>
+        <w:pStyle w:val="af2"/>
+      </w:pPr>
+      <w:r>
+        <w:t xml:space="preserve">Фермерская ассоциация связана с хозяйствами через таблицу </w:t>
+      </w:r>
+      <w:proofErr w:type="spellStart"/>
+      <w:r>
+        <w:t>association_farms</w:t>
+      </w:r>
+      <w:proofErr w:type="spellEnd"/>
+      <w:r>
+        <w:t>. Одно хозяйство может быть связано с ассоциацией, иметь владельцев, сотрудников, участки, договоры и заявки.</w:t>
+      </w:r>
+    </w:p>
+    <w:p>
+      <w:pPr>
+        <w:pStyle w:val="af2"/>
+      </w:pPr>
+      <w:r>
+        <w:t xml:space="preserve">Сущность </w:t>
+      </w:r>
+      <w:proofErr w:type="spellStart"/>
+      <w:r>
+        <w:t>person</w:t>
+      </w:r>
+      <w:proofErr w:type="spellEnd"/>
+      <w:r>
+        <w:t xml:space="preserve"> используется как универсальное представление физического лица. Она связана с владельцами хозяйств, сотрудниками хозяйств, сотрудниками ассоциации и членами ассоциации.</w:t>
+      </w:r>
+    </w:p>
+    <w:p>
+      <w:pPr>
+        <w:pStyle w:val="af2"/>
+      </w:pPr>
+      <w:r>
+        <w:t xml:space="preserve">Земельные участки связаны с хозяйствами через таблицу </w:t>
+      </w:r>
+      <w:proofErr w:type="spellStart"/>
+      <w:r>
+        <w:t>farm_plot_assignment</w:t>
+      </w:r>
+      <w:proofErr w:type="spellEnd"/>
+      <w:r>
+        <w:t xml:space="preserve">, а также могут быть закреплены за сотрудниками через </w:t>
+      </w:r>
+      <w:proofErr w:type="spellStart"/>
+      <w:r>
+        <w:t>employee_plot_assignment</w:t>
+      </w:r>
+      <w:proofErr w:type="spellEnd"/>
+      <w:r>
+        <w:t xml:space="preserve">. Производство и потребление продукции на участках отражается через отдельные таблицы </w:t>
+      </w:r>
+      <w:proofErr w:type="spellStart"/>
+      <w:r>
+        <w:t>farm_plot_production_product</w:t>
+      </w:r>
+      <w:proofErr w:type="spellEnd"/>
+      <w:r>
+        <w:t xml:space="preserve"> и </w:t>
+      </w:r>
+      <w:proofErr w:type="spellStart"/>
+      <w:r>
+        <w:t>farm_plot_consumption_product</w:t>
+      </w:r>
+      <w:proofErr w:type="spellEnd"/>
+      <w:r>
+        <w:t>.</w:t>
+      </w:r>
+    </w:p>
+    <w:p>
+      <w:pPr>
+        <w:pStyle w:val="af2"/>
+      </w:pPr>
+    </w:p>
+    <w:p>
+      <w:pPr>
+        <w:pStyle w:val="af2"/>
+      </w:pPr>
+      <w:r>
+        <w:lastRenderedPageBreak/>
+        <w:t>Продукция связана с типом продукции и единицей измерения. Также она используется в заявках, заказах, ценах поставщиков и производственных операциях.</w:t>
+      </w:r>
+    </w:p>
+    <w:p>
+      <w:pPr>
+        <w:pStyle w:val="af2"/>
+      </w:pPr>
+      <w:r>
+        <w:t>Поставщики связаны с договорами, заказами на закупку и ценами поставляемой продукции.</w:t>
+      </w:r>
+    </w:p>
+    <w:p>
+      <w:pPr>
+        <w:pStyle w:val="af2"/>
+      </w:pPr>
+      <w:r>
+        <w:t>Пользователи системы связаны с механизмом авторизации. В таблице пользователей хранится логин, хеш пароля и роль. Роль используется сервером для проверки прав доступа.</w:t>
+      </w:r>
+    </w:p>
+    <w:p>
+      <w:pPr>
+        <w:pStyle w:val="23"/>
+        <w:numPr>
+          <w:ilvl w:val="1"/>
+          <w:numId w:val="1"/>
+        </w:numPr>
+        <w:ind w:left="0" w:firstLine="709"/>
+      </w:pPr>
+      <w:r>
+        <w:t>Проектирование серверной части</w:t>
+      </w:r>
+    </w:p>
+    <w:p>
+      <w:pPr>
+        <w:pStyle w:val="af2"/>
+      </w:pPr>
+      <w:r>
+        <w:t>Серверная часть построена по слоистой архитектуре. Такой подход позволяет отделить сетевую обработку HTTP-запросов от бизнес-логики и работы с базой данных.</w:t>
+      </w:r>
+    </w:p>
+    <w:p>
+      <w:pPr>
+        <w:pStyle w:val="af2"/>
+      </w:pPr>
+      <w:r>
+        <w:t>Основной поток обработки запроса выглядит следующим образом:</w:t>
+      </w:r>
+    </w:p>
+    <w:p>
+      <w:pPr>
+        <w:pStyle w:val="af2"/>
+        <w:rPr>
+          <w:lang w:val="en-US"/>
+        </w:rPr>
+      </w:pPr>
+      <w:r>
+        <w:rPr>
+          <w:lang w:val="en-US"/>
+        </w:rPr>
+        <w:t>Boost.Beast request</w:t>
+      </w:r>
+    </w:p>
+    <w:p>
+      <w:pPr>
+        <w:pStyle w:val="af2"/>
+        <w:rPr>
+          <w:lang w:val="en-US"/>
+        </w:rPr>
+      </w:pPr>
+      <w:r>
+        <w:rPr>
+          <w:lang w:val="en-US"/>
+        </w:rPr>
+        <w:t xml:space="preserve"> </w:t>
+      </w:r>
+      <w:r>
+        <w:rPr>
+          <w:lang w:val="en-US"/>
+        </w:rPr>
+        <w:sym w:font="Wingdings" w:char="F0E0"/>
+      </w:r>
+      <w:r>
+        <w:rPr>
+          <w:lang w:val="en-US"/>
+        </w:rPr>
+        <w:t xml:space="preserve"> RequestDispatcher</w:t>
+      </w:r>
+    </w:p>
+    <w:p>
+      <w:pPr>
+        <w:pStyle w:val="af2"/>
+        <w:rPr>
+          <w:lang w:val="en-US"/>
+        </w:rPr>
+      </w:pPr>
+      <w:r>
+        <w:rPr>
+          <w:lang w:val="en-US"/>
+        </w:rPr>
+        <w:t xml:space="preserve"> </w:t>
+      </w:r>
+      <w:r>
+        <w:rPr>
+          <w:lang w:val="en-US"/>
+        </w:rPr>
+        <w:sym w:font="Wingdings" w:char="F0E0"/>
+      </w:r>
+      <w:r>
+        <w:rPr>
+          <w:lang w:val="en-US"/>
+        </w:rPr>
+        <w:t xml:space="preserve"> AppRouter</w:t>
+      </w:r>
+    </w:p>
+    <w:p>
+      <w:pPr>
+        <w:pStyle w:val="af2"/>
+        <w:rPr>
+          <w:lang w:val="en-US"/>
+        </w:rPr>
+      </w:pPr>
+      <w:r>
+        <w:rPr>
+          <w:lang w:val="en-US"/>
+        </w:rPr>
+        <w:t xml:space="preserve"> </w:t>
+      </w:r>
+      <w:r>
+        <w:rPr>
+          <w:lang w:val="en-US"/>
+        </w:rPr>
+        <w:sym w:font="Wingdings" w:char="F0E0"/>
+      </w:r>
+      <w:r>
+        <w:rPr>
+          <w:lang w:val="en-US"/>
+        </w:rPr>
+        <w:t xml:space="preserve"> Handler</w:t>
+      </w:r>
+    </w:p>
+    <w:p>
+      <w:pPr>
+        <w:pStyle w:val="af2"/>
+        <w:rPr>
+          <w:lang w:val="en-US"/>
+        </w:rPr>
+      </w:pPr>
+      <w:r>
+        <w:rPr>
+          <w:lang w:val="en-US"/>
+        </w:rPr>
+        <w:t xml:space="preserve"> </w:t>
+      </w:r>
+      <w:r>
+        <w:rPr>
+          <w:lang w:val="en-US"/>
+        </w:rPr>
+        <w:sym w:font="Wingdings" w:char="F0E0"/>
+      </w:r>
+      <w:r>
+        <w:rPr>
+          <w:lang w:val="en-US"/>
+        </w:rPr>
+        <w:t xml:space="preserve"> HTTP controller</w:t>
+      </w:r>
+    </w:p>
+    <w:p>
+      <w:pPr>
+        <w:pStyle w:val="af2"/>
+        <w:rPr>
+          <w:lang w:val="en-US"/>
+        </w:rPr>
+      </w:pPr>
+      <w:r>
+        <w:rPr>
+          <w:lang w:val="en-US"/>
+        </w:rPr>
+        <w:t xml:space="preserve"> </w:t>
+      </w:r>
+      <w:r>
+        <w:rPr>
+          <w:lang w:val="en-US"/>
+        </w:rPr>
+        <w:sym w:font="Wingdings" w:char="F0E0"/>
+      </w:r>
+      <w:r>
+        <w:rPr>
+          <w:lang w:val="en-US"/>
+        </w:rPr>
+        <w:t xml:space="preserve"> Application controller</w:t>
+      </w:r>
+    </w:p>
+    <w:p>
+      <w:pPr>
+        <w:pStyle w:val="af2"/>
+        <w:rPr>
+          <w:lang w:val="en-US"/>
+        </w:rPr>
+      </w:pPr>
+      <w:r>
+        <w:rPr>
+          <w:lang w:val="en-US"/>
+        </w:rPr>
+        <w:t xml:space="preserve"> </w:t>
+      </w:r>
+      <w:r>
+        <w:rPr>
+          <w:lang w:val="en-US"/>
+        </w:rPr>
+        <w:sym w:font="Wingdings" w:char="F0E0"/>
+      </w:r>
+      <w:r>
+        <w:rPr>
+          <w:lang w:val="en-US"/>
+        </w:rPr>
+        <w:t xml:space="preserve"> Database</w:t>
+      </w:r>
+    </w:p>
+    <w:p>
+      <w:pPr>
+        <w:pStyle w:val="af2"/>
+        <w:rPr>
+          <w:lang w:val="en-US"/>
+        </w:rPr>
+      </w:pPr>
+      <w:r>
+        <w:rPr>
+          <w:lang w:val="en-US"/>
+        </w:rPr>
+        <w:t xml:space="preserve"> </w:t>
+      </w:r>
+      <w:r>
+        <w:rPr>
+          <w:lang w:val="en-US"/>
+        </w:rPr>
+        <w:sym w:font="Wingdings" w:char="F0E0"/>
+      </w:r>
+      <w:r>
+        <w:rPr>
+          <w:lang w:val="en-US"/>
+        </w:rPr>
+        <w:t xml:space="preserve"> PostgreSQL</w:t>
+      </w:r>
+    </w:p>
+    <w:p>
+      <w:pPr>
+        <w:pStyle w:val="af2"/>
+        <w:rPr>
+          <w:lang w:val="en-US"/>
+        </w:rPr>
+      </w:pPr>
+      <w:r>
+        <w:t>Каждый слой выполняет свою задачу и не смешивает ответственность с другими слоями.</w:t>
+      </w:r>
+    </w:p>
+    <w:p>
+      <w:pPr>
+        <w:pStyle w:val="31"/>
+        <w:numPr>
+          <w:ilvl w:val="2"/>
+          <w:numId w:val="1"/>
+        </w:numPr>
+      </w:pPr>
+      <w:r>
+        <w:t>Сетевой слой</w:t>
+      </w:r>
+    </w:p>
+    <w:p>
+      <w:pPr>
+        <w:pStyle w:val="af2"/>
+      </w:pPr>
+      <w:r>
+        <w:t xml:space="preserve">Сетевой слой реализован с использованием </w:t>
+      </w:r>
+      <w:proofErr w:type="spellStart"/>
+      <w:r>
+        <w:t>Boost.Asio</w:t>
+      </w:r>
+      <w:proofErr w:type="spellEnd"/>
+      <w:r>
+        <w:t xml:space="preserve"> и </w:t>
+      </w:r>
+      <w:proofErr w:type="spellStart"/>
+      <w:r>
+        <w:t>Boost.Beast</w:t>
+      </w:r>
+      <w:proofErr w:type="spellEnd"/>
+      <w:r>
+        <w:t>. Он отвечает за прием TCP-соединений, чтение HTTP-запросов, контроль таймаутов, ограничение размера тела запроса и отправку HTTP-ответов.</w:t>
+      </w:r>
+    </w:p>
+    <w:p>
+      <w:pPr>
+        <w:pStyle w:val="af2"/>
+      </w:pPr>
+    </w:p>
+    <w:p>
+      <w:pPr>
+        <w:pStyle w:val="af2"/>
+        <w:rPr>
+          <w:lang w:val="en-US"/>
+        </w:rPr>
+      </w:pPr>
+      <w:r>
+        <w:lastRenderedPageBreak/>
+        <w:t xml:space="preserve">Сервер работает как HTTP-сервер. </w:t>
+      </w:r>
+      <w:proofErr w:type="spellStart"/>
+      <w:r>
+        <w:t>WebSocket</w:t>
+      </w:r>
+      <w:proofErr w:type="spellEnd"/>
+      <w:r>
+        <w:t xml:space="preserve"> в текущей архитектуре не используется, так как основные сценарии системы являются CRUD-операциями и не требуют постоянного двустороннего соединения.</w:t>
+      </w:r>
+    </w:p>
+    <w:p>
+      <w:pPr>
+        <w:pStyle w:val="af2"/>
+        <w:rPr>
+          <w:lang w:val="en-US"/>
+        </w:rPr>
+      </w:pPr>
+      <w:r>
+        <w:t>Для запуска сервера предусмотрены параметры окружения и аргументы командной строки. По умолчанию сервер слушает порт 8080.</w:t>
+      </w:r>
+    </w:p>
+    <w:p>
+      <w:pPr>
+        <w:pStyle w:val="31"/>
+        <w:numPr>
+          <w:ilvl w:val="2"/>
+          <w:numId w:val="1"/>
+        </w:numPr>
+        <w:ind w:left="0" w:firstLine="709"/>
+      </w:pPr>
+      <w:r>
+        <w:t>Маршрутизация HTTP-запросов</w:t>
+      </w:r>
+    </w:p>
+    <w:p>
+      <w:pPr>
+        <w:pStyle w:val="af2"/>
+      </w:pPr>
+      <w:r>
+        <w:t xml:space="preserve">Маршрутизация реализована через </w:t>
+      </w:r>
+      <w:proofErr w:type="spellStart"/>
+      <w:r>
+        <w:t>RequestDispatcher</w:t>
+      </w:r>
+      <w:proofErr w:type="spellEnd"/>
+      <w:r>
+        <w:t xml:space="preserve"> и </w:t>
+      </w:r>
+      <w:proofErr w:type="spellStart"/>
+      <w:r>
+        <w:t>AppRouter</w:t>
+      </w:r>
+      <w:proofErr w:type="spellEnd"/>
+      <w:r>
+        <w:t>.</w:t>
+      </w:r>
+    </w:p>
+    <w:p>
+      <w:pPr>
+        <w:pStyle w:val="af2"/>
+      </w:pPr>
+      <w:proofErr w:type="spellStart"/>
+      <w:r>
+        <w:t>RequestDispatcher</w:t>
+      </w:r>
+      <w:proofErr w:type="spellEnd"/>
+      <w:r>
+        <w:t xml:space="preserve"> преобразует низкоуровневый </w:t>
+      </w:r>
+      <w:proofErr w:type="spellStart"/>
+      <w:r>
+        <w:t>Beast</w:t>
+      </w:r>
+      <w:proofErr w:type="spellEnd"/>
+      <w:r>
+        <w:t xml:space="preserve">-запрос во внутренний формат </w:t>
+      </w:r>
+      <w:proofErr w:type="spellStart"/>
+      <w:r>
+        <w:t>HttpRequest</w:t>
+      </w:r>
+      <w:proofErr w:type="spellEnd"/>
+      <w:r>
+        <w:t xml:space="preserve">. Он выделяет метод, путь, </w:t>
+      </w:r>
+      <w:proofErr w:type="spellStart"/>
+      <w:r>
+        <w:t>query</w:t>
+      </w:r>
+      <w:proofErr w:type="spellEnd"/>
+      <w:r>
+        <w:t xml:space="preserve">-параметры, заголовки и тело запроса. Также он добавляет CORS-заголовки и обрабатывает </w:t>
+      </w:r>
+      <w:proofErr w:type="spellStart"/>
+      <w:r>
+        <w:t>preflight</w:t>
+      </w:r>
+      <w:proofErr w:type="spellEnd"/>
+      <w:r>
+        <w:t>-запросы OPTIONS.</w:t>
+      </w:r>
+    </w:p>
+    <w:p>
+      <w:pPr>
+        <w:pStyle w:val="af2"/>
+      </w:pPr>
+      <w:proofErr w:type="spellStart"/>
+      <w:r>
+        <w:t>AppRouter</w:t>
+      </w:r>
+      <w:proofErr w:type="spellEnd"/>
+      <w:r>
+        <w:t xml:space="preserve"> хранит соответствие между парой HTTP-метод и путь и конкретным обработчиком. Например, GET /</w:t>
+      </w:r>
+      <w:proofErr w:type="spellStart"/>
+      <w:r>
+        <w:t>health</w:t>
+      </w:r>
+      <w:proofErr w:type="spellEnd"/>
+      <w:r>
+        <w:t xml:space="preserve"> направляется в обработчик проверки состояния сервера, а POST /</w:t>
+      </w:r>
+      <w:proofErr w:type="spellStart"/>
+      <w:r>
+        <w:t>auth</w:t>
+      </w:r>
+      <w:proofErr w:type="spellEnd"/>
+      <w:r>
+        <w:t>/</w:t>
+      </w:r>
+      <w:proofErr w:type="spellStart"/>
+      <w:r>
+        <w:t>login</w:t>
+      </w:r>
+      <w:proofErr w:type="spellEnd"/>
+      <w:r>
+        <w:t xml:space="preserve"> направляется в обработчик авторизации.</w:t>
+      </w:r>
+    </w:p>
+    <w:p>
+      <w:pPr>
+        <w:pStyle w:val="31"/>
+        <w:numPr>
+          <w:ilvl w:val="2"/>
+          <w:numId w:val="1"/>
+        </w:numPr>
+        <w:ind w:left="0" w:firstLine="709"/>
+      </w:pPr>
+      <w:r>
+        <w:t>Контроллеры и обработчики</w:t>
+      </w:r>
+    </w:p>
+    <w:p>
+      <w:pPr>
+        <w:pStyle w:val="af2"/>
+      </w:pPr>
+      <w:r>
+        <w:t xml:space="preserve">Слой обработчиков находится между маршрутизатором и контроллерами. Он отвечает за работу с HTTP-деталями: чтение заголовка </w:t>
+      </w:r>
+      <w:proofErr w:type="spellStart"/>
+      <w:r>
+        <w:t>Authorization</w:t>
+      </w:r>
+      <w:proofErr w:type="spellEnd"/>
+      <w:r>
+        <w:t xml:space="preserve">, извлечение </w:t>
+      </w:r>
+      <w:proofErr w:type="spellStart"/>
+      <w:r>
+        <w:t>query</w:t>
+      </w:r>
+      <w:proofErr w:type="spellEnd"/>
+      <w:r>
+        <w:t>-параметров, передачу тела запроса дальше и формирование HTTP-статуса.</w:t>
+      </w:r>
+    </w:p>
+    <w:p>
+      <w:pPr>
+        <w:pStyle w:val="af2"/>
+      </w:pPr>
+      <w:r>
+        <w:t xml:space="preserve">HTTP-контроллеры выполняют преобразование входного JSON в команды </w:t>
+      </w:r>
+      <w:proofErr w:type="spellStart"/>
+      <w:r>
+        <w:t>application</w:t>
+      </w:r>
+      <w:proofErr w:type="spellEnd"/>
+      <w:r>
+        <w:t xml:space="preserve">-слоя и преобразование результата в публичные </w:t>
+      </w:r>
+      <w:proofErr w:type="spellStart"/>
+      <w:r>
+        <w:t>view</w:t>
+      </w:r>
+      <w:proofErr w:type="spellEnd"/>
+      <w:r>
+        <w:t>-модели. Это позволяет отделить внешний API-контракт от внутреннего представления данных.</w:t>
+      </w:r>
+    </w:p>
+    <w:p>
+      <w:pPr>
+        <w:pStyle w:val="af2"/>
+      </w:pPr>
+      <w:r>
+        <w:t xml:space="preserve">Например, пользовательский запрос авторизации преобразуется в команду </w:t>
+      </w:r>
+      <w:proofErr w:type="spellStart"/>
+      <w:r>
+        <w:t>LoginUserCommand</w:t>
+      </w:r>
+      <w:proofErr w:type="spellEnd"/>
+      <w:r>
+        <w:t xml:space="preserve">, после чего передается в </w:t>
+      </w:r>
+      <w:proofErr w:type="spellStart"/>
+      <w:r>
+        <w:t>application</w:t>
+      </w:r>
+      <w:proofErr w:type="spellEnd"/>
+      <w:r>
+        <w:t>-контроллер пользователей.</w:t>
+      </w:r>
+    </w:p>
+    <w:p>
+      <w:pPr>
+        <w:pStyle w:val="31"/>
+        <w:numPr>
+          <w:ilvl w:val="2"/>
+          <w:numId w:val="1"/>
+        </w:numPr>
+        <w:ind w:left="0" w:firstLine="709"/>
+      </w:pPr>
+      <w:r>
+        <w:t>Application-слой</w:t>
+      </w:r>
+    </w:p>
+    <w:p>
+      <w:pPr>
+        <w:pStyle w:val="af2"/>
+      </w:pPr>
+      <w:r>
+        <w:t>Application-слой содержит основную прикладную логику системы. В нем выполняются:</w:t>
+      </w:r>
+    </w:p>
+    <w:p>
+      <w:pPr>
+        <w:pStyle w:val="af2"/>
+        <w:numPr>
+          <w:ilvl w:val="0"/>
+          <w:numId w:val="11"/>
+        </w:numPr>
+        <w:ind w:left="0" w:firstLine="709"/>
+      </w:pPr>
+      <w:r>
+        <w:lastRenderedPageBreak/>
+        <w:t>проверка корректности входных данных;</w:t>
+      </w:r>
+    </w:p>
+    <w:p>
+      <w:pPr>
+        <w:pStyle w:val="af2"/>
+        <w:numPr>
+          <w:ilvl w:val="0"/>
+          <w:numId w:val="11"/>
+        </w:numPr>
+        <w:ind w:left="0" w:firstLine="709"/>
+      </w:pPr>
+      <w:r>
+        <w:t>проверка логина и пароля;</w:t>
+      </w:r>
+    </w:p>
+    <w:p>
+      <w:pPr>
+        <w:pStyle w:val="af2"/>
+        <w:numPr>
+          <w:ilvl w:val="0"/>
+          <w:numId w:val="11"/>
+        </w:numPr>
+        <w:ind w:left="0" w:firstLine="709"/>
+      </w:pPr>
+      <w:r>
+        <w:t>создание пользователей;</w:t>
+      </w:r>
+    </w:p>
+    <w:p>
+      <w:pPr>
+        <w:pStyle w:val="af2"/>
+        <w:numPr>
+          <w:ilvl w:val="0"/>
+          <w:numId w:val="11"/>
+        </w:numPr>
+        <w:ind w:left="0" w:firstLine="709"/>
+      </w:pPr>
+      <w:r>
+        <w:t>изменение ролей;</w:t>
+      </w:r>
+    </w:p>
+    <w:p>
+      <w:pPr>
+        <w:pStyle w:val="af2"/>
+        <w:numPr>
+          <w:ilvl w:val="0"/>
+          <w:numId w:val="11"/>
+        </w:numPr>
+        <w:ind w:left="0" w:firstLine="709"/>
+      </w:pPr>
+      <w:r>
+        <w:t>выполнение CRUD-операций над сущностями;</w:t>
+      </w:r>
+    </w:p>
+    <w:p>
+      <w:pPr>
+        <w:pStyle w:val="af2"/>
+        <w:numPr>
+          <w:ilvl w:val="0"/>
+          <w:numId w:val="11"/>
+        </w:numPr>
+        <w:ind w:left="0" w:firstLine="709"/>
+      </w:pPr>
+      <w:r>
+        <w:t>обработка ошибок предметной области;</w:t>
+      </w:r>
+    </w:p>
+    <w:p>
+      <w:pPr>
+        <w:pStyle w:val="af2"/>
+        <w:numPr>
+          <w:ilvl w:val="0"/>
+          <w:numId w:val="11"/>
+        </w:numPr>
+        <w:ind w:left="0" w:firstLine="709"/>
+      </w:pPr>
+      <w:r>
+        <w:t>вызов методов слоя базы данных.</w:t>
+      </w:r>
+    </w:p>
+    <w:p>
+      <w:pPr>
+        <w:pStyle w:val="af2"/>
+      </w:pPr>
+      <w:r>
+        <w:t xml:space="preserve">Application-контроллеры не зависят от HTTP-деталей. Они работают с DTO и возвращают результат в виде </w:t>
+      </w:r>
+      <w:proofErr w:type="spellStart"/>
+      <w:r>
+        <w:t>Result</w:t>
+      </w:r>
+      <w:proofErr w:type="spellEnd"/>
+      <w:r>
+        <w:t>, который содержит либо успешные данные, либо ошибку. Это упрощает тестирование бизнес-логики без запуска HTTP-сервера.</w:t>
+      </w:r>
+    </w:p>
+    <w:p>
+      <w:pPr>
+        <w:pStyle w:val="31"/>
+        <w:numPr>
+          <w:ilvl w:val="2"/>
+          <w:numId w:val="1"/>
+        </w:numPr>
+        <w:ind w:left="0" w:firstLine="709"/>
+      </w:pPr>
+      <w:r>
+        <w:t>Слой взаимодействия с базой данных</w:t>
+      </w:r>
+    </w:p>
+    <w:p>
+      <w:pPr>
+        <w:pStyle w:val="af2"/>
+      </w:pPr>
+      <w:r>
+        <w:t>Работа с базой данных вынесена в отдельный слой Database. Он предоставляет единый интерфейс для выполнения транзакций, выборки, вставки, обновления и удаления строк.</w:t>
+      </w:r>
+    </w:p>
+    <w:p>
+      <w:pPr>
+        <w:pStyle w:val="af2"/>
+      </w:pPr>
+      <w:r>
+        <w:t xml:space="preserve">Слой базы данных использует </w:t>
+      </w:r>
+      <w:proofErr w:type="spellStart"/>
+      <w:r>
+        <w:t>PostgreSQL</w:t>
+      </w:r>
+      <w:proofErr w:type="spellEnd"/>
+      <w:r>
+        <w:t xml:space="preserve">, </w:t>
+      </w:r>
+      <w:proofErr w:type="spellStart"/>
+      <w:r>
+        <w:t>libpq</w:t>
+      </w:r>
+      <w:proofErr w:type="spellEnd"/>
+      <w:r>
+        <w:t xml:space="preserve"> и ODB. Для операций над предметными таблицами применяются методы </w:t>
+      </w:r>
+      <w:proofErr w:type="spellStart"/>
+      <w:r>
+        <w:t>selectRows</w:t>
+      </w:r>
+      <w:proofErr w:type="spellEnd"/>
+      <w:r>
+        <w:t xml:space="preserve">, </w:t>
+      </w:r>
+      <w:proofErr w:type="spellStart"/>
+      <w:r>
+        <w:t>selectOneRow</w:t>
+      </w:r>
+      <w:proofErr w:type="spellEnd"/>
+      <w:r>
+        <w:t xml:space="preserve">, </w:t>
+      </w:r>
+      <w:proofErr w:type="spellStart"/>
+      <w:r>
+        <w:t>insertRow</w:t>
+      </w:r>
+      <w:proofErr w:type="spellEnd"/>
+      <w:r>
+        <w:t xml:space="preserve">, </w:t>
+      </w:r>
+      <w:proofErr w:type="spellStart"/>
+      <w:r>
+        <w:t>updateRows</w:t>
+      </w:r>
+      <w:proofErr w:type="spellEnd"/>
+      <w:r>
+        <w:t xml:space="preserve"> и </w:t>
+      </w:r>
+      <w:proofErr w:type="spellStart"/>
+      <w:r>
+        <w:t>deleteRows</w:t>
+      </w:r>
+      <w:proofErr w:type="spellEnd"/>
+      <w:r>
+        <w:t>. Для пользовательской сущности используется ODB-модель User.</w:t>
+      </w:r>
+    </w:p>
+    <w:p>
+      <w:pPr>
+        <w:pStyle w:val="af2"/>
+      </w:pPr>
+      <w:r>
+        <w:t xml:space="preserve">Также в проекте реализован </w:t>
+      </w:r>
+      <w:proofErr w:type="spellStart"/>
+      <w:r>
+        <w:t>bootstrap</w:t>
+      </w:r>
+      <w:proofErr w:type="spellEnd"/>
+      <w:r>
+        <w:t xml:space="preserve"> базы данных. При запуске сервер может создать и подготовить нужную базу. В </w:t>
+      </w:r>
+      <w:proofErr w:type="spellStart"/>
+      <w:r>
+        <w:t>Debug</w:t>
+      </w:r>
+      <w:proofErr w:type="spellEnd"/>
+      <w:r>
+        <w:t xml:space="preserve">-сборке используется база </w:t>
+      </w:r>
+      <w:proofErr w:type="spellStart"/>
+      <w:r>
+        <w:t>fasc_test</w:t>
+      </w:r>
+      <w:proofErr w:type="spellEnd"/>
+      <w:r>
+        <w:t xml:space="preserve">, а в </w:t>
+      </w:r>
+      <w:proofErr w:type="spellStart"/>
+      <w:r>
+        <w:t>Release</w:t>
+      </w:r>
+      <w:proofErr w:type="spellEnd"/>
+      <w:r>
+        <w:t xml:space="preserve">-сборке база </w:t>
+      </w:r>
+      <w:proofErr w:type="spellStart"/>
+      <w:r>
+        <w:t>fasc_db</w:t>
+      </w:r>
+      <w:proofErr w:type="spellEnd"/>
+      <w:r>
+        <w:t>.</w:t>
+      </w:r>
+    </w:p>
+    <w:p>
+      <w:pPr>
+        <w:pStyle w:val="23"/>
+        <w:numPr>
+          <w:ilvl w:val="1"/>
+          <w:numId w:val="1"/>
+        </w:numPr>
+        <w:ind w:left="0" w:firstLine="709"/>
+      </w:pPr>
+      <w:r>
+        <w:t>Проектирование клиентской части</w:t>
+      </w:r>
+    </w:p>
+    <w:p>
+      <w:pPr>
+        <w:pStyle w:val="af2"/>
+      </w:pPr>
+      <w:r>
+        <w:t xml:space="preserve">Клиентская часть реализована как одностраничное приложение на </w:t>
+      </w:r>
+      <w:proofErr w:type="spellStart"/>
+      <w:r>
+        <w:t>React</w:t>
+      </w:r>
+      <w:proofErr w:type="spellEnd"/>
+      <w:r>
+        <w:t xml:space="preserve"> и </w:t>
+      </w:r>
+      <w:proofErr w:type="spellStart"/>
+      <w:r>
+        <w:t>TypeScript</w:t>
+      </w:r>
+      <w:proofErr w:type="spellEnd"/>
+      <w:r>
+        <w:t>. Она отвечает за взаимодействие пользователя с системой и отправку запросов к серверу.</w:t>
+      </w:r>
+    </w:p>
+    <w:p>
+      <w:pPr>
+        <w:pStyle w:val="af2"/>
+      </w:pPr>
+      <w:r>
+        <w:t>Структура</w:t>
+      </w:r>
+      <w:r>
+        <w:t xml:space="preserve"> </w:t>
+      </w:r>
+      <w:r>
+        <w:t>клиента</w:t>
+      </w:r>
+      <w:r>
+        <w:t xml:space="preserve"> разделена на несколько логических частей:</w:t>
+      </w:r>
+    </w:p>
+    <w:p>
+      <w:pPr>
+        <w:pStyle w:val="af2"/>
+        <w:numPr>
+          <w:ilvl w:val="0"/>
+          <w:numId w:val="12"/>
+        </w:numPr>
+        <w:ind w:left="0" w:firstLine="709"/>
+      </w:pPr>
+      <w:proofErr w:type="spellStart"/>
+      <w:r>
+        <w:t>api</w:t>
+      </w:r>
+      <w:proofErr w:type="spellEnd"/>
+      <w:r>
+        <w:t>: клиент для обращения к HTTP API сервера;</w:t>
+      </w:r>
+    </w:p>
+    <w:p>
+      <w:pPr>
+        <w:pStyle w:val="af2"/>
+        <w:numPr>
+          <w:ilvl w:val="0"/>
+          <w:numId w:val="12"/>
+        </w:numPr>
+        <w:ind w:left="0" w:firstLine="709"/>
+      </w:pPr>
+      <w:proofErr w:type="spellStart"/>
+      <w:r>
+        <w:t>components</w:t>
+      </w:r>
+      <w:proofErr w:type="spellEnd"/>
+      <w:r>
+        <w:t xml:space="preserve">: </w:t>
+      </w:r>
+      <w:proofErr w:type="spellStart"/>
+      <w:r>
+        <w:t>React</w:t>
+      </w:r>
+      <w:proofErr w:type="spellEnd"/>
+      <w:r>
+        <w:t>-компоненты интерфейса;</w:t>
+      </w:r>
+    </w:p>
+    <w:p>
+      <w:pPr>
+        <w:pStyle w:val="af2"/>
+        <w:numPr>
+          <w:ilvl w:val="0"/>
+          <w:numId w:val="12"/>
+        </w:numPr>
+        <w:ind w:left="0" w:firstLine="709"/>
+      </w:pPr>
+      <w:proofErr w:type="spellStart"/>
+      <w:r>
+        <w:lastRenderedPageBreak/>
+        <w:t>domain</w:t>
+      </w:r>
+      <w:proofErr w:type="spellEnd"/>
+      <w:r>
+        <w:t>: описание ролей, бизнес-модулей, полей ресурсов и правил доступа;</w:t>
+      </w:r>
+    </w:p>
+    <w:p>
+      <w:pPr>
+        <w:pStyle w:val="af2"/>
+        <w:numPr>
+          <w:ilvl w:val="0"/>
+          <w:numId w:val="12"/>
+        </w:numPr>
+        <w:ind w:left="0" w:firstLine="709"/>
+      </w:pPr>
+      <w:proofErr w:type="spellStart"/>
+      <w:r>
+        <w:t>state</w:t>
+      </w:r>
+      <w:proofErr w:type="spellEnd"/>
+      <w:r>
+        <w:t>: хранение клиентской сессии;</w:t>
+      </w:r>
+    </w:p>
+    <w:p>
+      <w:pPr>
+        <w:pStyle w:val="af2"/>
+        <w:numPr>
+          <w:ilvl w:val="0"/>
+          <w:numId w:val="12"/>
+        </w:numPr>
+        <w:ind w:left="0" w:firstLine="709"/>
+      </w:pPr>
+      <w:proofErr w:type="spellStart"/>
+      <w:r>
+        <w:t>utils</w:t>
+      </w:r>
+      <w:proofErr w:type="spellEnd"/>
+      <w:r>
+        <w:t>: вспомогательные функции.</w:t>
+      </w:r>
+    </w:p>
+    <w:p>
+      <w:pPr>
+        <w:pStyle w:val="af2"/>
+      </w:pPr>
+      <w:r>
+        <w:t>Такое разделение упрощает сопровождение интерфейса и позволяет независимо развивать бизнес-описания, API-клиент и визуальные компоненты.</w:t>
+      </w:r>
+    </w:p>
+    <w:p>
+      <w:pPr>
+        <w:pStyle w:val="23"/>
+        <w:numPr>
+          <w:ilvl w:val="2"/>
+          <w:numId w:val="1"/>
+        </w:numPr>
+        <w:ind w:left="0" w:firstLine="709"/>
+      </w:pPr>
+      <w:r>
+        <w:t>Структура пользовательского интерфейса</w:t>
+      </w:r>
+    </w:p>
+    <w:p>
+      <w:pPr>
+        <w:pStyle w:val="af2"/>
+      </w:pPr>
+      <w:r>
+        <w:t>Пользовательский интерфейс состоит из экрана авторизации и рабочей области.</w:t>
+      </w:r>
+    </w:p>
+    <w:p>
+      <w:pPr>
+        <w:pStyle w:val="af2"/>
+      </w:pPr>
+      <w:r>
+        <w:t>Если пользователь не авторизован, отображается экран входа или регистрации. После успешной авторизации сервер возвращает логин пользователя, его роль и JWT-токен. Клиент сохраняет сессию и открывает рабочую область.</w:t>
+      </w:r>
+    </w:p>
+    <w:p>
+      <w:pPr>
+        <w:pStyle w:val="af2"/>
+      </w:pPr>
+      <w:r>
+        <w:t>Рабочая область содержит боковую навигацию по доступным разделам, верхнюю панель с информацией о пользователе, карточки с краткими показателями и основной рабочий раздел. Набор пунктов меню зависит от роли пользователя.</w:t>
+      </w:r>
+    </w:p>
+    <w:p>
+      <w:pPr>
+        <w:pStyle w:val="af2"/>
+      </w:pPr>
+      <w:r>
+        <w:t>Для пользователей с управленческими ролями доступен раздел администрирования пользователей.</w:t>
+      </w:r>
+    </w:p>
+    <w:p>
+      <w:pPr>
+        <w:pStyle w:val="23"/>
+        <w:numPr>
+          <w:ilvl w:val="2"/>
+          <w:numId w:val="1"/>
+        </w:numPr>
+        <w:ind w:left="0" w:firstLine="709"/>
+      </w:pPr>
+      <w:r>
+        <w:t>Работа с таблицами и формами</w:t>
+      </w:r>
+    </w:p>
+    <w:p>
+      <w:pPr>
+        <w:pStyle w:val="af2"/>
+      </w:pPr>
+      <w:r>
+        <w:t xml:space="preserve">Основные данные отображаются в виде таблиц. Для каждого бизнес-модуля задаются </w:t>
+      </w:r>
+      <w:proofErr w:type="spellStart"/>
+      <w:r>
+        <w:t>endpoint</w:t>
+      </w:r>
+      <w:proofErr w:type="spellEnd"/>
+      <w:r>
+        <w:t>, отображаемые колонки, ключевые поля и поля формы.</w:t>
+      </w:r>
+    </w:p>
+    <w:p>
+      <w:pPr>
+        <w:pStyle w:val="af2"/>
+      </w:pPr>
+      <w:r>
+        <w:t>Пользователь может:</w:t>
+      </w:r>
+    </w:p>
+    <w:p>
+      <w:pPr>
+        <w:pStyle w:val="af2"/>
+        <w:numPr>
+          <w:ilvl w:val="0"/>
+          <w:numId w:val="13"/>
+        </w:numPr>
+        <w:ind w:left="0" w:firstLine="709"/>
+      </w:pPr>
+      <w:r>
+        <w:t>просматривать записи;</w:t>
+      </w:r>
+    </w:p>
+    <w:p>
+      <w:pPr>
+        <w:pStyle w:val="af2"/>
+        <w:numPr>
+          <w:ilvl w:val="0"/>
+          <w:numId w:val="13"/>
+        </w:numPr>
+        <w:ind w:left="0" w:firstLine="709"/>
+      </w:pPr>
+      <w:r>
+        <w:t>выполнять поиск;</w:t>
+      </w:r>
+    </w:p>
+    <w:p>
+      <w:pPr>
+        <w:pStyle w:val="af2"/>
+        <w:numPr>
+          <w:ilvl w:val="0"/>
+          <w:numId w:val="13"/>
+        </w:numPr>
+        <w:ind w:left="0" w:firstLine="709"/>
+      </w:pPr>
+      <w:r>
+        <w:t>применять фильтры;</w:t>
+      </w:r>
+    </w:p>
+    <w:p>
+      <w:pPr>
+        <w:pStyle w:val="af2"/>
+        <w:numPr>
+          <w:ilvl w:val="0"/>
+          <w:numId w:val="13"/>
+        </w:numPr>
+        <w:ind w:left="0" w:firstLine="709"/>
+      </w:pPr>
+      <w:r>
+        <w:t>создавать новые записи;</w:t>
+      </w:r>
+    </w:p>
+    <w:p>
+      <w:pPr>
+        <w:pStyle w:val="af2"/>
+        <w:numPr>
+          <w:ilvl w:val="0"/>
+          <w:numId w:val="13"/>
+        </w:numPr>
+        <w:ind w:left="0" w:firstLine="709"/>
+      </w:pPr>
+      <w:r>
+        <w:t>редактировать существующие записи;</w:t>
+      </w:r>
+    </w:p>
+    <w:p>
+      <w:pPr>
+        <w:pStyle w:val="af2"/>
+        <w:numPr>
+          <w:ilvl w:val="0"/>
+          <w:numId w:val="13"/>
+        </w:numPr>
+        <w:ind w:left="0" w:firstLine="709"/>
+      </w:pPr>
+      <w:r>
+        <w:t>удалять записи.</w:t>
+      </w:r>
+    </w:p>
+    <w:p>
+      <w:pPr>
+        <w:pStyle w:val="af2"/>
+      </w:pPr>
+      <w:r>
+        <w:lastRenderedPageBreak/>
+        <w:t>Формы создания и редактирования строятся на основе описания полей ресурса. Это позволяет использовать общий механизм работы с разными таблицами, не создавая отдельную форму для каждой сущности вручную.</w:t>
+      </w:r>
+    </w:p>
+    <w:p>
+      <w:pPr>
+        <w:pStyle w:val="23"/>
+        <w:numPr>
+          <w:ilvl w:val="2"/>
+          <w:numId w:val="1"/>
+        </w:numPr>
+        <w:ind w:left="0" w:firstLine="709"/>
+      </w:pPr>
+      <w:r>
+        <w:t>Взаимодействие клиента с сервером</w:t>
+      </w:r>
+    </w:p>
+    <w:p>
+      <w:pPr>
+        <w:pStyle w:val="af2"/>
+      </w:pPr>
+      <w:r>
+        <w:t xml:space="preserve">Клиент взаимодействует с сервером через HTTP API. Для этого используется класс </w:t>
+      </w:r>
+      <w:proofErr w:type="spellStart"/>
+      <w:r>
+        <w:t>FarmApiClient</w:t>
+      </w:r>
+      <w:proofErr w:type="spellEnd"/>
+      <w:r>
+        <w:t>, который инкапсулирует отправку запросов.</w:t>
+      </w:r>
+    </w:p>
+    <w:p>
+      <w:pPr>
+        <w:pStyle w:val="af2"/>
+      </w:pPr>
+      <w:r>
+        <w:t>Основные операции клиента:</w:t>
+      </w:r>
+    </w:p>
+    <w:p>
+      <w:pPr>
+        <w:pStyle w:val="af2"/>
+        <w:numPr>
+          <w:ilvl w:val="0"/>
+          <w:numId w:val="15"/>
+        </w:numPr>
+        <w:ind w:left="0" w:firstLine="709"/>
+      </w:pPr>
+      <w:r>
+        <w:t>POST /</w:t>
+      </w:r>
+      <w:proofErr w:type="spellStart"/>
+      <w:r>
+        <w:t>auth</w:t>
+      </w:r>
+      <w:proofErr w:type="spellEnd"/>
+      <w:r>
+        <w:t>/</w:t>
+      </w:r>
+      <w:proofErr w:type="spellStart"/>
+      <w:r>
+        <w:t>login</w:t>
+      </w:r>
+      <w:proofErr w:type="spellEnd"/>
+      <w:r>
+        <w:t>: вход пользователя;</w:t>
+      </w:r>
+    </w:p>
+    <w:p>
+      <w:pPr>
+        <w:pStyle w:val="af2"/>
+        <w:numPr>
+          <w:ilvl w:val="0"/>
+          <w:numId w:val="15"/>
+        </w:numPr>
+        <w:ind w:left="0" w:firstLine="709"/>
+      </w:pPr>
+      <w:r>
+        <w:t>POST /</w:t>
+      </w:r>
+      <w:proofErr w:type="spellStart"/>
+      <w:r>
+        <w:t>auth</w:t>
+      </w:r>
+      <w:proofErr w:type="spellEnd"/>
+      <w:r>
+        <w:t>/</w:t>
+      </w:r>
+      <w:proofErr w:type="spellStart"/>
+      <w:r>
+        <w:t>register</w:t>
+      </w:r>
+      <w:proofErr w:type="spellEnd"/>
+      <w:r>
+        <w:t>: регистрация пользователя;</w:t>
+      </w:r>
+    </w:p>
+    <w:p>
+      <w:pPr>
+        <w:pStyle w:val="af2"/>
+        <w:numPr>
+          <w:ilvl w:val="0"/>
+          <w:numId w:val="15"/>
+        </w:numPr>
+        <w:ind w:left="0" w:firstLine="709"/>
+      </w:pPr>
+      <w:r>
+        <w:t>GET /</w:t>
+      </w:r>
+      <w:proofErr w:type="spellStart"/>
+      <w:r>
+        <w:t>users</w:t>
+      </w:r>
+      <w:proofErr w:type="spellEnd"/>
+      <w:r>
+        <w:t>: получение списка пользователей;</w:t>
+      </w:r>
+    </w:p>
+    <w:p>
+      <w:pPr>
+        <w:pStyle w:val="af2"/>
+        <w:numPr>
+          <w:ilvl w:val="0"/>
+          <w:numId w:val="15"/>
+        </w:numPr>
+        <w:ind w:left="0" w:firstLine="709"/>
+      </w:pPr>
+      <w:r>
+        <w:t>POST /</w:t>
+      </w:r>
+      <w:proofErr w:type="spellStart"/>
+      <w:r>
+        <w:t>users</w:t>
+      </w:r>
+      <w:proofErr w:type="spellEnd"/>
+      <w:r>
+        <w:t>: создание пользователя;</w:t>
+      </w:r>
+    </w:p>
+    <w:p>
+      <w:pPr>
+        <w:pStyle w:val="af2"/>
+        <w:numPr>
+          <w:ilvl w:val="0"/>
+          <w:numId w:val="15"/>
+        </w:numPr>
+        <w:ind w:left="0" w:firstLine="709"/>
+      </w:pPr>
+      <w:r>
+        <w:t>PUT /</w:t>
+      </w:r>
+      <w:proofErr w:type="spellStart"/>
+      <w:r>
+        <w:t>users</w:t>
+      </w:r>
+      <w:proofErr w:type="spellEnd"/>
+      <w:r>
+        <w:t>/</w:t>
+      </w:r>
+      <w:proofErr w:type="spellStart"/>
+      <w:r>
+        <w:t>role?login</w:t>
+      </w:r>
+      <w:proofErr w:type="spellEnd"/>
+      <w:r>
+        <w:t>=&lt;</w:t>
+      </w:r>
+      <w:proofErr w:type="spellStart"/>
+      <w:r>
+        <w:t>login</w:t>
+      </w:r>
+      <w:proofErr w:type="spellEnd"/>
+      <w:r>
+        <w:t>&gt;: изменение роли пользователя;</w:t>
+      </w:r>
+    </w:p>
+    <w:p>
+      <w:pPr>
+        <w:pStyle w:val="af2"/>
+        <w:numPr>
+          <w:ilvl w:val="0"/>
+          <w:numId w:val="15"/>
+        </w:numPr>
+        <w:ind w:left="0" w:firstLine="709"/>
+      </w:pPr>
+      <w:r>
+        <w:t>GET /</w:t>
+      </w:r>
+      <w:proofErr w:type="spellStart"/>
+      <w:r>
+        <w:t>api</w:t>
+      </w:r>
+      <w:proofErr w:type="spellEnd"/>
+      <w:r>
+        <w:t>/&lt;</w:t>
+      </w:r>
+      <w:proofErr w:type="spellStart"/>
+      <w:r>
+        <w:t>resource</w:t>
+      </w:r>
+      <w:proofErr w:type="spellEnd"/>
+      <w:r>
+        <w:t>&gt;: получение строк таблицы;</w:t>
+      </w:r>
+    </w:p>
+    <w:p>
+      <w:pPr>
+        <w:pStyle w:val="af2"/>
+        <w:numPr>
+          <w:ilvl w:val="0"/>
+          <w:numId w:val="15"/>
+        </w:numPr>
+        <w:ind w:left="0" w:firstLine="709"/>
+        <w:rPr>
+          <w:lang w:val="en-US"/>
+        </w:rPr>
+      </w:pPr>
+      <w:r>
+        <w:rPr>
+          <w:lang w:val="en-US"/>
+        </w:rPr>
+        <w:t>POST /</w:t>
+      </w:r>
+      <w:proofErr w:type="spellStart"/>
+      <w:r>
+        <w:rPr>
+          <w:lang w:val="en-US"/>
+        </w:rPr>
+        <w:t>api</w:t>
+      </w:r>
+      <w:proofErr w:type="spellEnd"/>
+      <w:r>
+        <w:rPr>
+          <w:lang w:val="en-US"/>
+        </w:rPr>
+        <w:t xml:space="preserve">/&lt;resource&gt;: </w:t>
+      </w:r>
+      <w:r>
+        <w:t>создание</w:t>
+      </w:r>
+      <w:r>
+        <w:rPr>
+          <w:lang w:val="en-US"/>
+        </w:rPr>
+        <w:t xml:space="preserve"> </w:t>
+      </w:r>
+      <w:r>
+        <w:t>записи</w:t>
+      </w:r>
+      <w:r>
+        <w:rPr>
+          <w:lang w:val="en-US"/>
+        </w:rPr>
+        <w:t>;</w:t>
+      </w:r>
+    </w:p>
+    <w:p>
+      <w:pPr>
+        <w:pStyle w:val="af2"/>
+        <w:numPr>
+          <w:ilvl w:val="0"/>
+          <w:numId w:val="15"/>
+        </w:numPr>
+        <w:ind w:left="0" w:firstLine="709"/>
+        <w:rPr>
+          <w:lang w:val="en-US"/>
+        </w:rPr>
+      </w:pPr>
+      <w:r>
+        <w:rPr>
+          <w:lang w:val="en-US"/>
+        </w:rPr>
+        <w:t>PUT /</w:t>
+      </w:r>
+      <w:proofErr w:type="spellStart"/>
+      <w:r>
+        <w:rPr>
+          <w:lang w:val="en-US"/>
+        </w:rPr>
+        <w:t>api</w:t>
+      </w:r>
+      <w:proofErr w:type="spellEnd"/>
+      <w:r>
+        <w:rPr>
+          <w:lang w:val="en-US"/>
+        </w:rPr>
+        <w:t>/&lt;resource&gt;/</w:t>
+      </w:r>
+      <w:proofErr w:type="gramStart"/>
+      <w:r>
+        <w:rPr>
+          <w:lang w:val="en-US"/>
+        </w:rPr>
+        <w:t>item?&lt;</w:t>
+      </w:r>
+      <w:proofErr w:type="gramEnd"/>
+      <w:r>
+        <w:rPr>
+          <w:lang w:val="en-US"/>
+        </w:rPr>
+        <w:t xml:space="preserve">key&gt;: </w:t>
+      </w:r>
+      <w:r>
+        <w:t>обновление</w:t>
+      </w:r>
+      <w:r>
+        <w:rPr>
+          <w:lang w:val="en-US"/>
+        </w:rPr>
+        <w:t xml:space="preserve"> </w:t>
+      </w:r>
+      <w:r>
+        <w:t>записи</w:t>
+      </w:r>
+      <w:r>
+        <w:rPr>
+          <w:lang w:val="en-US"/>
+        </w:rPr>
+        <w:t>;</w:t>
+      </w:r>
+    </w:p>
+    <w:p>
+      <w:pPr>
+        <w:pStyle w:val="af2"/>
+        <w:numPr>
+          <w:ilvl w:val="0"/>
+          <w:numId w:val="15"/>
+        </w:numPr>
+        <w:ind w:left="0" w:firstLine="709"/>
+        <w:rPr>
+          <w:lang w:val="en-US"/>
+        </w:rPr>
+      </w:pPr>
+      <w:r>
+        <w:rPr>
+          <w:lang w:val="en-US"/>
+        </w:rPr>
+        <w:t>DELETE /</w:t>
+      </w:r>
+      <w:proofErr w:type="spellStart"/>
+      <w:r>
+        <w:rPr>
+          <w:lang w:val="en-US"/>
+        </w:rPr>
+        <w:t>api</w:t>
+      </w:r>
+      <w:proofErr w:type="spellEnd"/>
+      <w:r>
+        <w:rPr>
+          <w:lang w:val="en-US"/>
+        </w:rPr>
+        <w:t>/&lt;resource&gt;/</w:t>
+      </w:r>
+      <w:proofErr w:type="gramStart"/>
+      <w:r>
+        <w:rPr>
+          <w:lang w:val="en-US"/>
+        </w:rPr>
+        <w:t>item?&lt;</w:t>
+      </w:r>
+      <w:proofErr w:type="gramEnd"/>
+      <w:r>
+        <w:rPr>
+          <w:lang w:val="en-US"/>
+        </w:rPr>
+        <w:t xml:space="preserve">key&gt;: </w:t>
+      </w:r>
+      <w:r>
+        <w:t>удаление</w:t>
+      </w:r>
+      <w:r>
+        <w:rPr>
+          <w:lang w:val="en-US"/>
+        </w:rPr>
+        <w:t xml:space="preserve"> </w:t>
+      </w:r>
+      <w:r>
+        <w:t>записи</w:t>
+      </w:r>
+      <w:r>
+        <w:rPr>
+          <w:lang w:val="en-US"/>
+        </w:rPr>
+        <w:t>.</w:t>
+      </w:r>
+    </w:p>
+    <w:p>
+      <w:pPr>
+        <w:pStyle w:val="af2"/>
+      </w:pPr>
+      <w:r>
+        <w:t xml:space="preserve">Для защищенных запросов клиент передает JWT-токен в заголовке </w:t>
+      </w:r>
+      <w:proofErr w:type="spellStart"/>
+      <w:r>
+        <w:t>Authorization</w:t>
+      </w:r>
+      <w:proofErr w:type="spellEnd"/>
+      <w:r>
+        <w:t>.</w:t>
+      </w:r>
+    </w:p>
+    <w:p>
+      <w:pPr>
+        <w:pStyle w:val="23"/>
+        <w:numPr>
+          <w:ilvl w:val="1"/>
+          <w:numId w:val="1"/>
+        </w:numPr>
+        <w:tabs>
+          <w:tab w:val="clear" w:pos="709"/>
+        </w:tabs>
+        <w:ind w:left="0" w:firstLine="709"/>
+      </w:pPr>
+      <w:r>
+        <w:t>Проектирование авторизации и разграничения прав доступа</w:t>
+      </w:r>
+    </w:p>
+    <w:p>
+      <w:pPr>
+        <w:pStyle w:val="af2"/>
+      </w:pPr>
+      <w:r>
+        <w:t>В системе реализованы авторизация пользователей и разграничение доступа по ролям. Роль пользователя хранится на сервере в базе данных и возвращается клиенту после успешного входа.</w:t>
+      </w:r>
+    </w:p>
+    <w:p>
+      <w:pPr>
+        <w:pStyle w:val="af2"/>
+      </w:pPr>
+      <w:r>
+        <w:t>Такой подход важен для безопасности: клиент может использовать роль для отображения интерфейса, но не является источником прав доступа. Окончательное решение о доступе принимает сервер.</w:t>
+      </w:r>
+    </w:p>
+    <w:p>
+      <w:pPr>
+        <w:pStyle w:val="31"/>
+        <w:numPr>
+          <w:ilvl w:val="2"/>
+          <w:numId w:val="1"/>
+        </w:numPr>
+        <w:ind w:left="0" w:firstLine="709"/>
+      </w:pPr>
+      <w:r>
+        <w:t>Механизм JWT-авторизации</w:t>
+      </w:r>
+    </w:p>
+    <w:p>
+      <w:pPr>
+        <w:pStyle w:val="af2"/>
+      </w:pPr>
+      <w:r>
+        <w:t>Для авторизации используется JWT. После успешного входа сервер проверяет логин и пароль пользователя. Пароль не хранится в открытом виде, вместо него используется хеш.</w:t>
+      </w:r>
+    </w:p>
+    <w:p>
+      <w:pPr>
+        <w:pStyle w:val="af2"/>
+      </w:pPr>
+    </w:p>
+    <w:p>
+      <w:pPr>
+        <w:pStyle w:val="af2"/>
+      </w:pPr>
+      <w:r>
+        <w:lastRenderedPageBreak/>
+        <w:t>Если учетные данные корректны, сервер формирует подписанный JWT. В токен помещаются следующие данные:</w:t>
+      </w:r>
+    </w:p>
+    <w:p>
+      <w:pPr>
+        <w:pStyle w:val="af2"/>
+        <w:numPr>
+          <w:ilvl w:val="0"/>
+          <w:numId w:val="16"/>
+        </w:numPr>
+        <w:ind w:left="0" w:firstLine="709"/>
+      </w:pPr>
+      <w:proofErr w:type="spellStart"/>
+      <w:r>
+        <w:t>sub</w:t>
+      </w:r>
+      <w:proofErr w:type="spellEnd"/>
+      <w:r>
+        <w:t>: логин пользователя;</w:t>
+      </w:r>
+    </w:p>
+    <w:p>
+      <w:pPr>
+        <w:pStyle w:val="af2"/>
+        <w:numPr>
+          <w:ilvl w:val="0"/>
+          <w:numId w:val="16"/>
+        </w:numPr>
+        <w:ind w:left="0" w:firstLine="709"/>
+      </w:pPr>
+      <w:proofErr w:type="spellStart"/>
+      <w:r>
+        <w:t>role</w:t>
+      </w:r>
+      <w:proofErr w:type="spellEnd"/>
+      <w:r>
+        <w:t>: роль пользователя;</w:t>
+      </w:r>
+    </w:p>
+    <w:p>
+      <w:pPr>
+        <w:pStyle w:val="af2"/>
+        <w:numPr>
+          <w:ilvl w:val="0"/>
+          <w:numId w:val="16"/>
+        </w:numPr>
+        <w:ind w:left="0" w:firstLine="709"/>
+      </w:pPr>
+      <w:proofErr w:type="spellStart"/>
+      <w:r>
+        <w:t>iat</w:t>
+      </w:r>
+      <w:proofErr w:type="spellEnd"/>
+      <w:r>
+        <w:t>: время выпуска токена;</w:t>
+      </w:r>
+    </w:p>
+    <w:p>
+      <w:pPr>
+        <w:pStyle w:val="af2"/>
+        <w:numPr>
+          <w:ilvl w:val="0"/>
+          <w:numId w:val="16"/>
+        </w:numPr>
+        <w:ind w:left="0" w:firstLine="709"/>
+      </w:pPr>
+      <w:proofErr w:type="spellStart"/>
+      <w:r>
+        <w:t>exp</w:t>
+      </w:r>
+      <w:proofErr w:type="spellEnd"/>
+      <w:r>
+        <w:t>: время истечения срока действия токена.</w:t>
+      </w:r>
+    </w:p>
+    <w:p>
+      <w:pPr>
+        <w:pStyle w:val="af2"/>
+      </w:pPr>
+      <w:r>
+        <w:t>Клиент передает токен в защищенных запросах:</w:t>
+      </w:r>
+      <w:r>
+        <w:t xml:space="preserve"> </w:t>
+      </w:r>
+      <w:proofErr w:type="spellStart"/>
+      <w:r>
+        <w:t>Authorization</w:t>
+      </w:r>
+      <w:proofErr w:type="spellEnd"/>
+      <w:r>
+        <w:t xml:space="preserve">: </w:t>
+      </w:r>
+      <w:proofErr w:type="spellStart"/>
+      <w:r>
+        <w:t>Bearer</w:t>
+      </w:r>
+      <w:proofErr w:type="spellEnd"/>
+      <w:r>
+        <w:t xml:space="preserve"> &lt;</w:t>
+      </w:r>
+      <w:proofErr w:type="spellStart"/>
+      <w:r>
+        <w:t>token</w:t>
+      </w:r>
+      <w:proofErr w:type="spellEnd"/>
+      <w:r>
+        <w:t>&gt;</w:t>
+      </w:r>
+    </w:p>
+    <w:p>
+      <w:pPr>
+        <w:pStyle w:val="af2"/>
+      </w:pPr>
+      <w:r>
+        <w:t>Сервер проверяет подпись токена и срок действия. Если токен корректен, сервер получает из него роль пользователя и выполняет проверку доступа.</w:t>
+      </w:r>
+    </w:p>
+    <w:p>
+      <w:pPr>
+        <w:pStyle w:val="31"/>
+        <w:numPr>
+          <w:ilvl w:val="2"/>
+          <w:numId w:val="1"/>
+        </w:numPr>
+      </w:pPr>
+      <w:r>
+        <w:t>Роли пользователей системы</w:t>
+      </w:r>
+    </w:p>
+    <w:p>
+      <w:pPr>
+        <w:pStyle w:val="af2"/>
+      </w:pPr>
+      <w:r>
+        <w:t>В системе предусмотрены следующие роли:</w:t>
+      </w:r>
+    </w:p>
+    <w:p>
+      <w:pPr>
+        <w:pStyle w:val="af2"/>
+        <w:numPr>
+          <w:ilvl w:val="0"/>
+          <w:numId w:val="17"/>
+        </w:numPr>
+        <w:ind w:left="0" w:firstLine="709"/>
+      </w:pPr>
+      <w:proofErr w:type="spellStart"/>
+      <w:r>
+        <w:t>agriculture_admin</w:t>
+      </w:r>
+      <w:proofErr w:type="spellEnd"/>
+      <w:r>
+        <w:t>: администратор сельского хозяйства, имеет полный доступ.</w:t>
+      </w:r>
+    </w:p>
+    <w:p>
+      <w:pPr>
+        <w:pStyle w:val="af2"/>
+        <w:numPr>
+          <w:ilvl w:val="0"/>
+          <w:numId w:val="17"/>
+        </w:numPr>
+        <w:ind w:left="0" w:firstLine="709"/>
+      </w:pPr>
+      <w:proofErr w:type="spellStart"/>
+      <w:r>
+        <w:t>association_director</w:t>
+      </w:r>
+      <w:proofErr w:type="spellEnd"/>
+      <w:r>
+        <w:t>: руководитель ассоциации, имеет расширенные управленческие права.</w:t>
+      </w:r>
+    </w:p>
+    <w:p>
+      <w:pPr>
+        <w:pStyle w:val="af2"/>
+        <w:numPr>
+          <w:ilvl w:val="0"/>
+          <w:numId w:val="17"/>
+        </w:numPr>
+        <w:ind w:left="0" w:firstLine="709"/>
+      </w:pPr>
+      <w:proofErr w:type="spellStart"/>
+      <w:r>
+        <w:t>farm_owner</w:t>
+      </w:r>
+      <w:proofErr w:type="spellEnd"/>
+      <w:r>
+        <w:t>: владелец хозяйства, работает с данными хозяйства и связанными процессами.</w:t>
+      </w:r>
+    </w:p>
+    <w:p>
+      <w:pPr>
+        <w:pStyle w:val="af2"/>
+        <w:numPr>
+          <w:ilvl w:val="0"/>
+          <w:numId w:val="17"/>
+        </w:numPr>
+        <w:ind w:left="0" w:firstLine="709"/>
+      </w:pPr>
+      <w:proofErr w:type="spellStart"/>
+      <w:r>
+        <w:t>agronomist</w:t>
+      </w:r>
+      <w:proofErr w:type="spellEnd"/>
+      <w:r>
+        <w:t>: агроном, работает с участками, производством и потреблением продукции.</w:t>
+      </w:r>
+    </w:p>
+    <w:p>
+      <w:pPr>
+        <w:pStyle w:val="af2"/>
+        <w:numPr>
+          <w:ilvl w:val="0"/>
+          <w:numId w:val="17"/>
+        </w:numPr>
+        <w:ind w:left="0" w:firstLine="709"/>
+      </w:pPr>
+      <w:proofErr w:type="spellStart"/>
+      <w:r>
+        <w:t>procurement_manager</w:t>
+      </w:r>
+      <w:proofErr w:type="spellEnd"/>
+      <w:r>
+        <w:t>: менеджер закупок, работает с поставщиками, заявками и заказами.</w:t>
+      </w:r>
+    </w:p>
+    <w:p>
+      <w:pPr>
+        <w:pStyle w:val="af2"/>
+        <w:numPr>
+          <w:ilvl w:val="0"/>
+          <w:numId w:val="17"/>
+        </w:numPr>
+        <w:ind w:left="0" w:firstLine="709"/>
+      </w:pPr>
+      <w:proofErr w:type="spellStart"/>
+      <w:r>
+        <w:t>sales_manager</w:t>
+      </w:r>
+      <w:proofErr w:type="spellEnd"/>
+      <w:r>
+        <w:t>: менеджер продаж, работает с договорами и заявками на продажу.</w:t>
+      </w:r>
+    </w:p>
+    <w:p>
+      <w:pPr>
+        <w:pStyle w:val="af2"/>
+        <w:numPr>
+          <w:ilvl w:val="0"/>
+          <w:numId w:val="17"/>
+        </w:numPr>
+        <w:ind w:left="0" w:firstLine="709"/>
+      </w:pPr>
+      <w:proofErr w:type="spellStart"/>
+      <w:r>
+        <w:t>farm_worker</w:t>
+      </w:r>
+      <w:proofErr w:type="spellEnd"/>
+      <w:r>
+        <w:t>: сотрудник хозяйства, имеет ограниченный доступ к данным и операциям.</w:t>
+      </w:r>
+    </w:p>
+    <w:p>
+      <w:pPr>
+        <w:pStyle w:val="af2"/>
+      </w:pPr>
+      <w:r>
+        <w:t>Клиент использует роль для построения навигации и определения доступных разделов. Сервер использует роль для защиты критичных маршрутов.</w:t>
+      </w:r>
+    </w:p>
+    <w:p>
+      <w:pPr>
+        <w:pStyle w:val="af2"/>
+      </w:pPr>
+    </w:p>
+    <w:p>
+      <w:pPr>
+        <w:pStyle w:val="af2"/>
+      </w:pPr>
+    </w:p>
+    <w:p>
+      <w:pPr>
+        <w:pStyle w:val="31"/>
+        <w:numPr>
+          <w:ilvl w:val="2"/>
+          <w:numId w:val="1"/>
+        </w:numPr>
+        <w:ind w:left="0" w:firstLine="709"/>
+      </w:pPr>
+      <w:r>
+        <w:lastRenderedPageBreak/>
+        <w:t>Проверка прав доступа на сервере</w:t>
+      </w:r>
+    </w:p>
+    <w:p>
+      <w:pPr>
+        <w:pStyle w:val="af2"/>
+      </w:pPr>
+      <w:r>
+        <w:t>Проверка прав доступа выполняется на сервере при обработке защищенных маршрутов.</w:t>
+      </w:r>
+    </w:p>
+    <w:p>
+      <w:pPr>
+        <w:pStyle w:val="af2"/>
+      </w:pPr>
+      <w:r>
+        <w:t xml:space="preserve">Например, маршруты управления пользователями доступны только пользователям с ролями </w:t>
+      </w:r>
+      <w:proofErr w:type="spellStart"/>
+      <w:r>
+        <w:t>agriculture_admin</w:t>
+      </w:r>
+      <w:proofErr w:type="spellEnd"/>
+      <w:r>
+        <w:t xml:space="preserve"> и </w:t>
+      </w:r>
+      <w:proofErr w:type="spellStart"/>
+      <w:r>
+        <w:t>association_director</w:t>
+      </w:r>
+      <w:proofErr w:type="spellEnd"/>
+      <w:r>
+        <w:t xml:space="preserve">. Для таких запросов сервер требует наличие заголовка </w:t>
+      </w:r>
+      <w:proofErr w:type="spellStart"/>
+      <w:r>
+        <w:t>Authorization</w:t>
+      </w:r>
+      <w:proofErr w:type="spellEnd"/>
+      <w:r>
+        <w:t>, проверяет JWT и анализирует роль из токена.</w:t>
+      </w:r>
+    </w:p>
+    <w:p>
+      <w:pPr>
+        <w:pStyle w:val="af2"/>
+      </w:pPr>
+      <w:r>
+        <w:t>Если токен отсутствует, сервер возвращает ошибку авторизации. Если токен недействителен или просрочен, запрос также отклоняется. Если роль пользователя не подходит для операции, сервер возвращает ошибку доступа.</w:t>
+      </w:r>
+    </w:p>
+    <w:p>
+      <w:pPr>
+        <w:pStyle w:val="23"/>
+        <w:numPr>
+          <w:ilvl w:val="1"/>
+          <w:numId w:val="1"/>
+        </w:numPr>
+        <w:ind w:left="0" w:firstLine="709"/>
+      </w:pPr>
+      <w:r>
+        <w:t>Проектирование API</w:t>
+      </w:r>
+    </w:p>
+    <w:p>
+      <w:pPr>
+        <w:pStyle w:val="af2"/>
+      </w:pPr>
+      <w:r>
+        <w:t xml:space="preserve">API системы построено в стиле HTTP JSON API. Каждый </w:t>
+      </w:r>
+      <w:proofErr w:type="spellStart"/>
+      <w:r>
+        <w:t>endpoint</w:t>
+      </w:r>
+      <w:proofErr w:type="spellEnd"/>
+      <w:r>
+        <w:t xml:space="preserve"> принимает HTTP-запрос и возвращает JSON-ответ.</w:t>
+      </w:r>
+    </w:p>
+    <w:p>
+      <w:pPr>
+        <w:pStyle w:val="af2"/>
+      </w:pPr>
+      <w:r>
+        <w:t>Для операций над предметными сущностями используется единый подход. Список записей получается через GET, создание выполняется через POST, обновление через PUT, удаление через DELETE.</w:t>
+      </w:r>
+    </w:p>
+    <w:p>
+      <w:pPr>
+        <w:pStyle w:val="af2"/>
+      </w:pPr>
+      <w:r>
+        <w:t>Такой API понятен, хорошо тестируется и удобно используется клиентским приложением.</w:t>
+      </w:r>
+    </w:p>
+    <w:p>
+      <w:pPr>
+        <w:pStyle w:val="31"/>
+        <w:numPr>
+          <w:ilvl w:val="2"/>
+          <w:numId w:val="1"/>
+        </w:numPr>
+        <w:ind w:left="0" w:firstLine="709"/>
+      </w:pPr>
+      <w:r>
+        <w:t>Основные HTTP-маршруты</w:t>
+      </w:r>
+    </w:p>
+    <w:p>
+      <w:pPr>
+        <w:pStyle w:val="af2"/>
+      </w:pPr>
+      <w:r>
+        <w:t>Основные маршруты системы:</w:t>
+      </w:r>
+    </w:p>
+    <w:p>
+      <w:pPr>
+        <w:pStyle w:val="af2"/>
+        <w:numPr>
+          <w:ilvl w:val="0"/>
+          <w:numId w:val="18"/>
+        </w:numPr>
+        <w:ind w:left="0" w:firstLine="709"/>
+        <w:rPr>
+          <w:lang w:val="en-US"/>
+        </w:rPr>
+      </w:pPr>
+      <w:proofErr w:type="gramStart"/>
+      <w:r>
+        <w:rPr>
+          <w:lang w:val="en-US"/>
+        </w:rPr>
+        <w:t>GET  /</w:t>
+      </w:r>
+      <w:proofErr w:type="gramEnd"/>
+      <w:r>
+        <w:rPr>
+          <w:lang w:val="en-US"/>
+        </w:rPr>
+        <w:t>health</w:t>
+      </w:r>
+    </w:p>
+    <w:p>
+      <w:pPr>
+        <w:pStyle w:val="af2"/>
+        <w:numPr>
+          <w:ilvl w:val="0"/>
+          <w:numId w:val="18"/>
+        </w:numPr>
+        <w:ind w:left="0" w:firstLine="709"/>
+        <w:rPr>
+          <w:lang w:val="en-US"/>
+        </w:rPr>
+      </w:pPr>
+      <w:r>
+        <w:rPr>
+          <w:lang w:val="en-US"/>
+        </w:rPr>
+        <w:t>POST /auth/register</w:t>
+      </w:r>
+    </w:p>
+    <w:p>
+      <w:pPr>
+        <w:pStyle w:val="af2"/>
+        <w:numPr>
+          <w:ilvl w:val="0"/>
+          <w:numId w:val="18"/>
+        </w:numPr>
+        <w:ind w:left="0" w:firstLine="709"/>
+      </w:pPr>
+      <w:r>
+        <w:rPr>
+          <w:lang w:val="en-US"/>
+        </w:rPr>
+        <w:t>POST /auth/login</w:t>
+      </w:r>
+    </w:p>
+    <w:p>
+      <w:pPr>
+        <w:pStyle w:val="af2"/>
+        <w:numPr>
+          <w:ilvl w:val="0"/>
+          <w:numId w:val="18"/>
+        </w:numPr>
+        <w:ind w:left="0" w:firstLine="709"/>
+        <w:rPr>
+          <w:lang w:val="en-US"/>
+        </w:rPr>
+      </w:pPr>
+      <w:proofErr w:type="gramStart"/>
+      <w:r>
+        <w:rPr>
+          <w:lang w:val="en-US"/>
+        </w:rPr>
+        <w:t>GET  /</w:t>
+      </w:r>
+      <w:proofErr w:type="gramEnd"/>
+      <w:r>
+        <w:rPr>
+          <w:lang w:val="en-US"/>
+        </w:rPr>
+        <w:t>users</w:t>
+      </w:r>
+    </w:p>
+    <w:p>
+      <w:pPr>
+        <w:pStyle w:val="af2"/>
+        <w:numPr>
+          <w:ilvl w:val="0"/>
+          <w:numId w:val="18"/>
+        </w:numPr>
+        <w:ind w:left="0" w:firstLine="709"/>
+        <w:rPr>
+          <w:lang w:val="en-US"/>
+        </w:rPr>
+      </w:pPr>
+      <w:r>
+        <w:rPr>
+          <w:lang w:val="en-US"/>
+        </w:rPr>
+        <w:t>POST /users</w:t>
+      </w:r>
+    </w:p>
+    <w:p>
+      <w:pPr>
+        <w:pStyle w:val="af2"/>
+        <w:numPr>
+          <w:ilvl w:val="0"/>
+          <w:numId w:val="18"/>
+        </w:numPr>
+        <w:ind w:left="0" w:firstLine="709"/>
+      </w:pPr>
+      <w:proofErr w:type="gramStart"/>
+      <w:r>
+        <w:rPr>
+          <w:lang w:val="en-US"/>
+        </w:rPr>
+        <w:t>PUT  /</w:t>
+      </w:r>
+      <w:proofErr w:type="gramEnd"/>
+      <w:r>
+        <w:rPr>
+          <w:lang w:val="en-US"/>
+        </w:rPr>
+        <w:t>users/</w:t>
+      </w:r>
+      <w:proofErr w:type="spellStart"/>
+      <w:r>
+        <w:rPr>
+          <w:lang w:val="en-US"/>
+        </w:rPr>
+        <w:t>role?login</w:t>
+      </w:r>
+      <w:proofErr w:type="spellEnd"/>
+      <w:r>
+        <w:rPr>
+          <w:lang w:val="en-US"/>
+        </w:rPr>
+        <w:t>=&lt;login&gt;</w:t>
+      </w:r>
+    </w:p>
+    <w:p>
+      <w:pPr>
+        <w:pStyle w:val="af2"/>
+        <w:numPr>
+          <w:ilvl w:val="0"/>
+          <w:numId w:val="18"/>
+        </w:numPr>
+        <w:ind w:left="0" w:firstLine="709"/>
+        <w:rPr>
+          <w:lang w:val="en-US"/>
+        </w:rPr>
+      </w:pPr>
+      <w:r>
+        <w:rPr>
+          <w:lang w:val="en-US"/>
+        </w:rPr>
+        <w:t>GET    /</w:t>
+      </w:r>
+      <w:proofErr w:type="spellStart"/>
+      <w:r>
+        <w:rPr>
+          <w:lang w:val="en-US"/>
+        </w:rPr>
+        <w:t>api</w:t>
+      </w:r>
+      <w:proofErr w:type="spellEnd"/>
+      <w:r>
+        <w:rPr>
+          <w:lang w:val="en-US"/>
+        </w:rPr>
+        <w:t>/&lt;resource&gt;</w:t>
+      </w:r>
+    </w:p>
+    <w:p>
+      <w:pPr>
+        <w:pStyle w:val="af2"/>
+        <w:numPr>
+          <w:ilvl w:val="0"/>
+          <w:numId w:val="18"/>
+        </w:numPr>
+        <w:ind w:left="0" w:firstLine="709"/>
+        <w:rPr>
+          <w:lang w:val="en-US"/>
+        </w:rPr>
+      </w:pPr>
+      <w:r>
+        <w:rPr>
+          <w:lang w:val="en-US"/>
+        </w:rPr>
+        <w:t>POST   /</w:t>
+      </w:r>
+      <w:proofErr w:type="spellStart"/>
+      <w:r>
+        <w:rPr>
+          <w:lang w:val="en-US"/>
+        </w:rPr>
+        <w:t>api</w:t>
+      </w:r>
+      <w:proofErr w:type="spellEnd"/>
+      <w:r>
+        <w:rPr>
+          <w:lang w:val="en-US"/>
+        </w:rPr>
+        <w:t>/&lt;resource&gt;</w:t>
+      </w:r>
+    </w:p>
+    <w:p>
+      <w:pPr>
+        <w:pStyle w:val="af2"/>
+        <w:numPr>
+          <w:ilvl w:val="0"/>
+          <w:numId w:val="18"/>
+        </w:numPr>
+        <w:ind w:left="0" w:firstLine="709"/>
+        <w:rPr>
+          <w:lang w:val="en-US"/>
+        </w:rPr>
+      </w:pPr>
+      <w:r>
+        <w:rPr>
+          <w:lang w:val="en-US"/>
+        </w:rPr>
+        <w:t>PUT    /</w:t>
+      </w:r>
+      <w:proofErr w:type="spellStart"/>
+      <w:r>
+        <w:rPr>
+          <w:lang w:val="en-US"/>
+        </w:rPr>
+        <w:t>api</w:t>
+      </w:r>
+      <w:proofErr w:type="spellEnd"/>
+      <w:r>
+        <w:rPr>
+          <w:lang w:val="en-US"/>
+        </w:rPr>
+        <w:t>/&lt;resource&gt;/</w:t>
+      </w:r>
+      <w:proofErr w:type="gramStart"/>
+      <w:r>
+        <w:rPr>
+          <w:lang w:val="en-US"/>
+        </w:rPr>
+        <w:t>item?&lt;</w:t>
+      </w:r>
+      <w:proofErr w:type="gramEnd"/>
+      <w:r>
+        <w:rPr>
+          <w:lang w:val="en-US"/>
+        </w:rPr>
+        <w:t>key&gt;</w:t>
+      </w:r>
+    </w:p>
+    <w:p>
+      <w:pPr>
+        <w:pStyle w:val="af2"/>
+        <w:numPr>
+          <w:ilvl w:val="0"/>
+          <w:numId w:val="18"/>
+        </w:numPr>
+        <w:ind w:left="0" w:firstLine="709"/>
+        <w:rPr>
+          <w:lang w:val="en-US"/>
+        </w:rPr>
+      </w:pPr>
+      <w:r>
+        <w:rPr>
+          <w:lang w:val="en-US"/>
+        </w:rPr>
+        <w:t>DELETE /</w:t>
+      </w:r>
+      <w:proofErr w:type="spellStart"/>
+      <w:r>
+        <w:rPr>
+          <w:lang w:val="en-US"/>
+        </w:rPr>
+        <w:t>api</w:t>
+      </w:r>
+      <w:proofErr w:type="spellEnd"/>
+      <w:r>
+        <w:rPr>
+          <w:lang w:val="en-US"/>
+        </w:rPr>
+        <w:t>/&lt;resource&gt;/</w:t>
+      </w:r>
+      <w:proofErr w:type="gramStart"/>
+      <w:r>
+        <w:rPr>
+          <w:lang w:val="en-US"/>
+        </w:rPr>
+        <w:t>item?&lt;</w:t>
+      </w:r>
+      <w:proofErr w:type="gramEnd"/>
+      <w:r>
+        <w:rPr>
+          <w:lang w:val="en-US"/>
+        </w:rPr>
+        <w:t>key&gt;</w:t>
+      </w:r>
+    </w:p>
+    <w:p>
+      <w:pPr>
+        <w:pStyle w:val="af2"/>
+      </w:pPr>
+      <w:r>
+        <w:lastRenderedPageBreak/>
+        <w:t>Маршрут</w:t>
+      </w:r>
+      <w:r>
+        <w:t xml:space="preserve"> /</w:t>
+      </w:r>
+      <w:proofErr w:type="spellStart"/>
+      <w:r>
+        <w:t>health</w:t>
+      </w:r>
+      <w:proofErr w:type="spellEnd"/>
+      <w:r>
+        <w:t xml:space="preserve"> используется для проверки работоспособности сервера.</w:t>
+      </w:r>
+    </w:p>
+    <w:p>
+      <w:pPr>
+        <w:pStyle w:val="af2"/>
+      </w:pPr>
+      <w:r>
+        <w:t>Маршруты /</w:t>
+      </w:r>
+      <w:proofErr w:type="spellStart"/>
+      <w:r>
+        <w:t>auth</w:t>
+      </w:r>
+      <w:proofErr w:type="spellEnd"/>
+      <w:r>
+        <w:t>/</w:t>
+      </w:r>
+      <w:proofErr w:type="spellStart"/>
+      <w:r>
+        <w:t>register</w:t>
+      </w:r>
+      <w:proofErr w:type="spellEnd"/>
+      <w:r>
+        <w:t xml:space="preserve"> и /</w:t>
+      </w:r>
+      <w:proofErr w:type="spellStart"/>
+      <w:r>
+        <w:t>auth</w:t>
+      </w:r>
+      <w:proofErr w:type="spellEnd"/>
+      <w:r>
+        <w:t>/</w:t>
+      </w:r>
+      <w:proofErr w:type="spellStart"/>
+      <w:r>
+        <w:t>login</w:t>
+      </w:r>
+      <w:proofErr w:type="spellEnd"/>
+      <w:r>
+        <w:t xml:space="preserve"> используются для регистрации и авторизации.</w:t>
+      </w:r>
+    </w:p>
+    <w:p>
+      <w:pPr>
+        <w:pStyle w:val="af2"/>
+      </w:pPr>
+      <w:r>
+        <w:t>Маршруты /</w:t>
+      </w:r>
+      <w:proofErr w:type="spellStart"/>
+      <w:r>
+        <w:t>users</w:t>
+      </w:r>
+      <w:proofErr w:type="spellEnd"/>
+      <w:r>
+        <w:t xml:space="preserve"> используются для управления пользователями и их ролями.</w:t>
+      </w:r>
+    </w:p>
+    <w:p>
+      <w:pPr>
+        <w:pStyle w:val="af2"/>
+      </w:pPr>
+      <w:r>
+        <w:t>Маршруты /</w:t>
+      </w:r>
+      <w:proofErr w:type="spellStart"/>
+      <w:r>
+        <w:t>api</w:t>
+      </w:r>
+      <w:proofErr w:type="spellEnd"/>
+      <w:r>
+        <w:t>/&lt;</w:t>
+      </w:r>
+      <w:proofErr w:type="spellStart"/>
+      <w:r>
+        <w:t>resource</w:t>
+      </w:r>
+      <w:proofErr w:type="spellEnd"/>
+      <w:r>
+        <w:t>&gt; используются для работы с таблицами предметной области.</w:t>
+      </w:r>
+    </w:p>
+    <w:p>
+      <w:pPr>
+        <w:pStyle w:val="31"/>
+        <w:numPr>
+          <w:ilvl w:val="2"/>
+          <w:numId w:val="1"/>
+        </w:numPr>
+        <w:ind w:left="0" w:firstLine="709"/>
+      </w:pPr>
+      <w:r>
+        <w:t>Форматы JSON-запросов и ответов</w:t>
+      </w:r>
+    </w:p>
+    <w:p>
+      <w:pPr>
+        <w:pStyle w:val="af2"/>
+      </w:pPr>
+      <w:r>
+        <w:t>Пример запроса авторизации:</w:t>
+      </w:r>
+    </w:p>
+    <w:p>
+      <w:pPr>
+        <w:pStyle w:val="af2"/>
+      </w:pPr>
+      <w:r>
+        <w:t>{</w:t>
+      </w:r>
+    </w:p>
+    <w:p>
+      <w:pPr>
+        <w:pStyle w:val="af2"/>
+      </w:pPr>
+      <w:r>
+        <w:t xml:space="preserve">  "</w:t>
+      </w:r>
+      <w:proofErr w:type="spellStart"/>
+      <w:r>
+        <w:t>login</w:t>
+      </w:r>
+      <w:proofErr w:type="spellEnd"/>
+      <w:r>
+        <w:t>": "</w:t>
+      </w:r>
+      <w:proofErr w:type="spellStart"/>
+      <w:r>
+        <w:t>admin</w:t>
+      </w:r>
+      <w:proofErr w:type="spellEnd"/>
+      <w:r>
+        <w:t>",</w:t>
+      </w:r>
+    </w:p>
+    <w:p>
+      <w:pPr>
+        <w:pStyle w:val="af2"/>
+      </w:pPr>
+      <w:r>
+        <w:t xml:space="preserve">  "</w:t>
+      </w:r>
+      <w:proofErr w:type="spellStart"/>
+      <w:r>
+        <w:t>password</w:t>
+      </w:r>
+      <w:proofErr w:type="spellEnd"/>
+      <w:r>
+        <w:t>": "admin12345"</w:t>
+      </w:r>
+    </w:p>
+    <w:p>
+      <w:pPr>
+        <w:pStyle w:val="af2"/>
+      </w:pPr>
+      <w:r>
+        <w:t>}</w:t>
+      </w:r>
+    </w:p>
+    <w:p>
+      <w:pPr>
+        <w:pStyle w:val="af2"/>
+      </w:pPr>
+      <w:r>
+        <w:t>Пример успешного ответа авторизации:</w:t>
+      </w:r>
+    </w:p>
+    <w:p>
+      <w:pPr>
+        <w:pStyle w:val="af2"/>
+        <w:rPr>
+          <w:lang w:val="en-US"/>
+        </w:rPr>
+      </w:pPr>
+      <w:r>
+        <w:rPr>
+          <w:lang w:val="en-US"/>
+        </w:rPr>
+        <w:t>{</w:t>
+      </w:r>
+    </w:p>
+    <w:p>
+      <w:pPr>
+        <w:pStyle w:val="af2"/>
+        <w:rPr>
+          <w:lang w:val="en-US"/>
+        </w:rPr>
+      </w:pPr>
+      <w:r>
+        <w:rPr>
+          <w:lang w:val="en-US"/>
+        </w:rPr>
+        <w:t xml:space="preserve">  "token": "&lt;</w:t>
+      </w:r>
+      <w:proofErr w:type="spellStart"/>
+      <w:r>
+        <w:rPr>
+          <w:lang w:val="en-US"/>
+        </w:rPr>
+        <w:t>jwt</w:t>
+      </w:r>
+      <w:proofErr w:type="spellEnd"/>
+      <w:r>
+        <w:rPr>
+          <w:lang w:val="en-US"/>
+        </w:rPr>
+        <w:t>-token&gt;",</w:t>
+      </w:r>
+    </w:p>
+    <w:p>
+      <w:pPr>
+        <w:pStyle w:val="af2"/>
+        <w:rPr>
+          <w:lang w:val="en-US"/>
+        </w:rPr>
+      </w:pPr>
+      <w:r>
+        <w:rPr>
+          <w:lang w:val="en-US"/>
+        </w:rPr>
+        <w:t xml:space="preserve">  "</w:t>
+      </w:r>
+      <w:proofErr w:type="spellStart"/>
+      <w:proofErr w:type="gramStart"/>
+      <w:r>
+        <w:rPr>
+          <w:lang w:val="en-US"/>
+        </w:rPr>
+        <w:t>token</w:t>
+      </w:r>
+      <w:proofErr w:type="gramEnd"/>
+      <w:r>
+        <w:rPr>
+          <w:lang w:val="en-US"/>
+        </w:rPr>
+        <w:t>_type</w:t>
+      </w:r>
+      <w:proofErr w:type="spellEnd"/>
+      <w:r>
+        <w:rPr>
+          <w:lang w:val="en-US"/>
+        </w:rPr>
+        <w:t>": "Bearer",</w:t>
+      </w:r>
+    </w:p>
+    <w:p>
+      <w:pPr>
+        <w:pStyle w:val="af2"/>
+        <w:rPr>
+          <w:lang w:val="en-US"/>
+        </w:rPr>
+      </w:pPr>
+      <w:r>
+        <w:rPr>
+          <w:lang w:val="en-US"/>
+        </w:rPr>
+        <w:t xml:space="preserve">  "user": {</w:t>
+      </w:r>
+    </w:p>
+    <w:p>
+      <w:pPr>
+        <w:pStyle w:val="af2"/>
+        <w:rPr>
+          <w:lang w:val="en-US"/>
+        </w:rPr>
+      </w:pPr>
+      <w:r>
+        <w:rPr>
+          <w:lang w:val="en-US"/>
+        </w:rPr>
+        <w:t xml:space="preserve">    "login": "admin",</w:t>
+      </w:r>
+    </w:p>
+    <w:p>
+      <w:pPr>
+        <w:pStyle w:val="af2"/>
+        <w:rPr>
+          <w:lang w:val="en-US"/>
+        </w:rPr>
+      </w:pPr>
+      <w:r>
+        <w:rPr>
+          <w:lang w:val="en-US"/>
+        </w:rPr>
+        <w:t xml:space="preserve">    "role": "</w:t>
+      </w:r>
+      <w:proofErr w:type="spellStart"/>
+      <w:r>
+        <w:rPr>
+          <w:lang w:val="en-US"/>
+        </w:rPr>
+        <w:t>agriculture_admin</w:t>
+      </w:r>
+      <w:proofErr w:type="spellEnd"/>
+      <w:r>
+        <w:rPr>
+          <w:lang w:val="en-US"/>
+        </w:rPr>
+        <w:t>"</w:t>
+      </w:r>
+    </w:p>
+    <w:p>
+      <w:pPr>
+        <w:pStyle w:val="af2"/>
+      </w:pPr>
+      <w:r>
+        <w:rPr>
+          <w:lang w:val="en-US"/>
+        </w:rPr>
+        <w:t xml:space="preserve">  </w:t>
+      </w:r>
+      <w:r>
+        <w:t>}</w:t>
+      </w:r>
+    </w:p>
+    <w:p>
+      <w:pPr>
+        <w:pStyle w:val="af2"/>
+      </w:pPr>
+      <w:r>
+        <w:t>}</w:t>
+      </w:r>
+    </w:p>
+    <w:p>
+      <w:pPr>
+        <w:pStyle w:val="af2"/>
+      </w:pPr>
+      <w:r>
+        <w:t>Пример создания пользователя:</w:t>
+      </w:r>
+    </w:p>
+    <w:p>
+      <w:pPr>
+        <w:pStyle w:val="af2"/>
+      </w:pPr>
+      <w:r>
+        <w:t>{</w:t>
+      </w:r>
+    </w:p>
+    <w:p>
+      <w:pPr>
+        <w:pStyle w:val="af2"/>
+      </w:pPr>
+      <w:r>
+        <w:t xml:space="preserve">  "</w:t>
+      </w:r>
+      <w:proofErr w:type="spellStart"/>
+      <w:r>
+        <w:t>login</w:t>
+      </w:r>
+      <w:proofErr w:type="spellEnd"/>
+      <w:r>
+        <w:t>": "</w:t>
+      </w:r>
+      <w:proofErr w:type="spellStart"/>
+      <w:r>
+        <w:t>owner</w:t>
+      </w:r>
+      <w:proofErr w:type="spellEnd"/>
+      <w:r>
+        <w:t>",</w:t>
+      </w:r>
+    </w:p>
+    <w:p>
+      <w:pPr>
+        <w:pStyle w:val="af2"/>
+        <w:rPr>
+          <w:lang w:val="en-US"/>
+        </w:rPr>
+      </w:pPr>
+      <w:r>
+        <w:t xml:space="preserve">  </w:t>
+      </w:r>
+      <w:r>
+        <w:rPr>
+          <w:lang w:val="en-US"/>
+        </w:rPr>
+        <w:t>"password": "password123",</w:t>
+      </w:r>
+    </w:p>
+    <w:p>
+      <w:pPr>
+        <w:pStyle w:val="af2"/>
+        <w:rPr>
+          <w:lang w:val="en-US"/>
+        </w:rPr>
+      </w:pPr>
+      <w:r>
+        <w:rPr>
+          <w:lang w:val="en-US"/>
+        </w:rPr>
+        <w:t xml:space="preserve">  "role": "</w:t>
+      </w:r>
+      <w:proofErr w:type="spellStart"/>
+      <w:r>
+        <w:rPr>
+          <w:lang w:val="en-US"/>
+        </w:rPr>
+        <w:t>farm_owner</w:t>
+      </w:r>
+      <w:proofErr w:type="spellEnd"/>
+      <w:r>
+        <w:rPr>
+          <w:lang w:val="en-US"/>
+        </w:rPr>
+        <w:t>"</w:t>
+      </w:r>
+    </w:p>
+    <w:p>
+      <w:pPr>
+        <w:pStyle w:val="af2"/>
+      </w:pPr>
+      <w:r>
+        <w:t>}</w:t>
+      </w:r>
+    </w:p>
+    <w:p>
+      <w:pPr>
+        <w:pStyle w:val="af2"/>
+      </w:pPr>
+    </w:p>
+    <w:p>
+      <w:pPr>
+        <w:pStyle w:val="af2"/>
+      </w:pPr>
+    </w:p>
+    <w:p>
+      <w:pPr>
+        <w:pStyle w:val="af2"/>
+      </w:pPr>
+      <w:r>
+        <w:lastRenderedPageBreak/>
+        <w:t>Пример ответа со списком ресурса:</w:t>
+      </w:r>
+    </w:p>
+    <w:p>
+      <w:pPr>
+        <w:pStyle w:val="af2"/>
+        <w:rPr>
+          <w:lang w:val="en-US"/>
+        </w:rPr>
+      </w:pPr>
+      <w:r>
+        <w:rPr>
+          <w:lang w:val="en-US"/>
+        </w:rPr>
+        <w:t>{</w:t>
+      </w:r>
+    </w:p>
+    <w:p>
+      <w:pPr>
+        <w:pStyle w:val="af2"/>
+        <w:rPr>
+          <w:lang w:val="en-US"/>
+        </w:rPr>
+      </w:pPr>
+      <w:r>
+        <w:rPr>
+          <w:lang w:val="en-US"/>
+        </w:rPr>
+        <w:t xml:space="preserve">  "resource": "farm",</w:t>
+      </w:r>
+    </w:p>
+    <w:p>
+      <w:pPr>
+        <w:pStyle w:val="af2"/>
+        <w:rPr>
+          <w:lang w:val="en-US"/>
+        </w:rPr>
+      </w:pPr>
+      <w:r>
+        <w:rPr>
+          <w:lang w:val="en-US"/>
+        </w:rPr>
+        <w:t xml:space="preserve">  "rows": [</w:t>
+      </w:r>
+    </w:p>
+    <w:p>
+      <w:pPr>
+        <w:pStyle w:val="af2"/>
+        <w:rPr>
+          <w:lang w:val="en-US"/>
+        </w:rPr>
+      </w:pPr>
+      <w:r>
+        <w:rPr>
+          <w:lang w:val="en-US"/>
+        </w:rPr>
+        <w:t xml:space="preserve">    {</w:t>
+      </w:r>
+    </w:p>
+    <w:p>
+      <w:pPr>
+        <w:pStyle w:val="af2"/>
+        <w:rPr>
+          <w:lang w:val="en-US"/>
+        </w:rPr>
+      </w:pPr>
+      <w:r>
+        <w:rPr>
+          <w:lang w:val="en-US"/>
+        </w:rPr>
+        <w:t xml:space="preserve">      "id": 1,</w:t>
+      </w:r>
+    </w:p>
+    <w:p>
+      <w:pPr>
+        <w:pStyle w:val="af2"/>
+        <w:rPr>
+          <w:lang w:val="en-US"/>
+        </w:rPr>
+      </w:pPr>
+      <w:r>
+        <w:rPr>
+          <w:lang w:val="en-US"/>
+        </w:rPr>
+        <w:t xml:space="preserve">      "name": "</w:t>
+      </w:r>
+      <w:r>
+        <w:t>Фермерское</w:t>
+      </w:r>
+      <w:r>
+        <w:rPr>
+          <w:lang w:val="en-US"/>
+        </w:rPr>
+        <w:t xml:space="preserve"> </w:t>
+      </w:r>
+      <w:r>
+        <w:t>хозяйство</w:t>
+      </w:r>
+      <w:r>
+        <w:rPr>
+          <w:lang w:val="en-US"/>
+        </w:rPr>
+        <w:t>",</w:t>
+      </w:r>
+    </w:p>
+    <w:p>
+      <w:pPr>
+        <w:pStyle w:val="af2"/>
+      </w:pPr>
+      <w:r>
+        <w:rPr>
+          <w:lang w:val="en-US"/>
+        </w:rPr>
+        <w:t xml:space="preserve">      </w:t>
+      </w:r>
+      <w:r>
+        <w:t>"</w:t>
+      </w:r>
+      <w:proofErr w:type="spellStart"/>
+      <w:r>
+        <w:t>status</w:t>
+      </w:r>
+      <w:proofErr w:type="spellEnd"/>
+      <w:r>
+        <w:t>": "</w:t>
+      </w:r>
+      <w:proofErr w:type="spellStart"/>
+      <w:r>
+        <w:t>active</w:t>
+      </w:r>
+      <w:proofErr w:type="spellEnd"/>
+      <w:r>
+        <w:t>"</w:t>
+      </w:r>
+    </w:p>
+    <w:p>
+      <w:pPr>
+        <w:pStyle w:val="af2"/>
+      </w:pPr>
+      <w:r>
+        <w:t xml:space="preserve">    }</w:t>
+      </w:r>
+    </w:p>
+    <w:p>
+      <w:pPr>
+        <w:pStyle w:val="af2"/>
+      </w:pPr>
+      <w:r>
+        <w:t xml:space="preserve">  ]</w:t>
+      </w:r>
+    </w:p>
+    <w:p>
+      <w:pPr>
+        <w:pStyle w:val="af2"/>
+      </w:pPr>
+      <w:r>
+        <w:t>}</w:t>
+      </w:r>
+    </w:p>
+    <w:p>
+      <w:pPr>
+        <w:pStyle w:val="af2"/>
+      </w:pPr>
+      <w:r>
+        <w:t>Пример ответа операции изменения:</w:t>
+      </w:r>
+    </w:p>
+    <w:p>
+      <w:pPr>
+        <w:pStyle w:val="af2"/>
+        <w:rPr>
+          <w:lang w:val="en-US"/>
+        </w:rPr>
+      </w:pPr>
+      <w:r>
+        <w:rPr>
+          <w:lang w:val="en-US"/>
+        </w:rPr>
+        <w:t>{</w:t>
+      </w:r>
+    </w:p>
+    <w:p>
+      <w:pPr>
+        <w:pStyle w:val="af2"/>
+        <w:rPr>
+          <w:lang w:val="en-US"/>
+        </w:rPr>
+      </w:pPr>
+      <w:r>
+        <w:rPr>
+          <w:lang w:val="en-US"/>
+        </w:rPr>
+        <w:t xml:space="preserve">  "resource": "farm",</w:t>
+      </w:r>
+    </w:p>
+    <w:p>
+      <w:pPr>
+        <w:pStyle w:val="af2"/>
+        <w:rPr>
+          <w:lang w:val="en-US"/>
+        </w:rPr>
+      </w:pPr>
+      <w:r>
+        <w:rPr>
+          <w:lang w:val="en-US"/>
+        </w:rPr>
+        <w:t xml:space="preserve">  "</w:t>
+      </w:r>
+      <w:proofErr w:type="spellStart"/>
+      <w:r>
+        <w:rPr>
+          <w:lang w:val="en-US"/>
+        </w:rPr>
+        <w:t>affectedRows</w:t>
+      </w:r>
+      <w:proofErr w:type="spellEnd"/>
+      <w:r>
+        <w:rPr>
+          <w:lang w:val="en-US"/>
+        </w:rPr>
+        <w:t>": 1</w:t>
+      </w:r>
+    </w:p>
+    <w:p>
+      <w:pPr>
+        <w:pStyle w:val="af2"/>
+        <w:rPr>
+          <w:lang w:val="en-US"/>
+        </w:rPr>
+      </w:pPr>
+      <w:r>
+        <w:rPr>
+          <w:lang w:val="en-US"/>
+        </w:rPr>
+        <w:t>}</w:t>
+      </w:r>
+    </w:p>
+    <w:p>
+      <w:pPr>
+        <w:pStyle w:val="af2"/>
+      </w:pPr>
+      <w:r>
+        <w:t>Пример</w:t>
+      </w:r>
+      <w:r>
+        <w:rPr>
+          <w:lang w:val="en-US"/>
+        </w:rPr>
+        <w:t xml:space="preserve"> </w:t>
+      </w:r>
+      <w:r>
+        <w:t>ошибки</w:t>
+      </w:r>
+      <w:r>
+        <w:rPr>
+          <w:lang w:val="en-US"/>
+        </w:rPr>
+        <w:t>:</w:t>
+      </w:r>
+    </w:p>
+    <w:p>
+      <w:pPr>
+        <w:pStyle w:val="af2"/>
+        <w:rPr>
+          <w:lang w:val="en-US"/>
+        </w:rPr>
+      </w:pPr>
+      <w:r>
+        <w:rPr>
+          <w:lang w:val="en-US"/>
+        </w:rPr>
+        <w:t>{</w:t>
+      </w:r>
+    </w:p>
+    <w:p>
+      <w:pPr>
+        <w:pStyle w:val="af2"/>
+        <w:rPr>
+          <w:lang w:val="en-US"/>
+        </w:rPr>
+      </w:pPr>
+      <w:r>
+        <w:rPr>
+          <w:lang w:val="en-US"/>
+        </w:rPr>
+        <w:t xml:space="preserve">  "error": "Authorization Bearer token is required"</w:t>
+      </w:r>
+    </w:p>
+    <w:p>
+      <w:pPr>
+        <w:pStyle w:val="af2"/>
+      </w:pPr>
+      <w:r>
+        <w:t>}</w:t>
+      </w:r>
+    </w:p>
+    <w:p>
+      <w:pPr>
+        <w:pStyle w:val="23"/>
+        <w:numPr>
+          <w:ilvl w:val="1"/>
+          <w:numId w:val="1"/>
+        </w:numPr>
+        <w:ind w:left="0" w:firstLine="709"/>
+      </w:pPr>
+      <w:r>
+        <w:t>Проектирование моделей данных</w:t>
+      </w:r>
+    </w:p>
+    <w:p>
+      <w:pPr>
+        <w:pStyle w:val="af2"/>
+      </w:pPr>
+      <w:r>
+        <w:t xml:space="preserve">В проекте используются три основных типа моделей: </w:t>
+      </w:r>
+      <w:proofErr w:type="spellStart"/>
+      <w:r>
+        <w:t>persistence</w:t>
+      </w:r>
+      <w:proofErr w:type="spellEnd"/>
+      <w:r>
+        <w:t xml:space="preserve">-модели, DTO-модели и </w:t>
+      </w:r>
+      <w:proofErr w:type="spellStart"/>
+      <w:r>
+        <w:t>view</w:t>
+      </w:r>
+      <w:proofErr w:type="spellEnd"/>
+      <w:r>
+        <w:t>-модели. Такое разделение позволяет не смешивать внутреннее хранение данных, бизнес-логику и внешний JSON-контракт.</w:t>
+      </w:r>
+    </w:p>
+    <w:p>
+      <w:pPr>
+        <w:pStyle w:val="23"/>
+        <w:numPr>
+          <w:ilvl w:val="2"/>
+          <w:numId w:val="1"/>
+        </w:numPr>
+      </w:pPr>
+      <w:proofErr w:type="spellStart"/>
+      <w:r>
+        <w:t>Persistence</w:t>
+      </w:r>
+      <w:proofErr w:type="spellEnd"/>
+      <w:r>
+        <w:t>-модели</w:t>
+      </w:r>
+    </w:p>
+    <w:p>
+      <w:pPr>
+        <w:pStyle w:val="af2"/>
+      </w:pPr>
+      <w:proofErr w:type="spellStart"/>
+      <w:r>
+        <w:t>Persistence</w:t>
+      </w:r>
+      <w:proofErr w:type="spellEnd"/>
+      <w:r>
+        <w:t>-модели описывают данные в том виде, в котором они хранятся или читаются из базы данных. Они находятся в серверной части проекта и отражают структуру таблиц.</w:t>
+      </w:r>
+    </w:p>
+    <w:p>
+      <w:pPr>
+        <w:pStyle w:val="af2"/>
+      </w:pPr>
+      <w:r>
+        <w:lastRenderedPageBreak/>
+        <w:t xml:space="preserve">Для большинства сущностей </w:t>
+      </w:r>
+      <w:proofErr w:type="spellStart"/>
+      <w:r>
+        <w:t>persistence</w:t>
+      </w:r>
+      <w:proofErr w:type="spellEnd"/>
+      <w:r>
+        <w:t>-модели соответствуют таблицам предметной области. Для пользователя используется модель User, которая хранит логин, хеш пароля и роль.</w:t>
+      </w:r>
+    </w:p>
+    <w:p>
+      <w:pPr>
+        <w:pStyle w:val="af2"/>
+      </w:pPr>
+      <w:proofErr w:type="spellStart"/>
+      <w:r>
+        <w:t>Persistence</w:t>
+      </w:r>
+      <w:proofErr w:type="spellEnd"/>
+      <w:r>
+        <w:t>-модели не должны напрямую использоваться как публичный JSON-ответ. Это позволяет скрыть внутренние поля и сохранить независимость API от физической структуры базы данных.</w:t>
+      </w:r>
+    </w:p>
+    <w:p>
+      <w:pPr>
+        <w:pStyle w:val="23"/>
+        <w:numPr>
+          <w:ilvl w:val="2"/>
+          <w:numId w:val="1"/>
+        </w:numPr>
+        <w:ind w:left="0" w:firstLine="709"/>
+      </w:pPr>
+      <w:r>
+        <w:t>DTO-модели</w:t>
+      </w:r>
+    </w:p>
+    <w:p>
+      <w:pPr>
+        <w:pStyle w:val="af2"/>
+      </w:pPr>
+      <w:r>
+        <w:t xml:space="preserve">DTO-модели используются внутри </w:t>
+      </w:r>
+      <w:proofErr w:type="spellStart"/>
+      <w:r>
+        <w:t>application</w:t>
+      </w:r>
+      <w:proofErr w:type="spellEnd"/>
+      <w:r>
+        <w:t xml:space="preserve">-слоя. Они передают данные между HTTP-контроллерами, </w:t>
+      </w:r>
+      <w:proofErr w:type="spellStart"/>
+      <w:r>
+        <w:t>application</w:t>
+      </w:r>
+      <w:proofErr w:type="spellEnd"/>
+      <w:r>
+        <w:t>-контроллерами и обработчиками результата.</w:t>
+      </w:r>
+    </w:p>
+    <w:p>
+      <w:pPr>
+        <w:pStyle w:val="af2"/>
+      </w:pPr>
+      <w:r>
+        <w:t xml:space="preserve">Например, для пользователей используются команды создания, регистрации и входа. DTO позволяют отделить входные команды от публичных ответов и от </w:t>
+      </w:r>
+      <w:proofErr w:type="spellStart"/>
+      <w:r>
+        <w:t>persistence</w:t>
+      </w:r>
+      <w:proofErr w:type="spellEnd"/>
+      <w:r>
+        <w:t>-моделей.</w:t>
+      </w:r>
+    </w:p>
+    <w:p>
+      <w:pPr>
+        <w:pStyle w:val="af2"/>
+      </w:pPr>
+      <w:r>
+        <w:t>DTO-модель удобна для валидации, передачи результата операции и описания ошибок бизнес-логики.</w:t>
+      </w:r>
+    </w:p>
+    <w:p>
+      <w:pPr>
+        <w:pStyle w:val="23"/>
+        <w:numPr>
+          <w:ilvl w:val="2"/>
+          <w:numId w:val="1"/>
+        </w:numPr>
+        <w:ind w:left="0" w:firstLine="709"/>
+      </w:pPr>
+      <w:r>
+        <w:t>View-модели</w:t>
+      </w:r>
+    </w:p>
+    <w:p>
+      <w:pPr>
+        <w:pStyle w:val="af2"/>
+      </w:pPr>
+      <w:r>
+        <w:t>View-модели описывают публичный контракт API. Именно они преобразуются в JSON и возвращаются клиенту.</w:t>
+      </w:r>
+    </w:p>
+    <w:p>
+      <w:pPr>
+        <w:pStyle w:val="af2"/>
+      </w:pPr>
+      <w:r>
+        <w:t xml:space="preserve">Например, пользователь наружу возвращается как объект с полями </w:t>
+      </w:r>
+      <w:proofErr w:type="spellStart"/>
+      <w:r>
+        <w:t>login</w:t>
+      </w:r>
+      <w:proofErr w:type="spellEnd"/>
+      <w:r>
+        <w:t xml:space="preserve"> и </w:t>
+      </w:r>
+      <w:proofErr w:type="spellStart"/>
+      <w:r>
+        <w:t>role</w:t>
+      </w:r>
+      <w:proofErr w:type="spellEnd"/>
+      <w:r>
+        <w:t xml:space="preserve">, но без </w:t>
+      </w:r>
+      <w:proofErr w:type="spellStart"/>
+      <w:r>
+        <w:t>хеша</w:t>
+      </w:r>
+      <w:proofErr w:type="spellEnd"/>
+      <w:r>
+        <w:t xml:space="preserve"> пароля и других внутренних данных.</w:t>
+      </w:r>
+    </w:p>
+    <w:p>
+      <w:pPr>
+        <w:pStyle w:val="af2"/>
+      </w:pPr>
+      <w:r>
+        <w:t>Такой подход повышает безопасность и делает API более стабильным. Даже если структура базы данных изменится, внешний формат ответа можно сохранить без изменений.</w:t>
+      </w:r>
+    </w:p>
+    <w:p>
+      <w:pPr>
+        <w:pStyle w:val="23"/>
+        <w:numPr>
+          <w:ilvl w:val="1"/>
+          <w:numId w:val="1"/>
+        </w:numPr>
+        <w:tabs>
+          <w:tab w:val="clear" w:pos="709"/>
+        </w:tabs>
+        <w:ind w:left="0" w:firstLine="709"/>
+      </w:pPr>
+      <w:r>
+        <w:t>Проектирование тестирования и режимов сборки</w:t>
+      </w:r>
+    </w:p>
+    <w:p>
+      <w:pPr>
+        <w:pStyle w:val="af2"/>
+      </w:pPr>
+      <w:r>
+        <w:t>В проекте предусмотрены разные режимы сборки и несколько уровней тестирования. Это необходимо для проверки корректности как отдельных компонентов, так и всей цепочки работы сервера.</w:t>
+      </w:r>
+    </w:p>
+    <w:p>
+      <w:pPr>
+        <w:pStyle w:val="af2"/>
+      </w:pPr>
+      <w:r>
+        <w:t xml:space="preserve">Сборка выполняется через </w:t>
+      </w:r>
+      <w:proofErr w:type="spellStart"/>
+      <w:r>
+        <w:t>CMake</w:t>
+      </w:r>
+      <w:proofErr w:type="spellEnd"/>
+      <w:r>
+        <w:t xml:space="preserve">. Для клиента используются стандартные команды Node.js и </w:t>
+      </w:r>
+      <w:proofErr w:type="spellStart"/>
+      <w:r>
+        <w:t>Vite</w:t>
+      </w:r>
+      <w:proofErr w:type="spellEnd"/>
+      <w:r>
+        <w:t>.</w:t>
+      </w:r>
+    </w:p>
+    <w:p>
+      <w:pPr>
+        <w:pStyle w:val="af2"/>
+      </w:pPr>
+    </w:p>
+    <w:p>
+      <w:pPr>
+        <w:pStyle w:val="31"/>
+        <w:numPr>
+          <w:ilvl w:val="2"/>
+          <w:numId w:val="1"/>
+        </w:numPr>
+        <w:ind w:left="0" w:firstLine="709"/>
+      </w:pPr>
+      <w:proofErr w:type="spellStart"/>
+      <w:r>
+        <w:lastRenderedPageBreak/>
+        <w:t>Debug</w:t>
+      </w:r>
+      <w:proofErr w:type="spellEnd"/>
+      <w:r>
+        <w:t xml:space="preserve">- и </w:t>
+      </w:r>
+      <w:proofErr w:type="spellStart"/>
+      <w:r>
+        <w:t>Release</w:t>
+      </w:r>
+      <w:proofErr w:type="spellEnd"/>
+      <w:r>
+        <w:t>-сборки</w:t>
+      </w:r>
+    </w:p>
+    <w:p>
+      <w:pPr>
+        <w:pStyle w:val="af2"/>
+      </w:pPr>
+      <w:r>
+        <w:t xml:space="preserve">В </w:t>
+      </w:r>
+      <w:proofErr w:type="spellStart"/>
+      <w:r>
+        <w:t>Debug</w:t>
+      </w:r>
+      <w:proofErr w:type="spellEnd"/>
+      <w:r>
+        <w:t xml:space="preserve">-сборке сервер использует базу данных </w:t>
+      </w:r>
+      <w:proofErr w:type="spellStart"/>
+      <w:r>
+        <w:t>fasc_test</w:t>
+      </w:r>
+      <w:proofErr w:type="spellEnd"/>
+      <w:r>
+        <w:t>. При запуске такая база очищается и заново инициализируется. Это удобно для разработки и тестирования, так как каждый запуск начинается с предсказуемого состояния данных.</w:t>
+      </w:r>
+    </w:p>
+    <w:p>
+      <w:pPr>
+        <w:pStyle w:val="af2"/>
+      </w:pPr>
+      <w:r>
+        <w:t xml:space="preserve">В </w:t>
+      </w:r>
+      <w:proofErr w:type="spellStart"/>
+      <w:r>
+        <w:t>Release</w:t>
+      </w:r>
+      <w:proofErr w:type="spellEnd"/>
+      <w:r>
+        <w:t xml:space="preserve">-сборке сервер использует базу данных </w:t>
+      </w:r>
+      <w:proofErr w:type="spellStart"/>
+      <w:r>
+        <w:t>fasc_db</w:t>
+      </w:r>
+      <w:proofErr w:type="spellEnd"/>
+      <w:r>
+        <w:t>. Эта база создается и инициализируется при необходимости, но существующие данные не очищаются. Такой режим предназначен для рабочего использования системы.</w:t>
+      </w:r>
+    </w:p>
+    <w:p>
+      <w:pPr>
+        <w:pStyle w:val="af2"/>
+      </w:pPr>
+      <w:r>
+        <w:t xml:space="preserve">Разделение </w:t>
+      </w:r>
+      <w:proofErr w:type="spellStart"/>
+      <w:r>
+        <w:t>Debug</w:t>
+      </w:r>
+      <w:proofErr w:type="spellEnd"/>
+      <w:r>
+        <w:t xml:space="preserve"> и </w:t>
+      </w:r>
+      <w:proofErr w:type="spellStart"/>
+      <w:r>
+        <w:t>Release</w:t>
+      </w:r>
+      <w:proofErr w:type="spellEnd"/>
+      <w:r>
+        <w:t xml:space="preserve"> снижает риск случайного повреждения рабочих данных во время разработки.</w:t>
+      </w:r>
+    </w:p>
+    <w:p>
+      <w:pPr>
+        <w:pStyle w:val="31"/>
+        <w:numPr>
+          <w:ilvl w:val="2"/>
+          <w:numId w:val="1"/>
+        </w:numPr>
+        <w:ind w:left="0" w:firstLine="709"/>
+      </w:pPr>
+      <w:r>
+        <w:t>Unit-тестирование</w:t>
+      </w:r>
+    </w:p>
+    <w:p>
+      <w:pPr>
+        <w:pStyle w:val="af2"/>
+      </w:pPr>
+      <w:r>
+        <w:t>Unit-тесты используются для проверки отдельных компонентов системы. Они позволяют проверить работу маршрутизатора, контроллеров, JSON-</w:t>
+      </w:r>
+      <w:proofErr w:type="spellStart"/>
+      <w:r>
+        <w:t>маршаллинга</w:t>
+      </w:r>
+      <w:proofErr w:type="spellEnd"/>
+      <w:r>
+        <w:t>, доменных типов, JWT-сервиса и хеширования паролей.</w:t>
+      </w:r>
+    </w:p>
+    <w:p>
+      <w:pPr>
+        <w:pStyle w:val="af2"/>
+      </w:pPr>
+      <w:r>
+        <w:t>Unit-тесты полезны тем, что быстро выполняются и позволяют находить ошибки в отдельных частях системы без запуска полноценной базы данных и сервера.</w:t>
+      </w:r>
+    </w:p>
+    <w:p>
+      <w:pPr>
+        <w:pStyle w:val="31"/>
+        <w:numPr>
+          <w:ilvl w:val="2"/>
+          <w:numId w:val="1"/>
+        </w:numPr>
+        <w:ind w:left="0" w:firstLine="709"/>
+      </w:pPr>
+      <w:proofErr w:type="spellStart"/>
+      <w:r>
+        <w:t>Integration</w:t>
+      </w:r>
+      <w:proofErr w:type="spellEnd"/>
+      <w:r>
+        <w:t>-тестирование</w:t>
+      </w:r>
+    </w:p>
+    <w:p>
+      <w:pPr>
+        <w:pStyle w:val="af2"/>
+      </w:pPr>
+      <w:proofErr w:type="spellStart"/>
+      <w:r>
+        <w:t>Integration</w:t>
+      </w:r>
+      <w:proofErr w:type="spellEnd"/>
+      <w:r>
+        <w:t xml:space="preserve">-тесты проверяют работу нескольких компонентов вместе. В проекте они используются для проверки HTTP </w:t>
+      </w:r>
+      <w:proofErr w:type="spellStart"/>
+      <w:r>
+        <w:t>endpoints</w:t>
+      </w:r>
+      <w:proofErr w:type="spellEnd"/>
+      <w:r>
+        <w:t>, взаимодействия маршрутизации, обработчиков, контроллеров и базы данных.</w:t>
+      </w:r>
+    </w:p>
+    <w:p>
+      <w:pPr>
+        <w:pStyle w:val="af2"/>
+      </w:pPr>
+      <w:r>
+        <w:t xml:space="preserve">Для </w:t>
+      </w:r>
+      <w:proofErr w:type="spellStart"/>
+      <w:r>
+        <w:t>integration</w:t>
+      </w:r>
+      <w:proofErr w:type="spellEnd"/>
+      <w:r>
+        <w:t xml:space="preserve">-тестов используется тестовая база </w:t>
+      </w:r>
+      <w:proofErr w:type="spellStart"/>
+      <w:r>
+        <w:t>fasc_test</w:t>
+      </w:r>
+      <w:proofErr w:type="spellEnd"/>
+      <w:r>
+        <w:t>. Это позволяет проверять реальные операции чтения, создания, изменения и удаления данных без риска повредить основную базу.</w:t>
+      </w:r>
+    </w:p>
+    <w:p>
+      <w:pPr>
+        <w:pStyle w:val="af2"/>
+      </w:pPr>
+      <w:proofErr w:type="spellStart"/>
+      <w:r>
+        <w:t>Integration</w:t>
+      </w:r>
+      <w:proofErr w:type="spellEnd"/>
+      <w:r>
+        <w:t xml:space="preserve">-тестирование особенно важно для проверки авторизации, работы JWT, подключения к </w:t>
+      </w:r>
+      <w:proofErr w:type="spellStart"/>
+      <w:r>
+        <w:t>PostgreSQL</w:t>
+      </w:r>
+      <w:proofErr w:type="spellEnd"/>
+      <w:r>
+        <w:t xml:space="preserve"> и корректности JSON-ответов.</w:t>
+      </w:r>
+    </w:p>
+    <w:p>
+      <w:pPr>
+        <w:pStyle w:val="23"/>
+        <w:numPr>
+          <w:ilvl w:val="1"/>
+          <w:numId w:val="1"/>
+        </w:numPr>
+        <w:ind w:left="0" w:firstLine="709"/>
+      </w:pPr>
+      <w:r>
+        <w:t>Вывод по проектной части</w:t>
+      </w:r>
+    </w:p>
+    <w:p>
+      <w:pPr>
+        <w:pStyle w:val="af2"/>
+      </w:pPr>
+      <w:r>
+        <w:t xml:space="preserve">В проектной части была определена архитектура информационной системы фермерской ассоциации. Система построена как клиент-серверное </w:t>
+      </w:r>
+      <w:r>
+        <w:lastRenderedPageBreak/>
+        <w:t xml:space="preserve">приложение с </w:t>
+      </w:r>
+      <w:proofErr w:type="spellStart"/>
+      <w:r>
+        <w:t>React</w:t>
+      </w:r>
+      <w:proofErr w:type="spellEnd"/>
+      <w:r>
+        <w:t xml:space="preserve"> + </w:t>
+      </w:r>
+      <w:proofErr w:type="spellStart"/>
+      <w:r>
+        <w:t>TypeScript</w:t>
+      </w:r>
+      <w:proofErr w:type="spellEnd"/>
+      <w:r>
+        <w:t xml:space="preserve"> клиентом, C++20 HTTP-сервером и </w:t>
+      </w:r>
+      <w:proofErr w:type="spellStart"/>
+      <w:r>
+        <w:t>PostgreSQL</w:t>
+      </w:r>
+      <w:proofErr w:type="spellEnd"/>
+      <w:r>
+        <w:t xml:space="preserve"> базой данных.</w:t>
+      </w:r>
+    </w:p>
+    <w:p>
+      <w:pPr>
+        <w:pStyle w:val="af2"/>
+      </w:pPr>
+      <w:r>
+        <w:t xml:space="preserve">Серверная часть разделена на сетевой слой, маршрутизацию, обработчики, HTTP-контроллеры, </w:t>
+      </w:r>
+      <w:proofErr w:type="spellStart"/>
+      <w:r>
+        <w:t>application</w:t>
+      </w:r>
+      <w:proofErr w:type="spellEnd"/>
+      <w:r>
+        <w:t>-слой и слой базы данных. Такое разделение делает систему более понятной и удобной для сопровождения.</w:t>
+      </w:r>
+    </w:p>
+    <w:p>
+      <w:pPr>
+        <w:pStyle w:val="af2"/>
+      </w:pPr>
+      <w:r>
+        <w:t>Клиентская часть предоставляет пользователю интерфейс для авторизации, навигации по доступным разделам, просмотра таблиц и выполнения CRUD-операций через формы.</w:t>
+      </w:r>
+    </w:p>
+    <w:p>
+      <w:pPr>
+        <w:pStyle w:val="af2"/>
+      </w:pPr>
+      <w:r>
+        <w:t>Для безопасности реализована JWT-авторизация и разграничение доступа по ролям. Роль пользователя хранится на сервере и используется при проверке защищенных маршрутов.</w:t>
+      </w:r>
+    </w:p>
+    <w:p>
+      <w:pPr>
+        <w:pStyle w:val="af2"/>
+      </w:pPr>
+      <w:r>
+        <w:t>Выбранная архитектура обеспечивает надежное хранение данных, понятное взаимодействие между компонентами, возможность тестирования и дальнейшего развития системы.</w:t>
+      </w:r>
     </w:p>
     <w:p>
       <w:pPr>
         <w:pStyle w:val="14"/>
+        <w:numPr>
+          <w:ilvl w:val="0"/>
+          <w:numId w:val="1"/>
+        </w:numPr>
+        <w:ind w:left="0" w:firstLine="709"/>
+      </w:pPr>
+      <w:r>
+        <w:t>Технологическая</w:t>
+      </w:r>
+      <w:r>
+        <w:t xml:space="preserve"> част</w:t>
+      </w:r>
+      <w:r>
+        <w:t>ь</w:t>
+      </w:r>
+    </w:p>
+    <w:p>
+      <w:pPr>
+        <w:pStyle w:val="23"/>
+        <w:numPr>
+          <w:ilvl w:val="1"/>
+          <w:numId w:val="1"/>
+        </w:numPr>
+        <w:ind w:left="0" w:firstLine="709"/>
+      </w:pPr>
+      <w:r>
+        <w:t>Выбор технологий реализации</w:t>
+      </w:r>
+    </w:p>
+    <w:p>
+      <w:pPr>
+        <w:pStyle w:val="af2"/>
+      </w:pPr>
+      <w:r>
+        <w:t>Для реализации информационной системы фермерской ассоциации были выбраны технологии, обеспечивающие надежную работу серверной части, удобную разработку клиентского интерфейса и устойчивое хранение данных.</w:t>
+      </w:r>
+    </w:p>
+    <w:p>
+      <w:pPr>
+        <w:pStyle w:val="af2"/>
+      </w:pPr>
+      <w:r>
+        <w:t xml:space="preserve">Серверная часть реализована на языке C++20. Данный язык выбран из-за высокой производительности, строгой типизации и возможности точного управления ресурсами. Для сетевого взаимодействия используются библиотеки </w:t>
+      </w:r>
+      <w:proofErr w:type="spellStart"/>
+      <w:r>
+        <w:t>Boost.Asio</w:t>
+      </w:r>
+      <w:proofErr w:type="spellEnd"/>
+      <w:r>
+        <w:t xml:space="preserve"> и </w:t>
+      </w:r>
+      <w:proofErr w:type="spellStart"/>
+      <w:r>
+        <w:t>Boost.Beast</w:t>
+      </w:r>
+      <w:proofErr w:type="spellEnd"/>
+      <w:r>
+        <w:t>, которые позволяют реализовать HTTP-сервер и обрабатывать входящие TCP-соединения.</w:t>
+      </w:r>
+    </w:p>
+    <w:p>
+      <w:pPr>
+        <w:pStyle w:val="af2"/>
+      </w:pPr>
+      <w:r>
+        <w:t xml:space="preserve">Клиентская часть реализована с использованием </w:t>
+      </w:r>
+      <w:proofErr w:type="spellStart"/>
+      <w:r>
+        <w:t>React</w:t>
+      </w:r>
+      <w:proofErr w:type="spellEnd"/>
+      <w:r>
+        <w:t xml:space="preserve"> и </w:t>
+      </w:r>
+      <w:proofErr w:type="spellStart"/>
+      <w:r>
+        <w:t>TypeScript</w:t>
+      </w:r>
+      <w:proofErr w:type="spellEnd"/>
+      <w:r>
+        <w:t xml:space="preserve">. </w:t>
+      </w:r>
+      <w:proofErr w:type="spellStart"/>
+      <w:r>
+        <w:t>React</w:t>
+      </w:r>
+      <w:proofErr w:type="spellEnd"/>
+      <w:r>
+        <w:t xml:space="preserve"> позволяет строить интерфейс из независимых компонентов, а </w:t>
+      </w:r>
+      <w:proofErr w:type="spellStart"/>
+      <w:r>
+        <w:t>TypeScript</w:t>
+      </w:r>
+      <w:proofErr w:type="spellEnd"/>
+      <w:r>
+        <w:t xml:space="preserve"> обеспечивает строгую типизацию данных, получаемых от сервера.</w:t>
+      </w:r>
+    </w:p>
+    <w:p>
+      <w:pPr>
+        <w:pStyle w:val="af2"/>
+      </w:pPr>
+      <w:r>
+        <w:t xml:space="preserve">В качестве базы данных используется </w:t>
+      </w:r>
+      <w:proofErr w:type="spellStart"/>
+      <w:r>
+        <w:t>PostgreSQL</w:t>
+      </w:r>
+      <w:proofErr w:type="spellEnd"/>
+      <w:r>
+        <w:t>. Эта СУБД поддерживает транзакции, внешние ключи, ограничения целостности и хорошо подходит для хранения связанных сущностей предметной области.</w:t>
+      </w:r>
+    </w:p>
+    <w:p>
+      <w:pPr>
+        <w:pStyle w:val="23"/>
+        <w:numPr>
+          <w:ilvl w:val="1"/>
+          <w:numId w:val="1"/>
+        </w:numPr>
+        <w:ind w:left="0" w:firstLine="709"/>
+      </w:pPr>
+      <w:r>
+        <w:lastRenderedPageBreak/>
+        <w:t>Используемые серверные технологии</w:t>
+      </w:r>
+    </w:p>
+    <w:p>
+      <w:pPr>
+        <w:pStyle w:val="af2"/>
+      </w:pPr>
+      <w:r>
+        <w:t>Серверное приложение использует следующие основные технологии:</w:t>
+      </w:r>
+    </w:p>
+    <w:p>
+      <w:pPr>
+        <w:pStyle w:val="af2"/>
+        <w:numPr>
+          <w:ilvl w:val="0"/>
+          <w:numId w:val="19"/>
+        </w:numPr>
+        <w:ind w:left="0" w:firstLine="709"/>
+      </w:pPr>
+      <w:r>
+        <w:t xml:space="preserve">C++20 </w:t>
+      </w:r>
+      <w:r>
+        <w:t>–</w:t>
+      </w:r>
+      <w:r>
+        <w:t xml:space="preserve"> основной язык реализации </w:t>
+      </w:r>
+      <w:proofErr w:type="spellStart"/>
+      <w:r>
+        <w:t>backend</w:t>
+      </w:r>
+      <w:proofErr w:type="spellEnd"/>
+      <w:r>
+        <w:t>-части.</w:t>
+      </w:r>
+    </w:p>
+    <w:p>
+      <w:pPr>
+        <w:pStyle w:val="af2"/>
+        <w:numPr>
+          <w:ilvl w:val="0"/>
+          <w:numId w:val="19"/>
+        </w:numPr>
+        <w:ind w:left="0" w:firstLine="709"/>
+      </w:pPr>
+      <w:proofErr w:type="spellStart"/>
+      <w:r>
+        <w:t>Boost.Asio</w:t>
+      </w:r>
+      <w:proofErr w:type="spellEnd"/>
+      <w:r>
+        <w:t xml:space="preserve"> – асинхронная работа с сетью.</w:t>
+      </w:r>
+    </w:p>
+    <w:p>
+      <w:pPr>
+        <w:pStyle w:val="af2"/>
+        <w:numPr>
+          <w:ilvl w:val="0"/>
+          <w:numId w:val="19"/>
+        </w:numPr>
+        <w:ind w:left="0" w:firstLine="709"/>
+      </w:pPr>
+      <w:proofErr w:type="spellStart"/>
+      <w:r>
+        <w:t>Boost.Beast</w:t>
+      </w:r>
+      <w:proofErr w:type="spellEnd"/>
+      <w:r>
+        <w:t xml:space="preserve"> – обработка HTTP-запросов и ответов.</w:t>
+      </w:r>
+    </w:p>
+    <w:p>
+      <w:pPr>
+        <w:pStyle w:val="af2"/>
+        <w:numPr>
+          <w:ilvl w:val="0"/>
+          <w:numId w:val="19"/>
+        </w:numPr>
+        <w:ind w:left="0" w:firstLine="709"/>
+      </w:pPr>
+      <w:proofErr w:type="spellStart"/>
+      <w:r>
+        <w:t>nlohmann</w:t>
+      </w:r>
+      <w:proofErr w:type="spellEnd"/>
+      <w:r>
+        <w:t>/</w:t>
+      </w:r>
+      <w:proofErr w:type="spellStart"/>
+      <w:r>
+        <w:t>json</w:t>
+      </w:r>
+      <w:proofErr w:type="spellEnd"/>
+      <w:r>
+        <w:t xml:space="preserve"> – сериализация и </w:t>
+      </w:r>
+      <w:proofErr w:type="spellStart"/>
+      <w:r>
+        <w:t>десериализация</w:t>
+      </w:r>
+      <w:proofErr w:type="spellEnd"/>
+      <w:r>
+        <w:t xml:space="preserve"> JSON.</w:t>
+      </w:r>
+    </w:p>
+    <w:p>
+      <w:pPr>
+        <w:pStyle w:val="af2"/>
+        <w:numPr>
+          <w:ilvl w:val="0"/>
+          <w:numId w:val="19"/>
+        </w:numPr>
+        <w:ind w:left="0" w:firstLine="709"/>
+      </w:pPr>
+      <w:proofErr w:type="spellStart"/>
+      <w:r>
+        <w:t>PostgreSQL</w:t>
+      </w:r>
+      <w:proofErr w:type="spellEnd"/>
+      <w:r>
+        <w:t>/</w:t>
+      </w:r>
+      <w:proofErr w:type="spellStart"/>
+      <w:r>
+        <w:t>libpq</w:t>
+      </w:r>
+      <w:proofErr w:type="spellEnd"/>
+      <w:r>
+        <w:t xml:space="preserve"> – подключение к базе данных </w:t>
+      </w:r>
+      <w:proofErr w:type="spellStart"/>
+      <w:r>
+        <w:t>PostgreSQL</w:t>
+      </w:r>
+      <w:proofErr w:type="spellEnd"/>
+      <w:r>
+        <w:t>.</w:t>
+      </w:r>
+    </w:p>
+    <w:p>
+      <w:pPr>
+        <w:pStyle w:val="af2"/>
+        <w:numPr>
+          <w:ilvl w:val="0"/>
+          <w:numId w:val="19"/>
+        </w:numPr>
+        <w:ind w:left="0" w:firstLine="709"/>
+      </w:pPr>
+      <w:r>
+        <w:t xml:space="preserve">ODB </w:t>
+      </w:r>
+      <w:r>
+        <w:t>–</w:t>
+      </w:r>
+      <w:r>
+        <w:t xml:space="preserve"> </w:t>
+      </w:r>
+      <w:r>
+        <w:t>объектно-реляционное отображение для пользовательской сущности.</w:t>
+      </w:r>
+    </w:p>
+    <w:p>
+      <w:pPr>
+        <w:pStyle w:val="af2"/>
+        <w:numPr>
+          <w:ilvl w:val="0"/>
+          <w:numId w:val="19"/>
+        </w:numPr>
+        <w:ind w:left="0" w:firstLine="709"/>
+      </w:pPr>
+      <w:proofErr w:type="spellStart"/>
+      <w:r>
+        <w:t>OpenSSL</w:t>
+      </w:r>
+      <w:proofErr w:type="spellEnd"/>
+      <w:r>
+        <w:t xml:space="preserve"> </w:t>
+      </w:r>
+      <w:r>
+        <w:t xml:space="preserve">– </w:t>
+      </w:r>
+      <w:r>
+        <w:t>криптографические операции, необходимые для подписи JWT и хеширования.</w:t>
+      </w:r>
+    </w:p>
+    <w:p>
+      <w:pPr>
+        <w:pStyle w:val="af2"/>
+        <w:numPr>
+          <w:ilvl w:val="0"/>
+          <w:numId w:val="19"/>
+        </w:numPr>
+        <w:ind w:left="0" w:firstLine="709"/>
+      </w:pPr>
+      <w:proofErr w:type="spellStart"/>
+      <w:r>
+        <w:t>fmt</w:t>
+      </w:r>
+      <w:proofErr w:type="spellEnd"/>
+      <w:r>
+        <w:t xml:space="preserve"> </w:t>
+      </w:r>
+      <w:r>
+        <w:t xml:space="preserve">– </w:t>
+      </w:r>
+      <w:r>
+        <w:t>форматирование строк.</w:t>
+      </w:r>
+    </w:p>
+    <w:p>
+      <w:pPr>
+        <w:pStyle w:val="af2"/>
+        <w:numPr>
+          <w:ilvl w:val="0"/>
+          <w:numId w:val="19"/>
+        </w:numPr>
+        <w:ind w:left="0" w:firstLine="709"/>
+      </w:pPr>
+      <w:proofErr w:type="spellStart"/>
+      <w:r>
+        <w:t>GoogleTest</w:t>
+      </w:r>
+      <w:proofErr w:type="spellEnd"/>
+      <w:r>
+        <w:t xml:space="preserve"> </w:t>
+      </w:r>
+      <w:r>
+        <w:t xml:space="preserve">– </w:t>
+      </w:r>
+      <w:r>
+        <w:t>модульное и интеграционное тестирование серверной части.</w:t>
+      </w:r>
+    </w:p>
+    <w:p>
+      <w:pPr>
+        <w:pStyle w:val="af2"/>
+      </w:pPr>
+      <w:r>
+        <w:t>Сервер принимает HTTP-запросы, преобразует их во внутренний формат, передает в маршрутизатор и далее в соответствующие обработчики. Ответы формируются в формате JSON.</w:t>
+      </w:r>
+    </w:p>
+    <w:p>
+      <w:pPr>
+        <w:pStyle w:val="23"/>
+        <w:numPr>
+          <w:ilvl w:val="1"/>
+          <w:numId w:val="1"/>
+        </w:numPr>
+        <w:ind w:left="0" w:firstLine="709"/>
+      </w:pPr>
+      <w:r>
+        <w:t>Используемые клиентские технологии</w:t>
+      </w:r>
+    </w:p>
+    <w:p>
+      <w:pPr>
+        <w:pStyle w:val="af2"/>
+      </w:pPr>
+      <w:r>
+        <w:t xml:space="preserve">Клиентское приложение реализовано на </w:t>
+      </w:r>
+      <w:proofErr w:type="spellStart"/>
+      <w:r>
+        <w:t>React</w:t>
+      </w:r>
+      <w:proofErr w:type="spellEnd"/>
+      <w:r>
+        <w:t xml:space="preserve"> и </w:t>
+      </w:r>
+      <w:proofErr w:type="spellStart"/>
+      <w:r>
+        <w:t>TypeScript</w:t>
+      </w:r>
+      <w:proofErr w:type="spellEnd"/>
+      <w:r>
+        <w:t xml:space="preserve">. Для сборки и запуска используется </w:t>
+      </w:r>
+      <w:proofErr w:type="spellStart"/>
+      <w:r>
+        <w:t>Vite</w:t>
+      </w:r>
+      <w:proofErr w:type="spellEnd"/>
+      <w:r>
+        <w:t>. Интерфейс построен из набора компонентов: экран авторизации, рабочая область, таблицы, формы, панель управления пользователями и модальные окна подтверждения.</w:t>
+      </w:r>
+    </w:p>
+    <w:p>
+      <w:pPr>
+        <w:pStyle w:val="af2"/>
+      </w:pPr>
+      <w:r>
+        <w:t>Основные технологии клиентской части:</w:t>
+      </w:r>
+    </w:p>
+    <w:p>
+      <w:pPr>
+        <w:pStyle w:val="af2"/>
+      </w:pPr>
+      <w:proofErr w:type="spellStart"/>
+      <w:r>
+        <w:t>React</w:t>
+      </w:r>
+      <w:proofErr w:type="spellEnd"/>
+      <w:r>
+        <w:t xml:space="preserve"> </w:t>
+      </w:r>
+      <w:r>
+        <w:t xml:space="preserve">– </w:t>
+      </w:r>
+      <w:r>
+        <w:t>построение компонентного пользовательского интерфейса.</w:t>
+      </w:r>
+    </w:p>
+    <w:p>
+      <w:pPr>
+        <w:pStyle w:val="af2"/>
+      </w:pPr>
+      <w:proofErr w:type="spellStart"/>
+      <w:r>
+        <w:t>TypeScript</w:t>
+      </w:r>
+      <w:proofErr w:type="spellEnd"/>
+      <w:r>
+        <w:t xml:space="preserve"> </w:t>
+      </w:r>
+      <w:r>
+        <w:t xml:space="preserve">– </w:t>
+      </w:r>
+      <w:r>
+        <w:t>типизация данных и API-контрактов.</w:t>
+      </w:r>
+    </w:p>
+    <w:p>
+      <w:pPr>
+        <w:pStyle w:val="af2"/>
+      </w:pPr>
+      <w:proofErr w:type="spellStart"/>
+      <w:r>
+        <w:t>Vite</w:t>
+      </w:r>
+      <w:proofErr w:type="spellEnd"/>
+      <w:r>
+        <w:t xml:space="preserve"> </w:t>
+      </w:r>
+      <w:r>
+        <w:t xml:space="preserve">– </w:t>
+      </w:r>
+      <w:r>
+        <w:t xml:space="preserve">сборка и запуск </w:t>
+      </w:r>
+      <w:proofErr w:type="spellStart"/>
+      <w:r>
+        <w:t>dev</w:t>
+      </w:r>
+      <w:proofErr w:type="spellEnd"/>
+      <w:r>
+        <w:t>-сервера.</w:t>
+      </w:r>
+    </w:p>
+    <w:p>
+      <w:pPr>
+        <w:pStyle w:val="af2"/>
+      </w:pPr>
+      <w:r>
+        <w:t xml:space="preserve">CSS </w:t>
+      </w:r>
+      <w:r>
+        <w:t xml:space="preserve">– </w:t>
+      </w:r>
+      <w:r>
+        <w:t>стилизация интерфейса.</w:t>
+      </w:r>
+    </w:p>
+    <w:p>
+      <w:pPr>
+        <w:pStyle w:val="af2"/>
+      </w:pPr>
+      <w:proofErr w:type="spellStart"/>
+      <w:r>
+        <w:t>Fetch</w:t>
+      </w:r>
+      <w:proofErr w:type="spellEnd"/>
+      <w:r>
+        <w:t xml:space="preserve"> API </w:t>
+      </w:r>
+      <w:r>
+        <w:t xml:space="preserve">– </w:t>
+      </w:r>
+      <w:r>
+        <w:t>выполнение HTTP-запросов к серверу.</w:t>
+      </w:r>
+    </w:p>
+    <w:p>
+      <w:pPr>
+        <w:pStyle w:val="af2"/>
+      </w:pPr>
+      <w:proofErr w:type="spellStart"/>
+      <w:r>
+        <w:t>Vitest</w:t>
+      </w:r>
+      <w:proofErr w:type="spellEnd"/>
+      <w:r>
+        <w:t xml:space="preserve"> </w:t>
+      </w:r>
+      <w:r>
+        <w:t xml:space="preserve">– </w:t>
+      </w:r>
+      <w:r>
+        <w:t>тестирование клиентской логики.</w:t>
+      </w:r>
+    </w:p>
+    <w:p>
+      <w:pPr>
+        <w:pStyle w:val="af2"/>
+      </w:pPr>
+      <w:r>
+        <w:lastRenderedPageBreak/>
+        <w:t xml:space="preserve">Клиент взаимодействует с сервером через класс </w:t>
+      </w:r>
+      <w:proofErr w:type="spellStart"/>
+      <w:r>
+        <w:t>FarmApiClient</w:t>
+      </w:r>
+      <w:proofErr w:type="spellEnd"/>
+      <w:r>
+        <w:t>, который инкапсулирует HTTP-запросы и обработку ошибок.</w:t>
+      </w:r>
+    </w:p>
+    <w:p>
+      <w:pPr>
+        <w:pStyle w:val="23"/>
+        <w:numPr>
+          <w:ilvl w:val="1"/>
+          <w:numId w:val="1"/>
+        </w:numPr>
+        <w:ind w:left="0" w:firstLine="709"/>
+      </w:pPr>
+      <w:r>
+        <w:t>Организация работы с базой данных</w:t>
+      </w:r>
+    </w:p>
+    <w:p>
+      <w:pPr>
+        <w:pStyle w:val="af2"/>
+      </w:pPr>
+      <w:r>
+        <w:t xml:space="preserve">Для хранения данных используется </w:t>
+      </w:r>
+      <w:proofErr w:type="spellStart"/>
+      <w:r>
+        <w:t>PostgreSQL</w:t>
+      </w:r>
+      <w:proofErr w:type="spellEnd"/>
+      <w:r>
+        <w:t>. Сервер подключается к базе данных через параметры окружения: имя пользователя, пароль, хост, порт и имя базы.</w:t>
+      </w:r>
+    </w:p>
+    <w:p>
+      <w:pPr>
+        <w:pStyle w:val="af2"/>
+      </w:pPr>
+      <w:r>
+        <w:t>В системе предусмотрено два режима работы базы данных:</w:t>
+      </w:r>
+    </w:p>
+    <w:p>
+      <w:pPr>
+        <w:pStyle w:val="af2"/>
+      </w:pPr>
+      <w:proofErr w:type="spellStart"/>
+      <w:r>
+        <w:t>Debug</w:t>
+      </w:r>
+      <w:proofErr w:type="spellEnd"/>
+      <w:r>
+        <w:t>:</w:t>
+      </w:r>
+    </w:p>
+    <w:p>
+      <w:pPr>
+        <w:pStyle w:val="af2"/>
+        <w:numPr>
+          <w:ilvl w:val="0"/>
+          <w:numId w:val="20"/>
+        </w:numPr>
+        <w:ind w:left="0" w:firstLine="709"/>
+      </w:pPr>
+      <w:r>
+        <w:t xml:space="preserve">база данных: </w:t>
+      </w:r>
+      <w:proofErr w:type="spellStart"/>
+      <w:r>
+        <w:t>fasc_test</w:t>
+      </w:r>
+      <w:proofErr w:type="spellEnd"/>
+      <w:r>
+        <w:rPr>
+          <w:lang w:val="en-US"/>
+        </w:rPr>
+        <w:t>,</w:t>
+      </w:r>
+    </w:p>
+    <w:p>
+      <w:pPr>
+        <w:pStyle w:val="af2"/>
+        <w:numPr>
+          <w:ilvl w:val="0"/>
+          <w:numId w:val="20"/>
+        </w:numPr>
+        <w:ind w:left="0" w:firstLine="709"/>
+      </w:pPr>
+      <w:r>
+        <w:t>назначение: разработка и тестирование</w:t>
+      </w:r>
+      <w:r>
+        <w:rPr>
+          <w:lang w:val="en-US"/>
+        </w:rPr>
+        <w:t>,</w:t>
+      </w:r>
+    </w:p>
+    <w:p>
+      <w:pPr>
+        <w:pStyle w:val="af2"/>
+        <w:numPr>
+          <w:ilvl w:val="0"/>
+          <w:numId w:val="20"/>
+        </w:numPr>
+        <w:ind w:left="0" w:firstLine="709"/>
+      </w:pPr>
+      <w:r>
+        <w:t>поведение: очищается и инициализируется при запуске</w:t>
+      </w:r>
+      <w:r>
+        <w:t>.</w:t>
+      </w:r>
+    </w:p>
+    <w:p>
+      <w:pPr>
+        <w:pStyle w:val="af2"/>
+      </w:pPr>
+      <w:proofErr w:type="spellStart"/>
+      <w:r>
+        <w:t>Release</w:t>
+      </w:r>
+      <w:proofErr w:type="spellEnd"/>
+      <w:r>
+        <w:t>:</w:t>
+      </w:r>
+    </w:p>
+    <w:p>
+      <w:pPr>
+        <w:pStyle w:val="af2"/>
+        <w:numPr>
+          <w:ilvl w:val="0"/>
+          <w:numId w:val="21"/>
+        </w:numPr>
+        <w:ind w:left="0" w:firstLine="709"/>
+      </w:pPr>
+      <w:r>
+        <w:t xml:space="preserve">база данных: </w:t>
+      </w:r>
+      <w:proofErr w:type="spellStart"/>
+      <w:r>
+        <w:t>fasc_db</w:t>
+      </w:r>
+      <w:proofErr w:type="spellEnd"/>
+      <w:r>
+        <w:rPr>
+          <w:lang w:val="en-US"/>
+        </w:rPr>
+        <w:t>,</w:t>
+      </w:r>
+    </w:p>
+    <w:p>
+      <w:pPr>
+        <w:pStyle w:val="af2"/>
+        <w:numPr>
+          <w:ilvl w:val="0"/>
+          <w:numId w:val="21"/>
+        </w:numPr>
+        <w:ind w:left="0" w:firstLine="709"/>
+      </w:pPr>
+      <w:r>
+        <w:t>назначение: рабочее использование</w:t>
+      </w:r>
+      <w:r>
+        <w:rPr>
+          <w:lang w:val="en-US"/>
+        </w:rPr>
+        <w:t>,</w:t>
+      </w:r>
+    </w:p>
+    <w:p>
+      <w:pPr>
+        <w:pStyle w:val="af2"/>
+        <w:numPr>
+          <w:ilvl w:val="0"/>
+          <w:numId w:val="21"/>
+        </w:numPr>
+        <w:ind w:left="0" w:firstLine="709"/>
+      </w:pPr>
+      <w:r>
+        <w:t>поведение: создается и инициализируется при необходимости</w:t>
+      </w:r>
+      <w:r>
+        <w:t>.</w:t>
+      </w:r>
+    </w:p>
+    <w:p>
+      <w:pPr>
+        <w:pStyle w:val="af2"/>
+        <w:rPr>
+          <w:lang w:val="en-US"/>
+        </w:rPr>
+      </w:pPr>
+      <w:r>
+        <w:t>Для выполнения операций с базой используется слой Database. Он предоставляет методы для выборки, вставки, обновления и удаления данных, а также управляет транзакциями.</w:t>
+      </w:r>
+    </w:p>
+    <w:p>
+      <w:pPr>
+        <w:pStyle w:val="23"/>
+        <w:numPr>
+          <w:ilvl w:val="1"/>
+          <w:numId w:val="1"/>
+        </w:numPr>
+        <w:ind w:left="0" w:firstLine="709"/>
+      </w:pPr>
+      <w:r>
+        <w:t>Реализация авторизации</w:t>
+      </w:r>
+    </w:p>
+    <w:p>
+      <w:pPr>
+        <w:pStyle w:val="af2"/>
+        <w:rPr>
+          <w:lang w:val="en-US"/>
+        </w:rPr>
+      </w:pPr>
+      <w:r>
+        <w:t>Авторизация реализована на основе JWT. Пользователь отправляет логин и пароль на сервер. Сервер проверяет учетные данные, получает роль пользователя из базы данных и формирует подписанный токен.</w:t>
+      </w:r>
+    </w:p>
+    <w:p>
+      <w:pPr>
+        <w:pStyle w:val="af2"/>
+      </w:pPr>
+      <w:r>
+        <w:t>Клиент сохраняет полученный токен и передает его в защищенных запросах:</w:t>
+      </w:r>
+      <w:r>
+        <w:t xml:space="preserve"> </w:t>
+      </w:r>
+      <w:proofErr w:type="spellStart"/>
+      <w:r>
+        <w:t>Authorization</w:t>
+      </w:r>
+      <w:proofErr w:type="spellEnd"/>
+      <w:r>
+        <w:t xml:space="preserve">: </w:t>
+      </w:r>
+      <w:proofErr w:type="spellStart"/>
+      <w:r>
+        <w:t>Bearer</w:t>
+      </w:r>
+      <w:proofErr w:type="spellEnd"/>
+      <w:r>
+        <w:t xml:space="preserve"> &lt;</w:t>
+      </w:r>
+      <w:proofErr w:type="spellStart"/>
+      <w:r>
+        <w:t>token</w:t>
+      </w:r>
+      <w:proofErr w:type="spellEnd"/>
+      <w:r>
+        <w:t>&gt;</w:t>
+      </w:r>
+    </w:p>
+    <w:p>
+      <w:pPr>
+        <w:pStyle w:val="af2"/>
+        <w:rPr>
+          <w:lang w:val="en-US"/>
+        </w:rPr>
+      </w:pPr>
+      <w:r>
+        <w:t>Сервер проверяет подпись токена и срок действия. Если токен корректен, сервер использует роль пользователя для проверки доступа к защищенным маршрутам.</w:t>
+      </w:r>
+    </w:p>
+    <w:p>
+      <w:pPr>
+        <w:pStyle w:val="af2"/>
+        <w:rPr>
+          <w:lang w:val="en-US"/>
+        </w:rPr>
+      </w:pPr>
+      <w:r>
+        <w:t>Пароли пользователей не хранятся в открытом виде. В базе данных сохраняется только хеш пароля.</w:t>
+      </w:r>
+    </w:p>
+    <w:p>
+      <w:pPr>
+        <w:pStyle w:val="af2"/>
+        <w:rPr>
+          <w:lang w:val="en-US"/>
+        </w:rPr>
+      </w:pPr>
+    </w:p>
+    <w:p>
+      <w:pPr>
+        <w:pStyle w:val="23"/>
+        <w:numPr>
+          <w:ilvl w:val="1"/>
+          <w:numId w:val="1"/>
+        </w:numPr>
+        <w:ind w:left="0" w:firstLine="709"/>
+      </w:pPr>
+      <w:r>
+        <w:lastRenderedPageBreak/>
+        <w:t>Сборка проекта</w:t>
+      </w:r>
+    </w:p>
+    <w:p>
+      <w:pPr>
+        <w:pStyle w:val="af2"/>
+        <w:rPr>
+          <w:lang w:val="en-US"/>
+        </w:rPr>
+      </w:pPr>
+      <w:r>
+        <w:t xml:space="preserve">Сборка серверной части выполняется с помощью </w:t>
+      </w:r>
+      <w:proofErr w:type="spellStart"/>
+      <w:r>
+        <w:t>CMake</w:t>
+      </w:r>
+      <w:proofErr w:type="spellEnd"/>
+      <w:r>
+        <w:t xml:space="preserve"> и </w:t>
+      </w:r>
+      <w:proofErr w:type="spellStart"/>
+      <w:r>
+        <w:t>Ninja</w:t>
+      </w:r>
+      <w:proofErr w:type="spellEnd"/>
+      <w:r>
+        <w:t xml:space="preserve">. Для Windows и </w:t>
+      </w:r>
+      <w:proofErr w:type="spellStart"/>
+      <w:r>
+        <w:t>Manjaro</w:t>
+      </w:r>
+      <w:proofErr w:type="spellEnd"/>
+      <w:r>
+        <w:t xml:space="preserve"> предусмотрены </w:t>
+      </w:r>
+      <w:proofErr w:type="spellStart"/>
+      <w:r>
+        <w:t>bootstrap</w:t>
+      </w:r>
+      <w:proofErr w:type="spellEnd"/>
+      <w:r>
+        <w:t>-скрипты установки зависимостей.</w:t>
+      </w:r>
+    </w:p>
+    <w:p>
+      <w:pPr>
+        <w:pStyle w:val="23"/>
+        <w:numPr>
+          <w:ilvl w:val="1"/>
+          <w:numId w:val="1"/>
+        </w:numPr>
+        <w:ind w:left="0" w:firstLine="709"/>
+      </w:pPr>
+      <w:r>
+        <w:t>Запуск системы</w:t>
+      </w:r>
+    </w:p>
+    <w:p>
+      <w:pPr>
+        <w:pStyle w:val="af2"/>
+        <w:rPr>
+          <w:lang w:val="en-US"/>
+        </w:rPr>
+      </w:pPr>
+      <w:r>
+        <w:t>После сборки сервер запускается как отдельное приложение. По умолчанию он слушает порт 8080.</w:t>
+      </w:r>
+    </w:p>
+    <w:p>
+      <w:pPr>
+        <w:pStyle w:val="af2"/>
+        <w:rPr>
+          <w:lang w:val="en-US"/>
+        </w:rPr>
+      </w:pPr>
+      <w:r>
+        <w:rPr>
+          <w:lang w:val="en-US"/>
+        </w:rPr>
+        <w:t>.\server\build\farm_association_server.exe</w:t>
+      </w:r>
+    </w:p>
+    <w:p>
+      <w:pPr>
+        <w:pStyle w:val="af2"/>
+        <w:rPr>
+          <w:lang w:val="en-US"/>
+        </w:rPr>
+      </w:pPr>
+      <w:r>
+        <w:t xml:space="preserve">Клиент в режиме разработки запускается через </w:t>
+      </w:r>
+      <w:proofErr w:type="spellStart"/>
+      <w:r>
+        <w:t>Vite</w:t>
+      </w:r>
+      <w:proofErr w:type="spellEnd"/>
+      <w:r>
+        <w:t xml:space="preserve"> и доступен по адресу http://127.0.0.1:5173. Запросы клиента </w:t>
+      </w:r>
+      <w:proofErr w:type="spellStart"/>
+      <w:r>
+        <w:t>проксируются</w:t>
+      </w:r>
+      <w:proofErr w:type="spellEnd"/>
+      <w:r>
+        <w:t xml:space="preserve"> на сервер.</w:t>
+      </w:r>
+    </w:p>
+    <w:p>
+      <w:pPr>
+        <w:pStyle w:val="af2"/>
+      </w:pPr>
+      <w:proofErr w:type="spellStart"/>
+      <w:r>
+        <w:t>cd</w:t>
+      </w:r>
+      <w:proofErr w:type="spellEnd"/>
+      <w:r>
+        <w:t xml:space="preserve"> </w:t>
+      </w:r>
+      <w:proofErr w:type="spellStart"/>
+      <w:r>
+        <w:t>client</w:t>
+      </w:r>
+      <w:proofErr w:type="spellEnd"/>
+    </w:p>
+    <w:p>
+      <w:pPr>
+        <w:pStyle w:val="af2"/>
+      </w:pPr>
+      <w:proofErr w:type="spellStart"/>
+      <w:r>
+        <w:t>npm</w:t>
+      </w:r>
+      <w:proofErr w:type="spellEnd"/>
+      <w:r>
+        <w:t xml:space="preserve"> </w:t>
+      </w:r>
+      <w:proofErr w:type="spellStart"/>
+      <w:r>
+        <w:t>run</w:t>
+      </w:r>
+      <w:proofErr w:type="spellEnd"/>
+      <w:r>
+        <w:t xml:space="preserve"> </w:t>
+      </w:r>
+      <w:proofErr w:type="spellStart"/>
+      <w:r>
+        <w:t>dev</w:t>
+      </w:r>
+      <w:proofErr w:type="spellEnd"/>
+    </w:p>
+    <w:p>
+      <w:pPr>
+        <w:pStyle w:val="af2"/>
+        <w:rPr>
+          <w:lang w:val="en-US"/>
+        </w:rPr>
+      </w:pPr>
+      <w:r>
+        <w:t>Проверить работоспособность сервера можно через маршрут:</w:t>
+      </w:r>
+    </w:p>
+    <w:p>
+      <w:pPr>
+        <w:pStyle w:val="af2"/>
+        <w:rPr>
+          <w:lang w:val="en-US"/>
+        </w:rPr>
+      </w:pPr>
+      <w:r>
+        <w:t>GET /</w:t>
+      </w:r>
+      <w:proofErr w:type="spellStart"/>
+      <w:r>
+        <w:t>health</w:t>
+      </w:r>
+      <w:proofErr w:type="spellEnd"/>
+    </w:p>
+    <w:p>
+      <w:pPr>
+        <w:pStyle w:val="af2"/>
+        <w:rPr>
+          <w:lang w:val="en-US"/>
+        </w:rPr>
+      </w:pPr>
+    </w:p>
+    <w:p>
+      <w:pPr>
+        <w:pStyle w:val="14"/>
+        <w:numPr>
+          <w:ilvl w:val="0"/>
+          <w:numId w:val="1"/>
+        </w:numPr>
+        <w:ind w:left="0" w:firstLine="709"/>
+      </w:pPr>
+      <w:r>
+        <w:t>Заключение</w:t>
+      </w:r>
+    </w:p>
+    <w:p>
+      <w:pPr>
+        <w:pStyle w:val="af2"/>
+        <w:rPr>
+          <w:lang w:val="en-US"/>
+        </w:rPr>
+      </w:pPr>
+      <w:r>
+        <w:t>В ходе выполнения работы была разработана информационная система фермерской ассоциации, предназначенная для автоматизации учета и управления основными бизнес-процессами. Система позволяет работать с данными о фермерских хозяйствах, ассоциациях, сотрудниках, земельных участках, продукции, поставщиках, договорах, закупках и продажах.</w:t>
+      </w:r>
+    </w:p>
+    <w:p>
+      <w:pPr>
+        <w:pStyle w:val="af2"/>
+        <w:rPr>
+          <w:lang w:val="en-US"/>
+        </w:rPr>
+      </w:pPr>
+      <w:r>
+        <w:t xml:space="preserve">В процессе проектирования была выбрана клиент-серверная архитектура. Клиентская часть реализована как веб-приложение на </w:t>
+      </w:r>
+      <w:proofErr w:type="spellStart"/>
+      <w:r>
+        <w:t>React</w:t>
+      </w:r>
+      <w:proofErr w:type="spellEnd"/>
+      <w:r>
+        <w:t xml:space="preserve"> и </w:t>
+      </w:r>
+      <w:proofErr w:type="spellStart"/>
+      <w:r>
+        <w:t>TypeScript</w:t>
+      </w:r>
+      <w:proofErr w:type="spellEnd"/>
+      <w:r>
+        <w:t xml:space="preserve">, серверная часть разработана на C++20 и предоставляет HTTP JSON API, а для хранения данных используется </w:t>
+      </w:r>
+      <w:proofErr w:type="spellStart"/>
+      <w:r>
+        <w:t>PostgreSQL</w:t>
+      </w:r>
+      <w:proofErr w:type="spellEnd"/>
+      <w:r>
+        <w:t>. Такое разделение позволило четко распределить ответственность между компонентами системы: клиент отвечает за пользовательский интерфейс, сервер — за обработку запросов, бизнес-логику и авторизацию, база данных — за надежное хранение информации.</w:t>
+      </w:r>
+    </w:p>
+    <w:p>
+      <w:pPr>
+        <w:pStyle w:val="af2"/>
+        <w:rPr>
+          <w:lang w:val="en-US"/>
+        </w:rPr>
+      </w:pPr>
+      <w:r>
+        <w:t xml:space="preserve">Особое внимание было уделено проектированию серверной части. Сервер построен по слоистой архитектуре: сетевой слой, маршрутизация, обработчики, HTTP-контроллеры, </w:t>
+      </w:r>
+      <w:proofErr w:type="spellStart"/>
+      <w:r>
+        <w:t>application</w:t>
+      </w:r>
+      <w:proofErr w:type="spellEnd"/>
+      <w:r>
+        <w:t xml:space="preserve">-слой и слой работы с базой данных. Это </w:t>
+      </w:r>
+      <w:r>
+        <w:lastRenderedPageBreak/>
+        <w:t>позволило сделать код более структурированным, удобным для сопровождения и дальнейшего развития.</w:t>
+      </w:r>
+    </w:p>
+    <w:p>
+      <w:pPr>
+        <w:pStyle w:val="af2"/>
+        <w:rPr>
+          <w:lang w:val="en-US"/>
+        </w:rPr>
+      </w:pPr>
+      <w:r>
+        <w:t>В системе реализована авторизация пользователей с использованием JWT. Роли пользователей хранятся на сервере в базе данных и используются для разграничения доступа. Клиент отображает функциональность в соответствии с ролью пользователя, однако окончательная проверка прав выполняется сервером, что повышает безопасность системы.</w:t>
+      </w:r>
+    </w:p>
+    <w:p>
+      <w:pPr>
+        <w:pStyle w:val="af2"/>
+        <w:rPr>
+          <w:lang w:val="en-US"/>
+        </w:rPr>
+      </w:pPr>
+      <w:r>
+        <w:t>Также была реализована клиентская часть, предоставляющая пользователю удобный интерфейс для просмотра, создания, редактирования и удаления записей. Интерфейс поддерживает работу с таблицами, формами, фильтрацией, поиском и управлением пользователями для ролей с соответствующими правами.</w:t>
+      </w:r>
+    </w:p>
+    <w:p>
+      <w:pPr>
+        <w:pStyle w:val="af2"/>
+        <w:rPr>
+          <w:lang w:val="en-US"/>
+        </w:rPr>
+      </w:pPr>
+      <w:r>
+        <w:t xml:space="preserve">Для обеспечения надежности проекта были предусмотрены разные режимы сборки и тестирования. В </w:t>
+      </w:r>
+      <w:proofErr w:type="spellStart"/>
+      <w:r>
+        <w:t>Debug</w:t>
+      </w:r>
+      <w:proofErr w:type="spellEnd"/>
+      <w:r>
+        <w:t xml:space="preserve">-режиме используется тестовая база данных, которая очищается и подготавливается заново, а в </w:t>
+      </w:r>
+      <w:proofErr w:type="spellStart"/>
+      <w:r>
+        <w:t>Release</w:t>
+      </w:r>
+      <w:proofErr w:type="spellEnd"/>
+      <w:r>
+        <w:t xml:space="preserve">-режиме используется основная база данных. Были предусмотрены </w:t>
+      </w:r>
+      <w:proofErr w:type="spellStart"/>
+      <w:r>
+        <w:t>unit</w:t>
+      </w:r>
+      <w:proofErr w:type="spellEnd"/>
+      <w:r>
+        <w:t xml:space="preserve">- и </w:t>
+      </w:r>
+      <w:proofErr w:type="spellStart"/>
+      <w:r>
+        <w:t>integration</w:t>
+      </w:r>
+      <w:proofErr w:type="spellEnd"/>
+      <w:r>
+        <w:t>-тесты, позволяющие проверить отдельные компоненты и работу системы в целом.</w:t>
+      </w:r>
+    </w:p>
+    <w:p>
+      <w:pPr>
+        <w:pStyle w:val="af2"/>
+      </w:pPr>
+      <w:r>
+        <w:t>Таким образом, поставленная цель была достигнута. Разработанная система обеспечивает централизованное хранение данных фермерской ассоциации, предоставляет веб-интерфейс для работы с ними, поддерживает авторизацию и разграничение прав доступа, а также имеет архитектуру, пригодную для дальнейшего расширения и сопровождения.</w:t>
+      </w:r>
+    </w:p>
+    <w:p>
+      <w:pPr>
+        <w:pStyle w:val="14"/>
+        <w:numPr>
+          <w:ilvl w:val="0"/>
+          <w:numId w:val="1"/>
+        </w:numPr>
+        <w:ind w:left="0" w:firstLine="709"/>
+      </w:pPr>
+      <w:r>
+        <w:t>Список использованных источников</w:t>
+      </w:r>
+    </w:p>
+    <w:p>
+      <w:pPr>
+        <w:pStyle w:val="af2"/>
+      </w:pPr>
+    </w:p>
+    <w:p>
+      <w:pPr>
+        <w:pStyle w:val="14"/>
+        <w:numPr>
+          <w:ilvl w:val="0"/>
+          <w:numId w:val="1"/>
+        </w:numPr>
+        <w:ind w:left="0" w:firstLine="709"/>
+      </w:pPr>
+      <w:r>
+        <w:t>Приложения</w:t>
+      </w:r>
+    </w:p>
+    <w:p>
+      <w:pPr>
+        <w:pStyle w:val="af2"/>
       </w:pPr>
     </w:p>
     <w:sectPr>
@@ -5956,93 +12977,2332 @@
 <file path=word/numbering.xml><?xml version="1.0" encoding="utf-8"?>
 <w:numbering xmlns:wpc="http://schemas.microsoft.com/office/word/2010/wordprocessingCanvas" xmlns:cx="http://schemas.microsoft.com/office/drawing/2014/chartex" xmlns:cx1="http://schemas.microsoft.com/office/drawing/2015/9/8/chartex" xmlns:cx2="http://schemas.microsoft.com/office/drawing/2015/10/21/chartex" xmlns:cx3="http://schemas.microsoft.com/office/drawing/2016/5/9/chartex" xmlns:cx4="http://schemas.microsoft.com/office/drawing/2016/5/10/chartex" xmlns:cx5="http://schemas.microsoft.com/office/drawing/2016/5/11/chartex" xmlns:cx6="http://schemas.microsoft.com/office/drawing/2016/5/12/chartex" xmlns:cx7="http://schemas.microsoft.com/office/drawing/2016/5/13/chartex" xmlns:cx8="http://schemas.microsoft.com/office/drawing/2016/5/14/chartex" xmlns:mc="http://schemas.openxmlformats.org/markup-compatibility/2006" xmlns:aink="http://schemas.microsoft.com/office/drawing/2016/ink" xmlns:am3d="http://schemas.microsoft.com/office/drawing/2017/model3d" xmlns:o="urn:schemas-microsoft-com:office:office" xmlns:oel="http://schemas.microsoft.com/office/2019/extlst" xmlns:r="http://schemas.openxmlformats.org/officeDocument/2006/relationships" xmlns:m="http://schemas.openxmlformats.org/officeDocument/2006/math" xmlns:v="urn:schemas-microsoft-com:vml" xmlns:wp14="http://schemas.microsoft.com/office/word/2010/wordprocessingDrawing" xmlns:wp="http://schemas.openxmlformats.org/drawingml/2006/wordprocessingDrawing" xmlns:w10="urn:schemas-microsoft-com:office:word" xmlns:w="http://schemas.openxmlformats.org/wordprocessingml/2006/main" xmlns:w14="http://schemas.microsoft.com/office/word/2010/wordml" xmlns:w15="http://schemas.microsoft.com/office/word/2012/wordml" xmlns:w16cex="http://schemas.microsoft.com/office/word/2018/wordml/cex" xmlns:w16cid="http://schemas.microsoft.com/office/word/2016/wordml/cid" xmlns:w16="http://schemas.microsoft.com/office/word/2018/wordml" xmlns:w16du="http://schemas.microsoft.com/office/word/2023/wordml/word16du" xmlns:w16sdtdh="http://schemas.microsoft.com/office/word/2020/wordml/sdtdatahash" xmlns:w16sdtfl="http://schemas.microsoft.com/office/word/2024/wordml/sdtformatlock" xmlns:w16se="http://schemas.microsoft.com/office/word/2015/wordml/symex" xmlns:wpg="http://schemas.microsoft.com/office/word/2010/wordprocessingGroup" xmlns:wpi="http://schemas.microsoft.com/office/word/2010/wordprocessingInk" xmlns:wne="http://schemas.microsoft.com/office/word/2006/wordml" xmlns:wps="http://schemas.microsoft.com/office/word/2010/wordprocessingShape" mc:Ignorable="w14 w15 w16se w16cid w16 w16cex w16sdtdh w16sdtfl w16du wp14">
   <w:abstractNum w:abstractNumId="0" w15:restartNumberingAfterBreak="0">
-    <w:nsid w:val="57F050E6"/>
+    <w:nsid w:val="002827D2"/>
     <w:multiLevelType w:val="hybridMultilevel"/>
-    <w:tmpl w:val="ADE833D2"/>
-    <w:lvl w:ilvl="0" w:tplc="0419000F">
+    <w:tmpl w:val="9B72F418"/>
+    <w:lvl w:ilvl="0" w:tplc="C6568E82">
+      <w:start w:val="1"/>
+      <w:numFmt w:val="bullet"/>
+      <w:lvlText w:val=""/>
+      <w:lvlJc w:val="left"/>
+      <w:pPr>
+        <w:ind w:left="1429" w:hanging="360"/>
+      </w:pPr>
+      <w:rPr>
+        <w:rFonts w:ascii="Symbol" w:hAnsi="Symbol" w:hint="default"/>
+      </w:rPr>
+    </w:lvl>
+    <w:lvl w:ilvl="1" w:tplc="04190003" w:tentative="1">
+      <w:start w:val="1"/>
+      <w:numFmt w:val="bullet"/>
+      <w:lvlText w:val="o"/>
+      <w:lvlJc w:val="left"/>
+      <w:pPr>
+        <w:ind w:left="2149" w:hanging="360"/>
+      </w:pPr>
+      <w:rPr>
+        <w:rFonts w:ascii="Courier New" w:hAnsi="Courier New" w:cs="Courier New" w:hint="default"/>
+      </w:rPr>
+    </w:lvl>
+    <w:lvl w:ilvl="2" w:tplc="04190005" w:tentative="1">
+      <w:start w:val="1"/>
+      <w:numFmt w:val="bullet"/>
+      <w:lvlText w:val=""/>
+      <w:lvlJc w:val="left"/>
+      <w:pPr>
+        <w:ind w:left="2869" w:hanging="360"/>
+      </w:pPr>
+      <w:rPr>
+        <w:rFonts w:ascii="Wingdings" w:hAnsi="Wingdings" w:hint="default"/>
+      </w:rPr>
+    </w:lvl>
+    <w:lvl w:ilvl="3" w:tplc="04190001" w:tentative="1">
+      <w:start w:val="1"/>
+      <w:numFmt w:val="bullet"/>
+      <w:lvlText w:val=""/>
+      <w:lvlJc w:val="left"/>
+      <w:pPr>
+        <w:ind w:left="3589" w:hanging="360"/>
+      </w:pPr>
+      <w:rPr>
+        <w:rFonts w:ascii="Symbol" w:hAnsi="Symbol" w:hint="default"/>
+      </w:rPr>
+    </w:lvl>
+    <w:lvl w:ilvl="4" w:tplc="04190003" w:tentative="1">
+      <w:start w:val="1"/>
+      <w:numFmt w:val="bullet"/>
+      <w:lvlText w:val="o"/>
+      <w:lvlJc w:val="left"/>
+      <w:pPr>
+        <w:ind w:left="4309" w:hanging="360"/>
+      </w:pPr>
+      <w:rPr>
+        <w:rFonts w:ascii="Courier New" w:hAnsi="Courier New" w:cs="Courier New" w:hint="default"/>
+      </w:rPr>
+    </w:lvl>
+    <w:lvl w:ilvl="5" w:tplc="04190005" w:tentative="1">
+      <w:start w:val="1"/>
+      <w:numFmt w:val="bullet"/>
+      <w:lvlText w:val=""/>
+      <w:lvlJc w:val="left"/>
+      <w:pPr>
+        <w:ind w:left="5029" w:hanging="360"/>
+      </w:pPr>
+      <w:rPr>
+        <w:rFonts w:ascii="Wingdings" w:hAnsi="Wingdings" w:hint="default"/>
+      </w:rPr>
+    </w:lvl>
+    <w:lvl w:ilvl="6" w:tplc="04190001" w:tentative="1">
+      <w:start w:val="1"/>
+      <w:numFmt w:val="bullet"/>
+      <w:lvlText w:val=""/>
+      <w:lvlJc w:val="left"/>
+      <w:pPr>
+        <w:ind w:left="5749" w:hanging="360"/>
+      </w:pPr>
+      <w:rPr>
+        <w:rFonts w:ascii="Symbol" w:hAnsi="Symbol" w:hint="default"/>
+      </w:rPr>
+    </w:lvl>
+    <w:lvl w:ilvl="7" w:tplc="04190003" w:tentative="1">
+      <w:start w:val="1"/>
+      <w:numFmt w:val="bullet"/>
+      <w:lvlText w:val="o"/>
+      <w:lvlJc w:val="left"/>
+      <w:pPr>
+        <w:ind w:left="6469" w:hanging="360"/>
+      </w:pPr>
+      <w:rPr>
+        <w:rFonts w:ascii="Courier New" w:hAnsi="Courier New" w:cs="Courier New" w:hint="default"/>
+      </w:rPr>
+    </w:lvl>
+    <w:lvl w:ilvl="8" w:tplc="04190005" w:tentative="1">
+      <w:start w:val="1"/>
+      <w:numFmt w:val="bullet"/>
+      <w:lvlText w:val=""/>
+      <w:lvlJc w:val="left"/>
+      <w:pPr>
+        <w:ind w:left="7189" w:hanging="360"/>
+      </w:pPr>
+      <w:rPr>
+        <w:rFonts w:ascii="Wingdings" w:hAnsi="Wingdings" w:hint="default"/>
+      </w:rPr>
+    </w:lvl>
+  </w:abstractNum>
+  <w:abstractNum w:abstractNumId="1" w15:restartNumberingAfterBreak="0">
+    <w:nsid w:val="011E0241"/>
+    <w:multiLevelType w:val="multilevel"/>
+    <w:tmpl w:val="0419001F"/>
+    <w:lvl w:ilvl="0">
       <w:start w:val="1"/>
       <w:numFmt w:val="decimal"/>
       <w:lvlText w:val="%1."/>
       <w:lvlJc w:val="left"/>
       <w:pPr>
+        <w:ind w:left="360" w:hanging="360"/>
+      </w:pPr>
+    </w:lvl>
+    <w:lvl w:ilvl="1">
+      <w:start w:val="1"/>
+      <w:numFmt w:val="decimal"/>
+      <w:lvlText w:val="%1.%2."/>
+      <w:lvlJc w:val="left"/>
+      <w:pPr>
+        <w:ind w:left="792" w:hanging="432"/>
+      </w:pPr>
+    </w:lvl>
+    <w:lvl w:ilvl="2">
+      <w:start w:val="1"/>
+      <w:numFmt w:val="decimal"/>
+      <w:lvlText w:val="%1.%2.%3."/>
+      <w:lvlJc w:val="left"/>
+      <w:pPr>
+        <w:ind w:left="1224" w:hanging="504"/>
+      </w:pPr>
+    </w:lvl>
+    <w:lvl w:ilvl="3">
+      <w:start w:val="1"/>
+      <w:numFmt w:val="decimal"/>
+      <w:lvlText w:val="%1.%2.%3.%4."/>
+      <w:lvlJc w:val="left"/>
+      <w:pPr>
+        <w:ind w:left="1728" w:hanging="648"/>
+      </w:pPr>
+    </w:lvl>
+    <w:lvl w:ilvl="4">
+      <w:start w:val="1"/>
+      <w:numFmt w:val="decimal"/>
+      <w:lvlText w:val="%1.%2.%3.%4.%5."/>
+      <w:lvlJc w:val="left"/>
+      <w:pPr>
+        <w:ind w:left="2232" w:hanging="792"/>
+      </w:pPr>
+    </w:lvl>
+    <w:lvl w:ilvl="5">
+      <w:start w:val="1"/>
+      <w:numFmt w:val="decimal"/>
+      <w:lvlText w:val="%1.%2.%3.%4.%5.%6."/>
+      <w:lvlJc w:val="left"/>
+      <w:pPr>
+        <w:ind w:left="2736" w:hanging="936"/>
+      </w:pPr>
+    </w:lvl>
+    <w:lvl w:ilvl="6">
+      <w:start w:val="1"/>
+      <w:numFmt w:val="decimal"/>
+      <w:lvlText w:val="%1.%2.%3.%4.%5.%6.%7."/>
+      <w:lvlJc w:val="left"/>
+      <w:pPr>
+        <w:ind w:left="3240" w:hanging="1080"/>
+      </w:pPr>
+    </w:lvl>
+    <w:lvl w:ilvl="7">
+      <w:start w:val="1"/>
+      <w:numFmt w:val="decimal"/>
+      <w:lvlText w:val="%1.%2.%3.%4.%5.%6.%7.%8."/>
+      <w:lvlJc w:val="left"/>
+      <w:pPr>
+        <w:ind w:left="3744" w:hanging="1224"/>
+      </w:pPr>
+    </w:lvl>
+    <w:lvl w:ilvl="8">
+      <w:start w:val="1"/>
+      <w:numFmt w:val="decimal"/>
+      <w:lvlText w:val="%1.%2.%3.%4.%5.%6.%7.%8.%9."/>
+      <w:lvlJc w:val="left"/>
+      <w:pPr>
+        <w:ind w:left="4320" w:hanging="1440"/>
+      </w:pPr>
+    </w:lvl>
+  </w:abstractNum>
+  <w:abstractNum w:abstractNumId="2" w15:restartNumberingAfterBreak="0">
+    <w:nsid w:val="08CB0B4D"/>
+    <w:multiLevelType w:val="hybridMultilevel"/>
+    <w:tmpl w:val="88CEBBB4"/>
+    <w:lvl w:ilvl="0" w:tplc="C6568E82">
+      <w:start w:val="1"/>
+      <w:numFmt w:val="bullet"/>
+      <w:lvlText w:val=""/>
+      <w:lvlJc w:val="left"/>
+      <w:pPr>
         <w:ind w:left="1429" w:hanging="360"/>
       </w:pPr>
-    </w:lvl>
-    <w:lvl w:ilvl="1" w:tplc="04190019" w:tentative="1">
-      <w:start w:val="1"/>
-      <w:numFmt w:val="lowerLetter"/>
-      <w:lvlText w:val="%2."/>
+      <w:rPr>
+        <w:rFonts w:ascii="Symbol" w:hAnsi="Symbol" w:hint="default"/>
+      </w:rPr>
+    </w:lvl>
+    <w:lvl w:ilvl="1" w:tplc="04190003" w:tentative="1">
+      <w:start w:val="1"/>
+      <w:numFmt w:val="bullet"/>
+      <w:lvlText w:val="o"/>
       <w:lvlJc w:val="left"/>
       <w:pPr>
         <w:ind w:left="2149" w:hanging="360"/>
       </w:pPr>
-    </w:lvl>
-    <w:lvl w:ilvl="2" w:tplc="0419001B" w:tentative="1">
-      <w:start w:val="1"/>
-      <w:numFmt w:val="lowerRoman"/>
-      <w:lvlText w:val="%3."/>
-      <w:lvlJc w:val="right"/>
-      <w:pPr>
-        <w:ind w:left="2869" w:hanging="180"/>
-      </w:pPr>
-    </w:lvl>
-    <w:lvl w:ilvl="3" w:tplc="0419000F" w:tentative="1">
+      <w:rPr>
+        <w:rFonts w:ascii="Courier New" w:hAnsi="Courier New" w:cs="Courier New" w:hint="default"/>
+      </w:rPr>
+    </w:lvl>
+    <w:lvl w:ilvl="2" w:tplc="04190005" w:tentative="1">
+      <w:start w:val="1"/>
+      <w:numFmt w:val="bullet"/>
+      <w:lvlText w:val=""/>
+      <w:lvlJc w:val="left"/>
+      <w:pPr>
+        <w:ind w:left="2869" w:hanging="360"/>
+      </w:pPr>
+      <w:rPr>
+        <w:rFonts w:ascii="Wingdings" w:hAnsi="Wingdings" w:hint="default"/>
+      </w:rPr>
+    </w:lvl>
+    <w:lvl w:ilvl="3" w:tplc="04190001" w:tentative="1">
+      <w:start w:val="1"/>
+      <w:numFmt w:val="bullet"/>
+      <w:lvlText w:val=""/>
+      <w:lvlJc w:val="left"/>
+      <w:pPr>
+        <w:ind w:left="3589" w:hanging="360"/>
+      </w:pPr>
+      <w:rPr>
+        <w:rFonts w:ascii="Symbol" w:hAnsi="Symbol" w:hint="default"/>
+      </w:rPr>
+    </w:lvl>
+    <w:lvl w:ilvl="4" w:tplc="04190003" w:tentative="1">
+      <w:start w:val="1"/>
+      <w:numFmt w:val="bullet"/>
+      <w:lvlText w:val="o"/>
+      <w:lvlJc w:val="left"/>
+      <w:pPr>
+        <w:ind w:left="4309" w:hanging="360"/>
+      </w:pPr>
+      <w:rPr>
+        <w:rFonts w:ascii="Courier New" w:hAnsi="Courier New" w:cs="Courier New" w:hint="default"/>
+      </w:rPr>
+    </w:lvl>
+    <w:lvl w:ilvl="5" w:tplc="04190005" w:tentative="1">
+      <w:start w:val="1"/>
+      <w:numFmt w:val="bullet"/>
+      <w:lvlText w:val=""/>
+      <w:lvlJc w:val="left"/>
+      <w:pPr>
+        <w:ind w:left="5029" w:hanging="360"/>
+      </w:pPr>
+      <w:rPr>
+        <w:rFonts w:ascii="Wingdings" w:hAnsi="Wingdings" w:hint="default"/>
+      </w:rPr>
+    </w:lvl>
+    <w:lvl w:ilvl="6" w:tplc="04190001" w:tentative="1">
+      <w:start w:val="1"/>
+      <w:numFmt w:val="bullet"/>
+      <w:lvlText w:val=""/>
+      <w:lvlJc w:val="left"/>
+      <w:pPr>
+        <w:ind w:left="5749" w:hanging="360"/>
+      </w:pPr>
+      <w:rPr>
+        <w:rFonts w:ascii="Symbol" w:hAnsi="Symbol" w:hint="default"/>
+      </w:rPr>
+    </w:lvl>
+    <w:lvl w:ilvl="7" w:tplc="04190003" w:tentative="1">
+      <w:start w:val="1"/>
+      <w:numFmt w:val="bullet"/>
+      <w:lvlText w:val="o"/>
+      <w:lvlJc w:val="left"/>
+      <w:pPr>
+        <w:ind w:left="6469" w:hanging="360"/>
+      </w:pPr>
+      <w:rPr>
+        <w:rFonts w:ascii="Courier New" w:hAnsi="Courier New" w:cs="Courier New" w:hint="default"/>
+      </w:rPr>
+    </w:lvl>
+    <w:lvl w:ilvl="8" w:tplc="04190005" w:tentative="1">
+      <w:start w:val="1"/>
+      <w:numFmt w:val="bullet"/>
+      <w:lvlText w:val=""/>
+      <w:lvlJc w:val="left"/>
+      <w:pPr>
+        <w:ind w:left="7189" w:hanging="360"/>
+      </w:pPr>
+      <w:rPr>
+        <w:rFonts w:ascii="Wingdings" w:hAnsi="Wingdings" w:hint="default"/>
+      </w:rPr>
+    </w:lvl>
+  </w:abstractNum>
+  <w:abstractNum w:abstractNumId="3" w15:restartNumberingAfterBreak="0">
+    <w:nsid w:val="09313B2A"/>
+    <w:multiLevelType w:val="hybridMultilevel"/>
+    <w:tmpl w:val="196228E4"/>
+    <w:lvl w:ilvl="0" w:tplc="C6568E82">
+      <w:start w:val="1"/>
+      <w:numFmt w:val="bullet"/>
+      <w:lvlText w:val=""/>
+      <w:lvlJc w:val="left"/>
+      <w:pPr>
+        <w:ind w:left="1429" w:hanging="360"/>
+      </w:pPr>
+      <w:rPr>
+        <w:rFonts w:ascii="Symbol" w:hAnsi="Symbol" w:hint="default"/>
+      </w:rPr>
+    </w:lvl>
+    <w:lvl w:ilvl="1" w:tplc="04190003" w:tentative="1">
+      <w:start w:val="1"/>
+      <w:numFmt w:val="bullet"/>
+      <w:lvlText w:val="o"/>
+      <w:lvlJc w:val="left"/>
+      <w:pPr>
+        <w:ind w:left="2149" w:hanging="360"/>
+      </w:pPr>
+      <w:rPr>
+        <w:rFonts w:ascii="Courier New" w:hAnsi="Courier New" w:cs="Courier New" w:hint="default"/>
+      </w:rPr>
+    </w:lvl>
+    <w:lvl w:ilvl="2" w:tplc="04190005" w:tentative="1">
+      <w:start w:val="1"/>
+      <w:numFmt w:val="bullet"/>
+      <w:lvlText w:val=""/>
+      <w:lvlJc w:val="left"/>
+      <w:pPr>
+        <w:ind w:left="2869" w:hanging="360"/>
+      </w:pPr>
+      <w:rPr>
+        <w:rFonts w:ascii="Wingdings" w:hAnsi="Wingdings" w:hint="default"/>
+      </w:rPr>
+    </w:lvl>
+    <w:lvl w:ilvl="3" w:tplc="04190001" w:tentative="1">
+      <w:start w:val="1"/>
+      <w:numFmt w:val="bullet"/>
+      <w:lvlText w:val=""/>
+      <w:lvlJc w:val="left"/>
+      <w:pPr>
+        <w:ind w:left="3589" w:hanging="360"/>
+      </w:pPr>
+      <w:rPr>
+        <w:rFonts w:ascii="Symbol" w:hAnsi="Symbol" w:hint="default"/>
+      </w:rPr>
+    </w:lvl>
+    <w:lvl w:ilvl="4" w:tplc="04190003" w:tentative="1">
+      <w:start w:val="1"/>
+      <w:numFmt w:val="bullet"/>
+      <w:lvlText w:val="o"/>
+      <w:lvlJc w:val="left"/>
+      <w:pPr>
+        <w:ind w:left="4309" w:hanging="360"/>
+      </w:pPr>
+      <w:rPr>
+        <w:rFonts w:ascii="Courier New" w:hAnsi="Courier New" w:cs="Courier New" w:hint="default"/>
+      </w:rPr>
+    </w:lvl>
+    <w:lvl w:ilvl="5" w:tplc="04190005" w:tentative="1">
+      <w:start w:val="1"/>
+      <w:numFmt w:val="bullet"/>
+      <w:lvlText w:val=""/>
+      <w:lvlJc w:val="left"/>
+      <w:pPr>
+        <w:ind w:left="5029" w:hanging="360"/>
+      </w:pPr>
+      <w:rPr>
+        <w:rFonts w:ascii="Wingdings" w:hAnsi="Wingdings" w:hint="default"/>
+      </w:rPr>
+    </w:lvl>
+    <w:lvl w:ilvl="6" w:tplc="04190001" w:tentative="1">
+      <w:start w:val="1"/>
+      <w:numFmt w:val="bullet"/>
+      <w:lvlText w:val=""/>
+      <w:lvlJc w:val="left"/>
+      <w:pPr>
+        <w:ind w:left="5749" w:hanging="360"/>
+      </w:pPr>
+      <w:rPr>
+        <w:rFonts w:ascii="Symbol" w:hAnsi="Symbol" w:hint="default"/>
+      </w:rPr>
+    </w:lvl>
+    <w:lvl w:ilvl="7" w:tplc="04190003" w:tentative="1">
+      <w:start w:val="1"/>
+      <w:numFmt w:val="bullet"/>
+      <w:lvlText w:val="o"/>
+      <w:lvlJc w:val="left"/>
+      <w:pPr>
+        <w:ind w:left="6469" w:hanging="360"/>
+      </w:pPr>
+      <w:rPr>
+        <w:rFonts w:ascii="Courier New" w:hAnsi="Courier New" w:cs="Courier New" w:hint="default"/>
+      </w:rPr>
+    </w:lvl>
+    <w:lvl w:ilvl="8" w:tplc="04190005" w:tentative="1">
+      <w:start w:val="1"/>
+      <w:numFmt w:val="bullet"/>
+      <w:lvlText w:val=""/>
+      <w:lvlJc w:val="left"/>
+      <w:pPr>
+        <w:ind w:left="7189" w:hanging="360"/>
+      </w:pPr>
+      <w:rPr>
+        <w:rFonts w:ascii="Wingdings" w:hAnsi="Wingdings" w:hint="default"/>
+      </w:rPr>
+    </w:lvl>
+  </w:abstractNum>
+  <w:abstractNum w:abstractNumId="4" w15:restartNumberingAfterBreak="0">
+    <w:nsid w:val="1DC67E54"/>
+    <w:multiLevelType w:val="hybridMultilevel"/>
+    <w:tmpl w:val="788E42B8"/>
+    <w:lvl w:ilvl="0" w:tplc="C6568E82">
+      <w:start w:val="1"/>
+      <w:numFmt w:val="bullet"/>
+      <w:lvlText w:val=""/>
+      <w:lvlJc w:val="left"/>
+      <w:pPr>
+        <w:ind w:left="1429" w:hanging="360"/>
+      </w:pPr>
+      <w:rPr>
+        <w:rFonts w:ascii="Symbol" w:hAnsi="Symbol" w:hint="default"/>
+      </w:rPr>
+    </w:lvl>
+    <w:lvl w:ilvl="1" w:tplc="04190003" w:tentative="1">
+      <w:start w:val="1"/>
+      <w:numFmt w:val="bullet"/>
+      <w:lvlText w:val="o"/>
+      <w:lvlJc w:val="left"/>
+      <w:pPr>
+        <w:ind w:left="2149" w:hanging="360"/>
+      </w:pPr>
+      <w:rPr>
+        <w:rFonts w:ascii="Courier New" w:hAnsi="Courier New" w:cs="Courier New" w:hint="default"/>
+      </w:rPr>
+    </w:lvl>
+    <w:lvl w:ilvl="2" w:tplc="04190005" w:tentative="1">
+      <w:start w:val="1"/>
+      <w:numFmt w:val="bullet"/>
+      <w:lvlText w:val=""/>
+      <w:lvlJc w:val="left"/>
+      <w:pPr>
+        <w:ind w:left="2869" w:hanging="360"/>
+      </w:pPr>
+      <w:rPr>
+        <w:rFonts w:ascii="Wingdings" w:hAnsi="Wingdings" w:hint="default"/>
+      </w:rPr>
+    </w:lvl>
+    <w:lvl w:ilvl="3" w:tplc="04190001" w:tentative="1">
+      <w:start w:val="1"/>
+      <w:numFmt w:val="bullet"/>
+      <w:lvlText w:val=""/>
+      <w:lvlJc w:val="left"/>
+      <w:pPr>
+        <w:ind w:left="3589" w:hanging="360"/>
+      </w:pPr>
+      <w:rPr>
+        <w:rFonts w:ascii="Symbol" w:hAnsi="Symbol" w:hint="default"/>
+      </w:rPr>
+    </w:lvl>
+    <w:lvl w:ilvl="4" w:tplc="04190003" w:tentative="1">
+      <w:start w:val="1"/>
+      <w:numFmt w:val="bullet"/>
+      <w:lvlText w:val="o"/>
+      <w:lvlJc w:val="left"/>
+      <w:pPr>
+        <w:ind w:left="4309" w:hanging="360"/>
+      </w:pPr>
+      <w:rPr>
+        <w:rFonts w:ascii="Courier New" w:hAnsi="Courier New" w:cs="Courier New" w:hint="default"/>
+      </w:rPr>
+    </w:lvl>
+    <w:lvl w:ilvl="5" w:tplc="04190005" w:tentative="1">
+      <w:start w:val="1"/>
+      <w:numFmt w:val="bullet"/>
+      <w:lvlText w:val=""/>
+      <w:lvlJc w:val="left"/>
+      <w:pPr>
+        <w:ind w:left="5029" w:hanging="360"/>
+      </w:pPr>
+      <w:rPr>
+        <w:rFonts w:ascii="Wingdings" w:hAnsi="Wingdings" w:hint="default"/>
+      </w:rPr>
+    </w:lvl>
+    <w:lvl w:ilvl="6" w:tplc="04190001" w:tentative="1">
+      <w:start w:val="1"/>
+      <w:numFmt w:val="bullet"/>
+      <w:lvlText w:val=""/>
+      <w:lvlJc w:val="left"/>
+      <w:pPr>
+        <w:ind w:left="5749" w:hanging="360"/>
+      </w:pPr>
+      <w:rPr>
+        <w:rFonts w:ascii="Symbol" w:hAnsi="Symbol" w:hint="default"/>
+      </w:rPr>
+    </w:lvl>
+    <w:lvl w:ilvl="7" w:tplc="04190003" w:tentative="1">
+      <w:start w:val="1"/>
+      <w:numFmt w:val="bullet"/>
+      <w:lvlText w:val="o"/>
+      <w:lvlJc w:val="left"/>
+      <w:pPr>
+        <w:ind w:left="6469" w:hanging="360"/>
+      </w:pPr>
+      <w:rPr>
+        <w:rFonts w:ascii="Courier New" w:hAnsi="Courier New" w:cs="Courier New" w:hint="default"/>
+      </w:rPr>
+    </w:lvl>
+    <w:lvl w:ilvl="8" w:tplc="04190005" w:tentative="1">
+      <w:start w:val="1"/>
+      <w:numFmt w:val="bullet"/>
+      <w:lvlText w:val=""/>
+      <w:lvlJc w:val="left"/>
+      <w:pPr>
+        <w:ind w:left="7189" w:hanging="360"/>
+      </w:pPr>
+      <w:rPr>
+        <w:rFonts w:ascii="Wingdings" w:hAnsi="Wingdings" w:hint="default"/>
+      </w:rPr>
+    </w:lvl>
+  </w:abstractNum>
+  <w:abstractNum w:abstractNumId="5" w15:restartNumberingAfterBreak="0">
+    <w:nsid w:val="1F9F535A"/>
+    <w:multiLevelType w:val="hybridMultilevel"/>
+    <w:tmpl w:val="674C576C"/>
+    <w:lvl w:ilvl="0" w:tplc="C6568E82">
+      <w:start w:val="1"/>
+      <w:numFmt w:val="bullet"/>
+      <w:lvlText w:val=""/>
+      <w:lvlJc w:val="left"/>
+      <w:pPr>
+        <w:ind w:left="1429" w:hanging="360"/>
+      </w:pPr>
+      <w:rPr>
+        <w:rFonts w:ascii="Symbol" w:hAnsi="Symbol" w:hint="default"/>
+      </w:rPr>
+    </w:lvl>
+    <w:lvl w:ilvl="1" w:tplc="04190003" w:tentative="1">
+      <w:start w:val="1"/>
+      <w:numFmt w:val="bullet"/>
+      <w:lvlText w:val="o"/>
+      <w:lvlJc w:val="left"/>
+      <w:pPr>
+        <w:ind w:left="2149" w:hanging="360"/>
+      </w:pPr>
+      <w:rPr>
+        <w:rFonts w:ascii="Courier New" w:hAnsi="Courier New" w:cs="Courier New" w:hint="default"/>
+      </w:rPr>
+    </w:lvl>
+    <w:lvl w:ilvl="2" w:tplc="04190005" w:tentative="1">
+      <w:start w:val="1"/>
+      <w:numFmt w:val="bullet"/>
+      <w:lvlText w:val=""/>
+      <w:lvlJc w:val="left"/>
+      <w:pPr>
+        <w:ind w:left="2869" w:hanging="360"/>
+      </w:pPr>
+      <w:rPr>
+        <w:rFonts w:ascii="Wingdings" w:hAnsi="Wingdings" w:hint="default"/>
+      </w:rPr>
+    </w:lvl>
+    <w:lvl w:ilvl="3" w:tplc="04190001" w:tentative="1">
+      <w:start w:val="1"/>
+      <w:numFmt w:val="bullet"/>
+      <w:lvlText w:val=""/>
+      <w:lvlJc w:val="left"/>
+      <w:pPr>
+        <w:ind w:left="3589" w:hanging="360"/>
+      </w:pPr>
+      <w:rPr>
+        <w:rFonts w:ascii="Symbol" w:hAnsi="Symbol" w:hint="default"/>
+      </w:rPr>
+    </w:lvl>
+    <w:lvl w:ilvl="4" w:tplc="04190003" w:tentative="1">
+      <w:start w:val="1"/>
+      <w:numFmt w:val="bullet"/>
+      <w:lvlText w:val="o"/>
+      <w:lvlJc w:val="left"/>
+      <w:pPr>
+        <w:ind w:left="4309" w:hanging="360"/>
+      </w:pPr>
+      <w:rPr>
+        <w:rFonts w:ascii="Courier New" w:hAnsi="Courier New" w:cs="Courier New" w:hint="default"/>
+      </w:rPr>
+    </w:lvl>
+    <w:lvl w:ilvl="5" w:tplc="04190005" w:tentative="1">
+      <w:start w:val="1"/>
+      <w:numFmt w:val="bullet"/>
+      <w:lvlText w:val=""/>
+      <w:lvlJc w:val="left"/>
+      <w:pPr>
+        <w:ind w:left="5029" w:hanging="360"/>
+      </w:pPr>
+      <w:rPr>
+        <w:rFonts w:ascii="Wingdings" w:hAnsi="Wingdings" w:hint="default"/>
+      </w:rPr>
+    </w:lvl>
+    <w:lvl w:ilvl="6" w:tplc="04190001" w:tentative="1">
+      <w:start w:val="1"/>
+      <w:numFmt w:val="bullet"/>
+      <w:lvlText w:val=""/>
+      <w:lvlJc w:val="left"/>
+      <w:pPr>
+        <w:ind w:left="5749" w:hanging="360"/>
+      </w:pPr>
+      <w:rPr>
+        <w:rFonts w:ascii="Symbol" w:hAnsi="Symbol" w:hint="default"/>
+      </w:rPr>
+    </w:lvl>
+    <w:lvl w:ilvl="7" w:tplc="04190003" w:tentative="1">
+      <w:start w:val="1"/>
+      <w:numFmt w:val="bullet"/>
+      <w:lvlText w:val="o"/>
+      <w:lvlJc w:val="left"/>
+      <w:pPr>
+        <w:ind w:left="6469" w:hanging="360"/>
+      </w:pPr>
+      <w:rPr>
+        <w:rFonts w:ascii="Courier New" w:hAnsi="Courier New" w:cs="Courier New" w:hint="default"/>
+      </w:rPr>
+    </w:lvl>
+    <w:lvl w:ilvl="8" w:tplc="04190005" w:tentative="1">
+      <w:start w:val="1"/>
+      <w:numFmt w:val="bullet"/>
+      <w:lvlText w:val=""/>
+      <w:lvlJc w:val="left"/>
+      <w:pPr>
+        <w:ind w:left="7189" w:hanging="360"/>
+      </w:pPr>
+      <w:rPr>
+        <w:rFonts w:ascii="Wingdings" w:hAnsi="Wingdings" w:hint="default"/>
+      </w:rPr>
+    </w:lvl>
+  </w:abstractNum>
+  <w:abstractNum w:abstractNumId="6" w15:restartNumberingAfterBreak="0">
+    <w:nsid w:val="22280A57"/>
+    <w:multiLevelType w:val="hybridMultilevel"/>
+    <w:tmpl w:val="79D42DB0"/>
+    <w:lvl w:ilvl="0" w:tplc="C6568E82">
+      <w:start w:val="1"/>
+      <w:numFmt w:val="bullet"/>
+      <w:lvlText w:val=""/>
+      <w:lvlJc w:val="left"/>
+      <w:pPr>
+        <w:ind w:left="1429" w:hanging="360"/>
+      </w:pPr>
+      <w:rPr>
+        <w:rFonts w:ascii="Symbol" w:hAnsi="Symbol" w:hint="default"/>
+      </w:rPr>
+    </w:lvl>
+    <w:lvl w:ilvl="1" w:tplc="FFFFFFFF" w:tentative="1">
+      <w:start w:val="1"/>
+      <w:numFmt w:val="bullet"/>
+      <w:lvlText w:val="o"/>
+      <w:lvlJc w:val="left"/>
+      <w:pPr>
+        <w:ind w:left="2149" w:hanging="360"/>
+      </w:pPr>
+      <w:rPr>
+        <w:rFonts w:ascii="Courier New" w:hAnsi="Courier New" w:cs="Courier New" w:hint="default"/>
+      </w:rPr>
+    </w:lvl>
+    <w:lvl w:ilvl="2" w:tplc="FFFFFFFF" w:tentative="1">
+      <w:start w:val="1"/>
+      <w:numFmt w:val="bullet"/>
+      <w:lvlText w:val=""/>
+      <w:lvlJc w:val="left"/>
+      <w:pPr>
+        <w:ind w:left="2869" w:hanging="360"/>
+      </w:pPr>
+      <w:rPr>
+        <w:rFonts w:ascii="Wingdings" w:hAnsi="Wingdings" w:hint="default"/>
+      </w:rPr>
+    </w:lvl>
+    <w:lvl w:ilvl="3" w:tplc="FFFFFFFF" w:tentative="1">
+      <w:start w:val="1"/>
+      <w:numFmt w:val="bullet"/>
+      <w:lvlText w:val=""/>
+      <w:lvlJc w:val="left"/>
+      <w:pPr>
+        <w:ind w:left="3589" w:hanging="360"/>
+      </w:pPr>
+      <w:rPr>
+        <w:rFonts w:ascii="Symbol" w:hAnsi="Symbol" w:hint="default"/>
+      </w:rPr>
+    </w:lvl>
+    <w:lvl w:ilvl="4" w:tplc="FFFFFFFF" w:tentative="1">
+      <w:start w:val="1"/>
+      <w:numFmt w:val="bullet"/>
+      <w:lvlText w:val="o"/>
+      <w:lvlJc w:val="left"/>
+      <w:pPr>
+        <w:ind w:left="4309" w:hanging="360"/>
+      </w:pPr>
+      <w:rPr>
+        <w:rFonts w:ascii="Courier New" w:hAnsi="Courier New" w:cs="Courier New" w:hint="default"/>
+      </w:rPr>
+    </w:lvl>
+    <w:lvl w:ilvl="5" w:tplc="FFFFFFFF" w:tentative="1">
+      <w:start w:val="1"/>
+      <w:numFmt w:val="bullet"/>
+      <w:lvlText w:val=""/>
+      <w:lvlJc w:val="left"/>
+      <w:pPr>
+        <w:ind w:left="5029" w:hanging="360"/>
+      </w:pPr>
+      <w:rPr>
+        <w:rFonts w:ascii="Wingdings" w:hAnsi="Wingdings" w:hint="default"/>
+      </w:rPr>
+    </w:lvl>
+    <w:lvl w:ilvl="6" w:tplc="FFFFFFFF" w:tentative="1">
+      <w:start w:val="1"/>
+      <w:numFmt w:val="bullet"/>
+      <w:lvlText w:val=""/>
+      <w:lvlJc w:val="left"/>
+      <w:pPr>
+        <w:ind w:left="5749" w:hanging="360"/>
+      </w:pPr>
+      <w:rPr>
+        <w:rFonts w:ascii="Symbol" w:hAnsi="Symbol" w:hint="default"/>
+      </w:rPr>
+    </w:lvl>
+    <w:lvl w:ilvl="7" w:tplc="FFFFFFFF" w:tentative="1">
+      <w:start w:val="1"/>
+      <w:numFmt w:val="bullet"/>
+      <w:lvlText w:val="o"/>
+      <w:lvlJc w:val="left"/>
+      <w:pPr>
+        <w:ind w:left="6469" w:hanging="360"/>
+      </w:pPr>
+      <w:rPr>
+        <w:rFonts w:ascii="Courier New" w:hAnsi="Courier New" w:cs="Courier New" w:hint="default"/>
+      </w:rPr>
+    </w:lvl>
+    <w:lvl w:ilvl="8" w:tplc="FFFFFFFF" w:tentative="1">
+      <w:start w:val="1"/>
+      <w:numFmt w:val="bullet"/>
+      <w:lvlText w:val=""/>
+      <w:lvlJc w:val="left"/>
+      <w:pPr>
+        <w:ind w:left="7189" w:hanging="360"/>
+      </w:pPr>
+      <w:rPr>
+        <w:rFonts w:ascii="Wingdings" w:hAnsi="Wingdings" w:hint="default"/>
+      </w:rPr>
+    </w:lvl>
+  </w:abstractNum>
+  <w:abstractNum w:abstractNumId="7" w15:restartNumberingAfterBreak="0">
+    <w:nsid w:val="22B11D77"/>
+    <w:multiLevelType w:val="hybridMultilevel"/>
+    <w:tmpl w:val="4468CEDE"/>
+    <w:lvl w:ilvl="0" w:tplc="C6568E82">
+      <w:start w:val="1"/>
+      <w:numFmt w:val="bullet"/>
+      <w:lvlText w:val=""/>
+      <w:lvlJc w:val="left"/>
+      <w:pPr>
+        <w:ind w:left="1429" w:hanging="360"/>
+      </w:pPr>
+      <w:rPr>
+        <w:rFonts w:ascii="Symbol" w:hAnsi="Symbol" w:hint="default"/>
+      </w:rPr>
+    </w:lvl>
+    <w:lvl w:ilvl="1" w:tplc="04190003" w:tentative="1">
+      <w:start w:val="1"/>
+      <w:numFmt w:val="bullet"/>
+      <w:lvlText w:val="o"/>
+      <w:lvlJc w:val="left"/>
+      <w:pPr>
+        <w:ind w:left="2149" w:hanging="360"/>
+      </w:pPr>
+      <w:rPr>
+        <w:rFonts w:ascii="Courier New" w:hAnsi="Courier New" w:cs="Courier New" w:hint="default"/>
+      </w:rPr>
+    </w:lvl>
+    <w:lvl w:ilvl="2" w:tplc="04190005" w:tentative="1">
+      <w:start w:val="1"/>
+      <w:numFmt w:val="bullet"/>
+      <w:lvlText w:val=""/>
+      <w:lvlJc w:val="left"/>
+      <w:pPr>
+        <w:ind w:left="2869" w:hanging="360"/>
+      </w:pPr>
+      <w:rPr>
+        <w:rFonts w:ascii="Wingdings" w:hAnsi="Wingdings" w:hint="default"/>
+      </w:rPr>
+    </w:lvl>
+    <w:lvl w:ilvl="3" w:tplc="04190001" w:tentative="1">
+      <w:start w:val="1"/>
+      <w:numFmt w:val="bullet"/>
+      <w:lvlText w:val=""/>
+      <w:lvlJc w:val="left"/>
+      <w:pPr>
+        <w:ind w:left="3589" w:hanging="360"/>
+      </w:pPr>
+      <w:rPr>
+        <w:rFonts w:ascii="Symbol" w:hAnsi="Symbol" w:hint="default"/>
+      </w:rPr>
+    </w:lvl>
+    <w:lvl w:ilvl="4" w:tplc="04190003" w:tentative="1">
+      <w:start w:val="1"/>
+      <w:numFmt w:val="bullet"/>
+      <w:lvlText w:val="o"/>
+      <w:lvlJc w:val="left"/>
+      <w:pPr>
+        <w:ind w:left="4309" w:hanging="360"/>
+      </w:pPr>
+      <w:rPr>
+        <w:rFonts w:ascii="Courier New" w:hAnsi="Courier New" w:cs="Courier New" w:hint="default"/>
+      </w:rPr>
+    </w:lvl>
+    <w:lvl w:ilvl="5" w:tplc="04190005" w:tentative="1">
+      <w:start w:val="1"/>
+      <w:numFmt w:val="bullet"/>
+      <w:lvlText w:val=""/>
+      <w:lvlJc w:val="left"/>
+      <w:pPr>
+        <w:ind w:left="5029" w:hanging="360"/>
+      </w:pPr>
+      <w:rPr>
+        <w:rFonts w:ascii="Wingdings" w:hAnsi="Wingdings" w:hint="default"/>
+      </w:rPr>
+    </w:lvl>
+    <w:lvl w:ilvl="6" w:tplc="04190001" w:tentative="1">
+      <w:start w:val="1"/>
+      <w:numFmt w:val="bullet"/>
+      <w:lvlText w:val=""/>
+      <w:lvlJc w:val="left"/>
+      <w:pPr>
+        <w:ind w:left="5749" w:hanging="360"/>
+      </w:pPr>
+      <w:rPr>
+        <w:rFonts w:ascii="Symbol" w:hAnsi="Symbol" w:hint="default"/>
+      </w:rPr>
+    </w:lvl>
+    <w:lvl w:ilvl="7" w:tplc="04190003" w:tentative="1">
+      <w:start w:val="1"/>
+      <w:numFmt w:val="bullet"/>
+      <w:lvlText w:val="o"/>
+      <w:lvlJc w:val="left"/>
+      <w:pPr>
+        <w:ind w:left="6469" w:hanging="360"/>
+      </w:pPr>
+      <w:rPr>
+        <w:rFonts w:ascii="Courier New" w:hAnsi="Courier New" w:cs="Courier New" w:hint="default"/>
+      </w:rPr>
+    </w:lvl>
+    <w:lvl w:ilvl="8" w:tplc="04190005" w:tentative="1">
+      <w:start w:val="1"/>
+      <w:numFmt w:val="bullet"/>
+      <w:lvlText w:val=""/>
+      <w:lvlJc w:val="left"/>
+      <w:pPr>
+        <w:ind w:left="7189" w:hanging="360"/>
+      </w:pPr>
+      <w:rPr>
+        <w:rFonts w:ascii="Wingdings" w:hAnsi="Wingdings" w:hint="default"/>
+      </w:rPr>
+    </w:lvl>
+  </w:abstractNum>
+  <w:abstractNum w:abstractNumId="8" w15:restartNumberingAfterBreak="0">
+    <w:nsid w:val="2F06486F"/>
+    <w:multiLevelType w:val="multilevel"/>
+    <w:tmpl w:val="0419001F"/>
+    <w:lvl w:ilvl="0">
       <w:start w:val="1"/>
       <w:numFmt w:val="decimal"/>
-      <w:lvlText w:val="%4."/>
+      <w:lvlText w:val="%1."/>
+      <w:lvlJc w:val="left"/>
+      <w:pPr>
+        <w:ind w:left="360" w:hanging="360"/>
+      </w:pPr>
+    </w:lvl>
+    <w:lvl w:ilvl="1">
+      <w:start w:val="1"/>
+      <w:numFmt w:val="decimal"/>
+      <w:lvlText w:val="%1.%2."/>
+      <w:lvlJc w:val="left"/>
+      <w:pPr>
+        <w:ind w:left="792" w:hanging="432"/>
+      </w:pPr>
+    </w:lvl>
+    <w:lvl w:ilvl="2">
+      <w:start w:val="1"/>
+      <w:numFmt w:val="decimal"/>
+      <w:lvlText w:val="%1.%2.%3."/>
+      <w:lvlJc w:val="left"/>
+      <w:pPr>
+        <w:ind w:left="1224" w:hanging="504"/>
+      </w:pPr>
+    </w:lvl>
+    <w:lvl w:ilvl="3">
+      <w:start w:val="1"/>
+      <w:numFmt w:val="decimal"/>
+      <w:lvlText w:val="%1.%2.%3.%4."/>
+      <w:lvlJc w:val="left"/>
+      <w:pPr>
+        <w:ind w:left="1728" w:hanging="648"/>
+      </w:pPr>
+    </w:lvl>
+    <w:lvl w:ilvl="4">
+      <w:start w:val="1"/>
+      <w:numFmt w:val="decimal"/>
+      <w:lvlText w:val="%1.%2.%3.%4.%5."/>
+      <w:lvlJc w:val="left"/>
+      <w:pPr>
+        <w:ind w:left="2232" w:hanging="792"/>
+      </w:pPr>
+    </w:lvl>
+    <w:lvl w:ilvl="5">
+      <w:start w:val="1"/>
+      <w:numFmt w:val="decimal"/>
+      <w:lvlText w:val="%1.%2.%3.%4.%5.%6."/>
+      <w:lvlJc w:val="left"/>
+      <w:pPr>
+        <w:ind w:left="2736" w:hanging="936"/>
+      </w:pPr>
+    </w:lvl>
+    <w:lvl w:ilvl="6">
+      <w:start w:val="1"/>
+      <w:numFmt w:val="decimal"/>
+      <w:lvlText w:val="%1.%2.%3.%4.%5.%6.%7."/>
+      <w:lvlJc w:val="left"/>
+      <w:pPr>
+        <w:ind w:left="3240" w:hanging="1080"/>
+      </w:pPr>
+    </w:lvl>
+    <w:lvl w:ilvl="7">
+      <w:start w:val="1"/>
+      <w:numFmt w:val="decimal"/>
+      <w:lvlText w:val="%1.%2.%3.%4.%5.%6.%7.%8."/>
+      <w:lvlJc w:val="left"/>
+      <w:pPr>
+        <w:ind w:left="3744" w:hanging="1224"/>
+      </w:pPr>
+    </w:lvl>
+    <w:lvl w:ilvl="8">
+      <w:start w:val="1"/>
+      <w:numFmt w:val="decimal"/>
+      <w:lvlText w:val="%1.%2.%3.%4.%5.%6.%7.%8.%9."/>
+      <w:lvlJc w:val="left"/>
+      <w:pPr>
+        <w:ind w:left="4320" w:hanging="1440"/>
+      </w:pPr>
+    </w:lvl>
+  </w:abstractNum>
+  <w:abstractNum w:abstractNumId="9" w15:restartNumberingAfterBreak="0">
+    <w:nsid w:val="3B073FA7"/>
+    <w:multiLevelType w:val="hybridMultilevel"/>
+    <w:tmpl w:val="775EC6C6"/>
+    <w:lvl w:ilvl="0" w:tplc="C6568E82">
+      <w:start w:val="1"/>
+      <w:numFmt w:val="bullet"/>
+      <w:lvlText w:val=""/>
+      <w:lvlJc w:val="left"/>
+      <w:pPr>
+        <w:ind w:left="1429" w:hanging="360"/>
+      </w:pPr>
+      <w:rPr>
+        <w:rFonts w:ascii="Symbol" w:hAnsi="Symbol" w:hint="default"/>
+      </w:rPr>
+    </w:lvl>
+    <w:lvl w:ilvl="1" w:tplc="04190003" w:tentative="1">
+      <w:start w:val="1"/>
+      <w:numFmt w:val="bullet"/>
+      <w:lvlText w:val="o"/>
+      <w:lvlJc w:val="left"/>
+      <w:pPr>
+        <w:ind w:left="2149" w:hanging="360"/>
+      </w:pPr>
+      <w:rPr>
+        <w:rFonts w:ascii="Courier New" w:hAnsi="Courier New" w:cs="Courier New" w:hint="default"/>
+      </w:rPr>
+    </w:lvl>
+    <w:lvl w:ilvl="2" w:tplc="04190005" w:tentative="1">
+      <w:start w:val="1"/>
+      <w:numFmt w:val="bullet"/>
+      <w:lvlText w:val=""/>
+      <w:lvlJc w:val="left"/>
+      <w:pPr>
+        <w:ind w:left="2869" w:hanging="360"/>
+      </w:pPr>
+      <w:rPr>
+        <w:rFonts w:ascii="Wingdings" w:hAnsi="Wingdings" w:hint="default"/>
+      </w:rPr>
+    </w:lvl>
+    <w:lvl w:ilvl="3" w:tplc="04190001" w:tentative="1">
+      <w:start w:val="1"/>
+      <w:numFmt w:val="bullet"/>
+      <w:lvlText w:val=""/>
       <w:lvlJc w:val="left"/>
       <w:pPr>
         <w:ind w:left="3589" w:hanging="360"/>
       </w:pPr>
-    </w:lvl>
-    <w:lvl w:ilvl="4" w:tplc="04190019" w:tentative="1">
-      <w:start w:val="1"/>
-      <w:numFmt w:val="lowerLetter"/>
-      <w:lvlText w:val="%5."/>
+      <w:rPr>
+        <w:rFonts w:ascii="Symbol" w:hAnsi="Symbol" w:hint="default"/>
+      </w:rPr>
+    </w:lvl>
+    <w:lvl w:ilvl="4" w:tplc="04190003" w:tentative="1">
+      <w:start w:val="1"/>
+      <w:numFmt w:val="bullet"/>
+      <w:lvlText w:val="o"/>
       <w:lvlJc w:val="left"/>
       <w:pPr>
         <w:ind w:left="4309" w:hanging="360"/>
       </w:pPr>
-    </w:lvl>
-    <w:lvl w:ilvl="5" w:tplc="0419001B" w:tentative="1">
-      <w:start w:val="1"/>
-      <w:numFmt w:val="lowerRoman"/>
-      <w:lvlText w:val="%6."/>
-      <w:lvlJc w:val="right"/>
-      <w:pPr>
-        <w:ind w:left="5029" w:hanging="180"/>
-      </w:pPr>
-    </w:lvl>
-    <w:lvl w:ilvl="6" w:tplc="0419000F" w:tentative="1">
+      <w:rPr>
+        <w:rFonts w:ascii="Courier New" w:hAnsi="Courier New" w:cs="Courier New" w:hint="default"/>
+      </w:rPr>
+    </w:lvl>
+    <w:lvl w:ilvl="5" w:tplc="04190005" w:tentative="1">
+      <w:start w:val="1"/>
+      <w:numFmt w:val="bullet"/>
+      <w:lvlText w:val=""/>
+      <w:lvlJc w:val="left"/>
+      <w:pPr>
+        <w:ind w:left="5029" w:hanging="360"/>
+      </w:pPr>
+      <w:rPr>
+        <w:rFonts w:ascii="Wingdings" w:hAnsi="Wingdings" w:hint="default"/>
+      </w:rPr>
+    </w:lvl>
+    <w:lvl w:ilvl="6" w:tplc="04190001" w:tentative="1">
+      <w:start w:val="1"/>
+      <w:numFmt w:val="bullet"/>
+      <w:lvlText w:val=""/>
+      <w:lvlJc w:val="left"/>
+      <w:pPr>
+        <w:ind w:left="5749" w:hanging="360"/>
+      </w:pPr>
+      <w:rPr>
+        <w:rFonts w:ascii="Symbol" w:hAnsi="Symbol" w:hint="default"/>
+      </w:rPr>
+    </w:lvl>
+    <w:lvl w:ilvl="7" w:tplc="04190003" w:tentative="1">
+      <w:start w:val="1"/>
+      <w:numFmt w:val="bullet"/>
+      <w:lvlText w:val="o"/>
+      <w:lvlJc w:val="left"/>
+      <w:pPr>
+        <w:ind w:left="6469" w:hanging="360"/>
+      </w:pPr>
+      <w:rPr>
+        <w:rFonts w:ascii="Courier New" w:hAnsi="Courier New" w:cs="Courier New" w:hint="default"/>
+      </w:rPr>
+    </w:lvl>
+    <w:lvl w:ilvl="8" w:tplc="04190005" w:tentative="1">
+      <w:start w:val="1"/>
+      <w:numFmt w:val="bullet"/>
+      <w:lvlText w:val=""/>
+      <w:lvlJc w:val="left"/>
+      <w:pPr>
+        <w:ind w:left="7189" w:hanging="360"/>
+      </w:pPr>
+      <w:rPr>
+        <w:rFonts w:ascii="Wingdings" w:hAnsi="Wingdings" w:hint="default"/>
+      </w:rPr>
+    </w:lvl>
+  </w:abstractNum>
+  <w:abstractNum w:abstractNumId="10" w15:restartNumberingAfterBreak="0">
+    <w:nsid w:val="40066C0A"/>
+    <w:multiLevelType w:val="multilevel"/>
+    <w:tmpl w:val="0419001F"/>
+    <w:lvl w:ilvl="0">
       <w:start w:val="1"/>
       <w:numFmt w:val="decimal"/>
-      <w:lvlText w:val="%7."/>
+      <w:lvlText w:val="%1."/>
+      <w:lvlJc w:val="left"/>
+      <w:pPr>
+        <w:ind w:left="360" w:hanging="360"/>
+      </w:pPr>
+    </w:lvl>
+    <w:lvl w:ilvl="1">
+      <w:start w:val="1"/>
+      <w:numFmt w:val="decimal"/>
+      <w:lvlText w:val="%1.%2."/>
+      <w:lvlJc w:val="left"/>
+      <w:pPr>
+        <w:ind w:left="792" w:hanging="432"/>
+      </w:pPr>
+    </w:lvl>
+    <w:lvl w:ilvl="2">
+      <w:start w:val="1"/>
+      <w:numFmt w:val="decimal"/>
+      <w:lvlText w:val="%1.%2.%3."/>
+      <w:lvlJc w:val="left"/>
+      <w:pPr>
+        <w:ind w:left="1224" w:hanging="504"/>
+      </w:pPr>
+    </w:lvl>
+    <w:lvl w:ilvl="3">
+      <w:start w:val="1"/>
+      <w:numFmt w:val="decimal"/>
+      <w:lvlText w:val="%1.%2.%3.%4."/>
+      <w:lvlJc w:val="left"/>
+      <w:pPr>
+        <w:ind w:left="1728" w:hanging="648"/>
+      </w:pPr>
+    </w:lvl>
+    <w:lvl w:ilvl="4">
+      <w:start w:val="1"/>
+      <w:numFmt w:val="decimal"/>
+      <w:lvlText w:val="%1.%2.%3.%4.%5."/>
+      <w:lvlJc w:val="left"/>
+      <w:pPr>
+        <w:ind w:left="2232" w:hanging="792"/>
+      </w:pPr>
+    </w:lvl>
+    <w:lvl w:ilvl="5">
+      <w:start w:val="1"/>
+      <w:numFmt w:val="decimal"/>
+      <w:lvlText w:val="%1.%2.%3.%4.%5.%6."/>
+      <w:lvlJc w:val="left"/>
+      <w:pPr>
+        <w:ind w:left="2736" w:hanging="936"/>
+      </w:pPr>
+    </w:lvl>
+    <w:lvl w:ilvl="6">
+      <w:start w:val="1"/>
+      <w:numFmt w:val="decimal"/>
+      <w:lvlText w:val="%1.%2.%3.%4.%5.%6.%7."/>
+      <w:lvlJc w:val="left"/>
+      <w:pPr>
+        <w:ind w:left="3240" w:hanging="1080"/>
+      </w:pPr>
+    </w:lvl>
+    <w:lvl w:ilvl="7">
+      <w:start w:val="1"/>
+      <w:numFmt w:val="decimal"/>
+      <w:lvlText w:val="%1.%2.%3.%4.%5.%6.%7.%8."/>
+      <w:lvlJc w:val="left"/>
+      <w:pPr>
+        <w:ind w:left="3744" w:hanging="1224"/>
+      </w:pPr>
+    </w:lvl>
+    <w:lvl w:ilvl="8">
+      <w:start w:val="1"/>
+      <w:numFmt w:val="decimal"/>
+      <w:lvlText w:val="%1.%2.%3.%4.%5.%6.%7.%8.%9."/>
+      <w:lvlJc w:val="left"/>
+      <w:pPr>
+        <w:ind w:left="4320" w:hanging="1440"/>
+      </w:pPr>
+    </w:lvl>
+  </w:abstractNum>
+  <w:abstractNum w:abstractNumId="11" w15:restartNumberingAfterBreak="0">
+    <w:nsid w:val="44D26B9F"/>
+    <w:multiLevelType w:val="hybridMultilevel"/>
+    <w:tmpl w:val="0C1255FA"/>
+    <w:lvl w:ilvl="0" w:tplc="C6568E82">
+      <w:start w:val="1"/>
+      <w:numFmt w:val="bullet"/>
+      <w:lvlText w:val=""/>
+      <w:lvlJc w:val="left"/>
+      <w:pPr>
+        <w:ind w:left="1429" w:hanging="360"/>
+      </w:pPr>
+      <w:rPr>
+        <w:rFonts w:ascii="Symbol" w:hAnsi="Symbol" w:hint="default"/>
+      </w:rPr>
+    </w:lvl>
+    <w:lvl w:ilvl="1" w:tplc="04190003" w:tentative="1">
+      <w:start w:val="1"/>
+      <w:numFmt w:val="bullet"/>
+      <w:lvlText w:val="o"/>
+      <w:lvlJc w:val="left"/>
+      <w:pPr>
+        <w:ind w:left="2149" w:hanging="360"/>
+      </w:pPr>
+      <w:rPr>
+        <w:rFonts w:ascii="Courier New" w:hAnsi="Courier New" w:cs="Courier New" w:hint="default"/>
+      </w:rPr>
+    </w:lvl>
+    <w:lvl w:ilvl="2" w:tplc="04190005" w:tentative="1">
+      <w:start w:val="1"/>
+      <w:numFmt w:val="bullet"/>
+      <w:lvlText w:val=""/>
+      <w:lvlJc w:val="left"/>
+      <w:pPr>
+        <w:ind w:left="2869" w:hanging="360"/>
+      </w:pPr>
+      <w:rPr>
+        <w:rFonts w:ascii="Wingdings" w:hAnsi="Wingdings" w:hint="default"/>
+      </w:rPr>
+    </w:lvl>
+    <w:lvl w:ilvl="3" w:tplc="04190001" w:tentative="1">
+      <w:start w:val="1"/>
+      <w:numFmt w:val="bullet"/>
+      <w:lvlText w:val=""/>
+      <w:lvlJc w:val="left"/>
+      <w:pPr>
+        <w:ind w:left="3589" w:hanging="360"/>
+      </w:pPr>
+      <w:rPr>
+        <w:rFonts w:ascii="Symbol" w:hAnsi="Symbol" w:hint="default"/>
+      </w:rPr>
+    </w:lvl>
+    <w:lvl w:ilvl="4" w:tplc="04190003" w:tentative="1">
+      <w:start w:val="1"/>
+      <w:numFmt w:val="bullet"/>
+      <w:lvlText w:val="o"/>
+      <w:lvlJc w:val="left"/>
+      <w:pPr>
+        <w:ind w:left="4309" w:hanging="360"/>
+      </w:pPr>
+      <w:rPr>
+        <w:rFonts w:ascii="Courier New" w:hAnsi="Courier New" w:cs="Courier New" w:hint="default"/>
+      </w:rPr>
+    </w:lvl>
+    <w:lvl w:ilvl="5" w:tplc="04190005" w:tentative="1">
+      <w:start w:val="1"/>
+      <w:numFmt w:val="bullet"/>
+      <w:lvlText w:val=""/>
+      <w:lvlJc w:val="left"/>
+      <w:pPr>
+        <w:ind w:left="5029" w:hanging="360"/>
+      </w:pPr>
+      <w:rPr>
+        <w:rFonts w:ascii="Wingdings" w:hAnsi="Wingdings" w:hint="default"/>
+      </w:rPr>
+    </w:lvl>
+    <w:lvl w:ilvl="6" w:tplc="04190001" w:tentative="1">
+      <w:start w:val="1"/>
+      <w:numFmt w:val="bullet"/>
+      <w:lvlText w:val=""/>
       <w:lvlJc w:val="left"/>
       <w:pPr>
         <w:ind w:left="5749" w:hanging="360"/>
       </w:pPr>
-    </w:lvl>
-    <w:lvl w:ilvl="7" w:tplc="04190019" w:tentative="1">
-      <w:start w:val="1"/>
-      <w:numFmt w:val="lowerLetter"/>
-      <w:lvlText w:val="%8."/>
+      <w:rPr>
+        <w:rFonts w:ascii="Symbol" w:hAnsi="Symbol" w:hint="default"/>
+      </w:rPr>
+    </w:lvl>
+    <w:lvl w:ilvl="7" w:tplc="04190003" w:tentative="1">
+      <w:start w:val="1"/>
+      <w:numFmt w:val="bullet"/>
+      <w:lvlText w:val="o"/>
       <w:lvlJc w:val="left"/>
       <w:pPr>
         <w:ind w:left="6469" w:hanging="360"/>
       </w:pPr>
-    </w:lvl>
-    <w:lvl w:ilvl="8" w:tplc="0419001B" w:tentative="1">
-      <w:start w:val="1"/>
-      <w:numFmt w:val="lowerRoman"/>
-      <w:lvlText w:val="%9."/>
-      <w:lvlJc w:val="right"/>
-      <w:pPr>
-        <w:ind w:left="7189" w:hanging="180"/>
-      </w:pPr>
+      <w:rPr>
+        <w:rFonts w:ascii="Courier New" w:hAnsi="Courier New" w:cs="Courier New" w:hint="default"/>
+      </w:rPr>
+    </w:lvl>
+    <w:lvl w:ilvl="8" w:tplc="04190005" w:tentative="1">
+      <w:start w:val="1"/>
+      <w:numFmt w:val="bullet"/>
+      <w:lvlText w:val=""/>
+      <w:lvlJc w:val="left"/>
+      <w:pPr>
+        <w:ind w:left="7189" w:hanging="360"/>
+      </w:pPr>
+      <w:rPr>
+        <w:rFonts w:ascii="Wingdings" w:hAnsi="Wingdings" w:hint="default"/>
+      </w:rPr>
+    </w:lvl>
+  </w:abstractNum>
+  <w:abstractNum w:abstractNumId="12" w15:restartNumberingAfterBreak="0">
+    <w:nsid w:val="4D8942FB"/>
+    <w:multiLevelType w:val="hybridMultilevel"/>
+    <w:tmpl w:val="C5526D68"/>
+    <w:lvl w:ilvl="0" w:tplc="C6568E82">
+      <w:start w:val="1"/>
+      <w:numFmt w:val="bullet"/>
+      <w:lvlText w:val=""/>
+      <w:lvlJc w:val="left"/>
+      <w:pPr>
+        <w:ind w:left="1429" w:hanging="360"/>
+      </w:pPr>
+      <w:rPr>
+        <w:rFonts w:ascii="Symbol" w:hAnsi="Symbol" w:hint="default"/>
+      </w:rPr>
+    </w:lvl>
+    <w:lvl w:ilvl="1" w:tplc="04190003" w:tentative="1">
+      <w:start w:val="1"/>
+      <w:numFmt w:val="bullet"/>
+      <w:lvlText w:val="o"/>
+      <w:lvlJc w:val="left"/>
+      <w:pPr>
+        <w:ind w:left="2149" w:hanging="360"/>
+      </w:pPr>
+      <w:rPr>
+        <w:rFonts w:ascii="Courier New" w:hAnsi="Courier New" w:cs="Courier New" w:hint="default"/>
+      </w:rPr>
+    </w:lvl>
+    <w:lvl w:ilvl="2" w:tplc="04190005" w:tentative="1">
+      <w:start w:val="1"/>
+      <w:numFmt w:val="bullet"/>
+      <w:lvlText w:val=""/>
+      <w:lvlJc w:val="left"/>
+      <w:pPr>
+        <w:ind w:left="2869" w:hanging="360"/>
+      </w:pPr>
+      <w:rPr>
+        <w:rFonts w:ascii="Wingdings" w:hAnsi="Wingdings" w:hint="default"/>
+      </w:rPr>
+    </w:lvl>
+    <w:lvl w:ilvl="3" w:tplc="04190001" w:tentative="1">
+      <w:start w:val="1"/>
+      <w:numFmt w:val="bullet"/>
+      <w:lvlText w:val=""/>
+      <w:lvlJc w:val="left"/>
+      <w:pPr>
+        <w:ind w:left="3589" w:hanging="360"/>
+      </w:pPr>
+      <w:rPr>
+        <w:rFonts w:ascii="Symbol" w:hAnsi="Symbol" w:hint="default"/>
+      </w:rPr>
+    </w:lvl>
+    <w:lvl w:ilvl="4" w:tplc="04190003" w:tentative="1">
+      <w:start w:val="1"/>
+      <w:numFmt w:val="bullet"/>
+      <w:lvlText w:val="o"/>
+      <w:lvlJc w:val="left"/>
+      <w:pPr>
+        <w:ind w:left="4309" w:hanging="360"/>
+      </w:pPr>
+      <w:rPr>
+        <w:rFonts w:ascii="Courier New" w:hAnsi="Courier New" w:cs="Courier New" w:hint="default"/>
+      </w:rPr>
+    </w:lvl>
+    <w:lvl w:ilvl="5" w:tplc="04190005" w:tentative="1">
+      <w:start w:val="1"/>
+      <w:numFmt w:val="bullet"/>
+      <w:lvlText w:val=""/>
+      <w:lvlJc w:val="left"/>
+      <w:pPr>
+        <w:ind w:left="5029" w:hanging="360"/>
+      </w:pPr>
+      <w:rPr>
+        <w:rFonts w:ascii="Wingdings" w:hAnsi="Wingdings" w:hint="default"/>
+      </w:rPr>
+    </w:lvl>
+    <w:lvl w:ilvl="6" w:tplc="04190001" w:tentative="1">
+      <w:start w:val="1"/>
+      <w:numFmt w:val="bullet"/>
+      <w:lvlText w:val=""/>
+      <w:lvlJc w:val="left"/>
+      <w:pPr>
+        <w:ind w:left="5749" w:hanging="360"/>
+      </w:pPr>
+      <w:rPr>
+        <w:rFonts w:ascii="Symbol" w:hAnsi="Symbol" w:hint="default"/>
+      </w:rPr>
+    </w:lvl>
+    <w:lvl w:ilvl="7" w:tplc="04190003" w:tentative="1">
+      <w:start w:val="1"/>
+      <w:numFmt w:val="bullet"/>
+      <w:lvlText w:val="o"/>
+      <w:lvlJc w:val="left"/>
+      <w:pPr>
+        <w:ind w:left="6469" w:hanging="360"/>
+      </w:pPr>
+      <w:rPr>
+        <w:rFonts w:ascii="Courier New" w:hAnsi="Courier New" w:cs="Courier New" w:hint="default"/>
+      </w:rPr>
+    </w:lvl>
+    <w:lvl w:ilvl="8" w:tplc="04190005" w:tentative="1">
+      <w:start w:val="1"/>
+      <w:numFmt w:val="bullet"/>
+      <w:lvlText w:val=""/>
+      <w:lvlJc w:val="left"/>
+      <w:pPr>
+        <w:ind w:left="7189" w:hanging="360"/>
+      </w:pPr>
+      <w:rPr>
+        <w:rFonts w:ascii="Wingdings" w:hAnsi="Wingdings" w:hint="default"/>
+      </w:rPr>
+    </w:lvl>
+  </w:abstractNum>
+  <w:abstractNum w:abstractNumId="13" w15:restartNumberingAfterBreak="0">
+    <w:nsid w:val="53070AF9"/>
+    <w:multiLevelType w:val="hybridMultilevel"/>
+    <w:tmpl w:val="436A958A"/>
+    <w:lvl w:ilvl="0" w:tplc="C6568E82">
+      <w:start w:val="1"/>
+      <w:numFmt w:val="bullet"/>
+      <w:lvlText w:val=""/>
+      <w:lvlJc w:val="left"/>
+      <w:pPr>
+        <w:ind w:left="1429" w:hanging="360"/>
+      </w:pPr>
+      <w:rPr>
+        <w:rFonts w:ascii="Symbol" w:hAnsi="Symbol" w:hint="default"/>
+      </w:rPr>
+    </w:lvl>
+    <w:lvl w:ilvl="1" w:tplc="04190003" w:tentative="1">
+      <w:start w:val="1"/>
+      <w:numFmt w:val="bullet"/>
+      <w:lvlText w:val="o"/>
+      <w:lvlJc w:val="left"/>
+      <w:pPr>
+        <w:ind w:left="2149" w:hanging="360"/>
+      </w:pPr>
+      <w:rPr>
+        <w:rFonts w:ascii="Courier New" w:hAnsi="Courier New" w:cs="Courier New" w:hint="default"/>
+      </w:rPr>
+    </w:lvl>
+    <w:lvl w:ilvl="2" w:tplc="04190005" w:tentative="1">
+      <w:start w:val="1"/>
+      <w:numFmt w:val="bullet"/>
+      <w:lvlText w:val=""/>
+      <w:lvlJc w:val="left"/>
+      <w:pPr>
+        <w:ind w:left="2869" w:hanging="360"/>
+      </w:pPr>
+      <w:rPr>
+        <w:rFonts w:ascii="Wingdings" w:hAnsi="Wingdings" w:hint="default"/>
+      </w:rPr>
+    </w:lvl>
+    <w:lvl w:ilvl="3" w:tplc="04190001" w:tentative="1">
+      <w:start w:val="1"/>
+      <w:numFmt w:val="bullet"/>
+      <w:lvlText w:val=""/>
+      <w:lvlJc w:val="left"/>
+      <w:pPr>
+        <w:ind w:left="3589" w:hanging="360"/>
+      </w:pPr>
+      <w:rPr>
+        <w:rFonts w:ascii="Symbol" w:hAnsi="Symbol" w:hint="default"/>
+      </w:rPr>
+    </w:lvl>
+    <w:lvl w:ilvl="4" w:tplc="04190003" w:tentative="1">
+      <w:start w:val="1"/>
+      <w:numFmt w:val="bullet"/>
+      <w:lvlText w:val="o"/>
+      <w:lvlJc w:val="left"/>
+      <w:pPr>
+        <w:ind w:left="4309" w:hanging="360"/>
+      </w:pPr>
+      <w:rPr>
+        <w:rFonts w:ascii="Courier New" w:hAnsi="Courier New" w:cs="Courier New" w:hint="default"/>
+      </w:rPr>
+    </w:lvl>
+    <w:lvl w:ilvl="5" w:tplc="04190005" w:tentative="1">
+      <w:start w:val="1"/>
+      <w:numFmt w:val="bullet"/>
+      <w:lvlText w:val=""/>
+      <w:lvlJc w:val="left"/>
+      <w:pPr>
+        <w:ind w:left="5029" w:hanging="360"/>
+      </w:pPr>
+      <w:rPr>
+        <w:rFonts w:ascii="Wingdings" w:hAnsi="Wingdings" w:hint="default"/>
+      </w:rPr>
+    </w:lvl>
+    <w:lvl w:ilvl="6" w:tplc="04190001" w:tentative="1">
+      <w:start w:val="1"/>
+      <w:numFmt w:val="bullet"/>
+      <w:lvlText w:val=""/>
+      <w:lvlJc w:val="left"/>
+      <w:pPr>
+        <w:ind w:left="5749" w:hanging="360"/>
+      </w:pPr>
+      <w:rPr>
+        <w:rFonts w:ascii="Symbol" w:hAnsi="Symbol" w:hint="default"/>
+      </w:rPr>
+    </w:lvl>
+    <w:lvl w:ilvl="7" w:tplc="04190003" w:tentative="1">
+      <w:start w:val="1"/>
+      <w:numFmt w:val="bullet"/>
+      <w:lvlText w:val="o"/>
+      <w:lvlJc w:val="left"/>
+      <w:pPr>
+        <w:ind w:left="6469" w:hanging="360"/>
+      </w:pPr>
+      <w:rPr>
+        <w:rFonts w:ascii="Courier New" w:hAnsi="Courier New" w:cs="Courier New" w:hint="default"/>
+      </w:rPr>
+    </w:lvl>
+    <w:lvl w:ilvl="8" w:tplc="04190005" w:tentative="1">
+      <w:start w:val="1"/>
+      <w:numFmt w:val="bullet"/>
+      <w:lvlText w:val=""/>
+      <w:lvlJc w:val="left"/>
+      <w:pPr>
+        <w:ind w:left="7189" w:hanging="360"/>
+      </w:pPr>
+      <w:rPr>
+        <w:rFonts w:ascii="Wingdings" w:hAnsi="Wingdings" w:hint="default"/>
+      </w:rPr>
+    </w:lvl>
+  </w:abstractNum>
+  <w:abstractNum w:abstractNumId="14" w15:restartNumberingAfterBreak="0">
+    <w:nsid w:val="57F050E6"/>
+    <w:multiLevelType w:val="multilevel"/>
+    <w:tmpl w:val="0419001F"/>
+    <w:lvl w:ilvl="0">
+      <w:start w:val="1"/>
+      <w:numFmt w:val="decimal"/>
+      <w:lvlText w:val="%1."/>
+      <w:lvlJc w:val="left"/>
+      <w:pPr>
+        <w:ind w:left="360" w:hanging="360"/>
+      </w:pPr>
+    </w:lvl>
+    <w:lvl w:ilvl="1">
+      <w:start w:val="1"/>
+      <w:numFmt w:val="decimal"/>
+      <w:lvlText w:val="%1.%2."/>
+      <w:lvlJc w:val="left"/>
+      <w:pPr>
+        <w:ind w:left="792" w:hanging="432"/>
+      </w:pPr>
+    </w:lvl>
+    <w:lvl w:ilvl="2">
+      <w:start w:val="1"/>
+      <w:numFmt w:val="decimal"/>
+      <w:lvlText w:val="%1.%2.%3."/>
+      <w:lvlJc w:val="left"/>
+      <w:pPr>
+        <w:ind w:left="1224" w:hanging="504"/>
+      </w:pPr>
+    </w:lvl>
+    <w:lvl w:ilvl="3">
+      <w:start w:val="1"/>
+      <w:numFmt w:val="decimal"/>
+      <w:lvlText w:val="%1.%2.%3.%4."/>
+      <w:lvlJc w:val="left"/>
+      <w:pPr>
+        <w:ind w:left="1728" w:hanging="648"/>
+      </w:pPr>
+    </w:lvl>
+    <w:lvl w:ilvl="4">
+      <w:start w:val="1"/>
+      <w:numFmt w:val="decimal"/>
+      <w:lvlText w:val="%1.%2.%3.%4.%5."/>
+      <w:lvlJc w:val="left"/>
+      <w:pPr>
+        <w:ind w:left="2232" w:hanging="792"/>
+      </w:pPr>
+    </w:lvl>
+    <w:lvl w:ilvl="5">
+      <w:start w:val="1"/>
+      <w:numFmt w:val="decimal"/>
+      <w:lvlText w:val="%1.%2.%3.%4.%5.%6."/>
+      <w:lvlJc w:val="left"/>
+      <w:pPr>
+        <w:ind w:left="2736" w:hanging="936"/>
+      </w:pPr>
+    </w:lvl>
+    <w:lvl w:ilvl="6">
+      <w:start w:val="1"/>
+      <w:numFmt w:val="decimal"/>
+      <w:lvlText w:val="%1.%2.%3.%4.%5.%6.%7."/>
+      <w:lvlJc w:val="left"/>
+      <w:pPr>
+        <w:ind w:left="3240" w:hanging="1080"/>
+      </w:pPr>
+    </w:lvl>
+    <w:lvl w:ilvl="7">
+      <w:start w:val="1"/>
+      <w:numFmt w:val="decimal"/>
+      <w:lvlText w:val="%1.%2.%3.%4.%5.%6.%7.%8."/>
+      <w:lvlJc w:val="left"/>
+      <w:pPr>
+        <w:ind w:left="3744" w:hanging="1224"/>
+      </w:pPr>
+    </w:lvl>
+    <w:lvl w:ilvl="8">
+      <w:start w:val="1"/>
+      <w:numFmt w:val="decimal"/>
+      <w:lvlText w:val="%1.%2.%3.%4.%5.%6.%7.%8.%9."/>
+      <w:lvlJc w:val="left"/>
+      <w:pPr>
+        <w:ind w:left="4320" w:hanging="1440"/>
+      </w:pPr>
+    </w:lvl>
+  </w:abstractNum>
+  <w:abstractNum w:abstractNumId="15" w15:restartNumberingAfterBreak="0">
+    <w:nsid w:val="6097544C"/>
+    <w:multiLevelType w:val="hybridMultilevel"/>
+    <w:tmpl w:val="408E0F28"/>
+    <w:lvl w:ilvl="0" w:tplc="C6568E82">
+      <w:start w:val="1"/>
+      <w:numFmt w:val="bullet"/>
+      <w:lvlText w:val=""/>
+      <w:lvlJc w:val="left"/>
+      <w:pPr>
+        <w:ind w:left="1429" w:hanging="360"/>
+      </w:pPr>
+      <w:rPr>
+        <w:rFonts w:ascii="Symbol" w:hAnsi="Symbol" w:hint="default"/>
+      </w:rPr>
+    </w:lvl>
+    <w:lvl w:ilvl="1" w:tplc="04190003" w:tentative="1">
+      <w:start w:val="1"/>
+      <w:numFmt w:val="bullet"/>
+      <w:lvlText w:val="o"/>
+      <w:lvlJc w:val="left"/>
+      <w:pPr>
+        <w:ind w:left="2149" w:hanging="360"/>
+      </w:pPr>
+      <w:rPr>
+        <w:rFonts w:ascii="Courier New" w:hAnsi="Courier New" w:cs="Courier New" w:hint="default"/>
+      </w:rPr>
+    </w:lvl>
+    <w:lvl w:ilvl="2" w:tplc="04190005" w:tentative="1">
+      <w:start w:val="1"/>
+      <w:numFmt w:val="bullet"/>
+      <w:lvlText w:val=""/>
+      <w:lvlJc w:val="left"/>
+      <w:pPr>
+        <w:ind w:left="2869" w:hanging="360"/>
+      </w:pPr>
+      <w:rPr>
+        <w:rFonts w:ascii="Wingdings" w:hAnsi="Wingdings" w:hint="default"/>
+      </w:rPr>
+    </w:lvl>
+    <w:lvl w:ilvl="3" w:tplc="04190001" w:tentative="1">
+      <w:start w:val="1"/>
+      <w:numFmt w:val="bullet"/>
+      <w:lvlText w:val=""/>
+      <w:lvlJc w:val="left"/>
+      <w:pPr>
+        <w:ind w:left="3589" w:hanging="360"/>
+      </w:pPr>
+      <w:rPr>
+        <w:rFonts w:ascii="Symbol" w:hAnsi="Symbol" w:hint="default"/>
+      </w:rPr>
+    </w:lvl>
+    <w:lvl w:ilvl="4" w:tplc="04190003" w:tentative="1">
+      <w:start w:val="1"/>
+      <w:numFmt w:val="bullet"/>
+      <w:lvlText w:val="o"/>
+      <w:lvlJc w:val="left"/>
+      <w:pPr>
+        <w:ind w:left="4309" w:hanging="360"/>
+      </w:pPr>
+      <w:rPr>
+        <w:rFonts w:ascii="Courier New" w:hAnsi="Courier New" w:cs="Courier New" w:hint="default"/>
+      </w:rPr>
+    </w:lvl>
+    <w:lvl w:ilvl="5" w:tplc="04190005" w:tentative="1">
+      <w:start w:val="1"/>
+      <w:numFmt w:val="bullet"/>
+      <w:lvlText w:val=""/>
+      <w:lvlJc w:val="left"/>
+      <w:pPr>
+        <w:ind w:left="5029" w:hanging="360"/>
+      </w:pPr>
+      <w:rPr>
+        <w:rFonts w:ascii="Wingdings" w:hAnsi="Wingdings" w:hint="default"/>
+      </w:rPr>
+    </w:lvl>
+    <w:lvl w:ilvl="6" w:tplc="04190001" w:tentative="1">
+      <w:start w:val="1"/>
+      <w:numFmt w:val="bullet"/>
+      <w:lvlText w:val=""/>
+      <w:lvlJc w:val="left"/>
+      <w:pPr>
+        <w:ind w:left="5749" w:hanging="360"/>
+      </w:pPr>
+      <w:rPr>
+        <w:rFonts w:ascii="Symbol" w:hAnsi="Symbol" w:hint="default"/>
+      </w:rPr>
+    </w:lvl>
+    <w:lvl w:ilvl="7" w:tplc="04190003" w:tentative="1">
+      <w:start w:val="1"/>
+      <w:numFmt w:val="bullet"/>
+      <w:lvlText w:val="o"/>
+      <w:lvlJc w:val="left"/>
+      <w:pPr>
+        <w:ind w:left="6469" w:hanging="360"/>
+      </w:pPr>
+      <w:rPr>
+        <w:rFonts w:ascii="Courier New" w:hAnsi="Courier New" w:cs="Courier New" w:hint="default"/>
+      </w:rPr>
+    </w:lvl>
+    <w:lvl w:ilvl="8" w:tplc="04190005" w:tentative="1">
+      <w:start w:val="1"/>
+      <w:numFmt w:val="bullet"/>
+      <w:lvlText w:val=""/>
+      <w:lvlJc w:val="left"/>
+      <w:pPr>
+        <w:ind w:left="7189" w:hanging="360"/>
+      </w:pPr>
+      <w:rPr>
+        <w:rFonts w:ascii="Wingdings" w:hAnsi="Wingdings" w:hint="default"/>
+      </w:rPr>
+    </w:lvl>
+  </w:abstractNum>
+  <w:abstractNum w:abstractNumId="16" w15:restartNumberingAfterBreak="0">
+    <w:nsid w:val="622A40F1"/>
+    <w:multiLevelType w:val="hybridMultilevel"/>
+    <w:tmpl w:val="31C0D984"/>
+    <w:lvl w:ilvl="0" w:tplc="C6568E82">
+      <w:start w:val="1"/>
+      <w:numFmt w:val="bullet"/>
+      <w:lvlText w:val=""/>
+      <w:lvlJc w:val="left"/>
+      <w:pPr>
+        <w:ind w:left="1429" w:hanging="360"/>
+      </w:pPr>
+      <w:rPr>
+        <w:rFonts w:ascii="Symbol" w:hAnsi="Symbol" w:hint="default"/>
+      </w:rPr>
+    </w:lvl>
+    <w:lvl w:ilvl="1" w:tplc="04190003" w:tentative="1">
+      <w:start w:val="1"/>
+      <w:numFmt w:val="bullet"/>
+      <w:lvlText w:val="o"/>
+      <w:lvlJc w:val="left"/>
+      <w:pPr>
+        <w:ind w:left="2149" w:hanging="360"/>
+      </w:pPr>
+      <w:rPr>
+        <w:rFonts w:ascii="Courier New" w:hAnsi="Courier New" w:cs="Courier New" w:hint="default"/>
+      </w:rPr>
+    </w:lvl>
+    <w:lvl w:ilvl="2" w:tplc="04190005" w:tentative="1">
+      <w:start w:val="1"/>
+      <w:numFmt w:val="bullet"/>
+      <w:lvlText w:val=""/>
+      <w:lvlJc w:val="left"/>
+      <w:pPr>
+        <w:ind w:left="2869" w:hanging="360"/>
+      </w:pPr>
+      <w:rPr>
+        <w:rFonts w:ascii="Wingdings" w:hAnsi="Wingdings" w:hint="default"/>
+      </w:rPr>
+    </w:lvl>
+    <w:lvl w:ilvl="3" w:tplc="04190001" w:tentative="1">
+      <w:start w:val="1"/>
+      <w:numFmt w:val="bullet"/>
+      <w:lvlText w:val=""/>
+      <w:lvlJc w:val="left"/>
+      <w:pPr>
+        <w:ind w:left="3589" w:hanging="360"/>
+      </w:pPr>
+      <w:rPr>
+        <w:rFonts w:ascii="Symbol" w:hAnsi="Symbol" w:hint="default"/>
+      </w:rPr>
+    </w:lvl>
+    <w:lvl w:ilvl="4" w:tplc="04190003" w:tentative="1">
+      <w:start w:val="1"/>
+      <w:numFmt w:val="bullet"/>
+      <w:lvlText w:val="o"/>
+      <w:lvlJc w:val="left"/>
+      <w:pPr>
+        <w:ind w:left="4309" w:hanging="360"/>
+      </w:pPr>
+      <w:rPr>
+        <w:rFonts w:ascii="Courier New" w:hAnsi="Courier New" w:cs="Courier New" w:hint="default"/>
+      </w:rPr>
+    </w:lvl>
+    <w:lvl w:ilvl="5" w:tplc="04190005" w:tentative="1">
+      <w:start w:val="1"/>
+      <w:numFmt w:val="bullet"/>
+      <w:lvlText w:val=""/>
+      <w:lvlJc w:val="left"/>
+      <w:pPr>
+        <w:ind w:left="5029" w:hanging="360"/>
+      </w:pPr>
+      <w:rPr>
+        <w:rFonts w:ascii="Wingdings" w:hAnsi="Wingdings" w:hint="default"/>
+      </w:rPr>
+    </w:lvl>
+    <w:lvl w:ilvl="6" w:tplc="04190001" w:tentative="1">
+      <w:start w:val="1"/>
+      <w:numFmt w:val="bullet"/>
+      <w:lvlText w:val=""/>
+      <w:lvlJc w:val="left"/>
+      <w:pPr>
+        <w:ind w:left="5749" w:hanging="360"/>
+      </w:pPr>
+      <w:rPr>
+        <w:rFonts w:ascii="Symbol" w:hAnsi="Symbol" w:hint="default"/>
+      </w:rPr>
+    </w:lvl>
+    <w:lvl w:ilvl="7" w:tplc="04190003" w:tentative="1">
+      <w:start w:val="1"/>
+      <w:numFmt w:val="bullet"/>
+      <w:lvlText w:val="o"/>
+      <w:lvlJc w:val="left"/>
+      <w:pPr>
+        <w:ind w:left="6469" w:hanging="360"/>
+      </w:pPr>
+      <w:rPr>
+        <w:rFonts w:ascii="Courier New" w:hAnsi="Courier New" w:cs="Courier New" w:hint="default"/>
+      </w:rPr>
+    </w:lvl>
+    <w:lvl w:ilvl="8" w:tplc="04190005" w:tentative="1">
+      <w:start w:val="1"/>
+      <w:numFmt w:val="bullet"/>
+      <w:lvlText w:val=""/>
+      <w:lvlJc w:val="left"/>
+      <w:pPr>
+        <w:ind w:left="7189" w:hanging="360"/>
+      </w:pPr>
+      <w:rPr>
+        <w:rFonts w:ascii="Wingdings" w:hAnsi="Wingdings" w:hint="default"/>
+      </w:rPr>
+    </w:lvl>
+  </w:abstractNum>
+  <w:abstractNum w:abstractNumId="17" w15:restartNumberingAfterBreak="0">
+    <w:nsid w:val="67E802E5"/>
+    <w:multiLevelType w:val="hybridMultilevel"/>
+    <w:tmpl w:val="65666144"/>
+    <w:lvl w:ilvl="0" w:tplc="C6568E82">
+      <w:start w:val="1"/>
+      <w:numFmt w:val="bullet"/>
+      <w:lvlText w:val=""/>
+      <w:lvlJc w:val="left"/>
+      <w:pPr>
+        <w:ind w:left="1429" w:hanging="360"/>
+      </w:pPr>
+      <w:rPr>
+        <w:rFonts w:ascii="Symbol" w:hAnsi="Symbol" w:hint="default"/>
+      </w:rPr>
+    </w:lvl>
+    <w:lvl w:ilvl="1" w:tplc="04190003" w:tentative="1">
+      <w:start w:val="1"/>
+      <w:numFmt w:val="bullet"/>
+      <w:lvlText w:val="o"/>
+      <w:lvlJc w:val="left"/>
+      <w:pPr>
+        <w:ind w:left="2149" w:hanging="360"/>
+      </w:pPr>
+      <w:rPr>
+        <w:rFonts w:ascii="Courier New" w:hAnsi="Courier New" w:cs="Courier New" w:hint="default"/>
+      </w:rPr>
+    </w:lvl>
+    <w:lvl w:ilvl="2" w:tplc="04190005" w:tentative="1">
+      <w:start w:val="1"/>
+      <w:numFmt w:val="bullet"/>
+      <w:lvlText w:val=""/>
+      <w:lvlJc w:val="left"/>
+      <w:pPr>
+        <w:ind w:left="2869" w:hanging="360"/>
+      </w:pPr>
+      <w:rPr>
+        <w:rFonts w:ascii="Wingdings" w:hAnsi="Wingdings" w:hint="default"/>
+      </w:rPr>
+    </w:lvl>
+    <w:lvl w:ilvl="3" w:tplc="04190001" w:tentative="1">
+      <w:start w:val="1"/>
+      <w:numFmt w:val="bullet"/>
+      <w:lvlText w:val=""/>
+      <w:lvlJc w:val="left"/>
+      <w:pPr>
+        <w:ind w:left="3589" w:hanging="360"/>
+      </w:pPr>
+      <w:rPr>
+        <w:rFonts w:ascii="Symbol" w:hAnsi="Symbol" w:hint="default"/>
+      </w:rPr>
+    </w:lvl>
+    <w:lvl w:ilvl="4" w:tplc="04190003" w:tentative="1">
+      <w:start w:val="1"/>
+      <w:numFmt w:val="bullet"/>
+      <w:lvlText w:val="o"/>
+      <w:lvlJc w:val="left"/>
+      <w:pPr>
+        <w:ind w:left="4309" w:hanging="360"/>
+      </w:pPr>
+      <w:rPr>
+        <w:rFonts w:ascii="Courier New" w:hAnsi="Courier New" w:cs="Courier New" w:hint="default"/>
+      </w:rPr>
+    </w:lvl>
+    <w:lvl w:ilvl="5" w:tplc="04190005" w:tentative="1">
+      <w:start w:val="1"/>
+      <w:numFmt w:val="bullet"/>
+      <w:lvlText w:val=""/>
+      <w:lvlJc w:val="left"/>
+      <w:pPr>
+        <w:ind w:left="5029" w:hanging="360"/>
+      </w:pPr>
+      <w:rPr>
+        <w:rFonts w:ascii="Wingdings" w:hAnsi="Wingdings" w:hint="default"/>
+      </w:rPr>
+    </w:lvl>
+    <w:lvl w:ilvl="6" w:tplc="04190001" w:tentative="1">
+      <w:start w:val="1"/>
+      <w:numFmt w:val="bullet"/>
+      <w:lvlText w:val=""/>
+      <w:lvlJc w:val="left"/>
+      <w:pPr>
+        <w:ind w:left="5749" w:hanging="360"/>
+      </w:pPr>
+      <w:rPr>
+        <w:rFonts w:ascii="Symbol" w:hAnsi="Symbol" w:hint="default"/>
+      </w:rPr>
+    </w:lvl>
+    <w:lvl w:ilvl="7" w:tplc="04190003" w:tentative="1">
+      <w:start w:val="1"/>
+      <w:numFmt w:val="bullet"/>
+      <w:lvlText w:val="o"/>
+      <w:lvlJc w:val="left"/>
+      <w:pPr>
+        <w:ind w:left="6469" w:hanging="360"/>
+      </w:pPr>
+      <w:rPr>
+        <w:rFonts w:ascii="Courier New" w:hAnsi="Courier New" w:cs="Courier New" w:hint="default"/>
+      </w:rPr>
+    </w:lvl>
+    <w:lvl w:ilvl="8" w:tplc="04190005" w:tentative="1">
+      <w:start w:val="1"/>
+      <w:numFmt w:val="bullet"/>
+      <w:lvlText w:val=""/>
+      <w:lvlJc w:val="left"/>
+      <w:pPr>
+        <w:ind w:left="7189" w:hanging="360"/>
+      </w:pPr>
+      <w:rPr>
+        <w:rFonts w:ascii="Wingdings" w:hAnsi="Wingdings" w:hint="default"/>
+      </w:rPr>
+    </w:lvl>
+  </w:abstractNum>
+  <w:abstractNum w:abstractNumId="18" w15:restartNumberingAfterBreak="0">
+    <w:nsid w:val="7B250ABD"/>
+    <w:multiLevelType w:val="hybridMultilevel"/>
+    <w:tmpl w:val="27CC4A18"/>
+    <w:lvl w:ilvl="0" w:tplc="C6568E82">
+      <w:start w:val="1"/>
+      <w:numFmt w:val="bullet"/>
+      <w:lvlText w:val=""/>
+      <w:lvlJc w:val="left"/>
+      <w:pPr>
+        <w:ind w:left="1429" w:hanging="360"/>
+      </w:pPr>
+      <w:rPr>
+        <w:rFonts w:ascii="Symbol" w:hAnsi="Symbol" w:hint="default"/>
+      </w:rPr>
+    </w:lvl>
+    <w:lvl w:ilvl="1" w:tplc="04190003" w:tentative="1">
+      <w:start w:val="1"/>
+      <w:numFmt w:val="bullet"/>
+      <w:lvlText w:val="o"/>
+      <w:lvlJc w:val="left"/>
+      <w:pPr>
+        <w:ind w:left="2149" w:hanging="360"/>
+      </w:pPr>
+      <w:rPr>
+        <w:rFonts w:ascii="Courier New" w:hAnsi="Courier New" w:cs="Courier New" w:hint="default"/>
+      </w:rPr>
+    </w:lvl>
+    <w:lvl w:ilvl="2" w:tplc="04190005" w:tentative="1">
+      <w:start w:val="1"/>
+      <w:numFmt w:val="bullet"/>
+      <w:lvlText w:val=""/>
+      <w:lvlJc w:val="left"/>
+      <w:pPr>
+        <w:ind w:left="2869" w:hanging="360"/>
+      </w:pPr>
+      <w:rPr>
+        <w:rFonts w:ascii="Wingdings" w:hAnsi="Wingdings" w:hint="default"/>
+      </w:rPr>
+    </w:lvl>
+    <w:lvl w:ilvl="3" w:tplc="04190001" w:tentative="1">
+      <w:start w:val="1"/>
+      <w:numFmt w:val="bullet"/>
+      <w:lvlText w:val=""/>
+      <w:lvlJc w:val="left"/>
+      <w:pPr>
+        <w:ind w:left="3589" w:hanging="360"/>
+      </w:pPr>
+      <w:rPr>
+        <w:rFonts w:ascii="Symbol" w:hAnsi="Symbol" w:hint="default"/>
+      </w:rPr>
+    </w:lvl>
+    <w:lvl w:ilvl="4" w:tplc="04190003" w:tentative="1">
+      <w:start w:val="1"/>
+      <w:numFmt w:val="bullet"/>
+      <w:lvlText w:val="o"/>
+      <w:lvlJc w:val="left"/>
+      <w:pPr>
+        <w:ind w:left="4309" w:hanging="360"/>
+      </w:pPr>
+      <w:rPr>
+        <w:rFonts w:ascii="Courier New" w:hAnsi="Courier New" w:cs="Courier New" w:hint="default"/>
+      </w:rPr>
+    </w:lvl>
+    <w:lvl w:ilvl="5" w:tplc="04190005" w:tentative="1">
+      <w:start w:val="1"/>
+      <w:numFmt w:val="bullet"/>
+      <w:lvlText w:val=""/>
+      <w:lvlJc w:val="left"/>
+      <w:pPr>
+        <w:ind w:left="5029" w:hanging="360"/>
+      </w:pPr>
+      <w:rPr>
+        <w:rFonts w:ascii="Wingdings" w:hAnsi="Wingdings" w:hint="default"/>
+      </w:rPr>
+    </w:lvl>
+    <w:lvl w:ilvl="6" w:tplc="04190001" w:tentative="1">
+      <w:start w:val="1"/>
+      <w:numFmt w:val="bullet"/>
+      <w:lvlText w:val=""/>
+      <w:lvlJc w:val="left"/>
+      <w:pPr>
+        <w:ind w:left="5749" w:hanging="360"/>
+      </w:pPr>
+      <w:rPr>
+        <w:rFonts w:ascii="Symbol" w:hAnsi="Symbol" w:hint="default"/>
+      </w:rPr>
+    </w:lvl>
+    <w:lvl w:ilvl="7" w:tplc="04190003" w:tentative="1">
+      <w:start w:val="1"/>
+      <w:numFmt w:val="bullet"/>
+      <w:lvlText w:val="o"/>
+      <w:lvlJc w:val="left"/>
+      <w:pPr>
+        <w:ind w:left="6469" w:hanging="360"/>
+      </w:pPr>
+      <w:rPr>
+        <w:rFonts w:ascii="Courier New" w:hAnsi="Courier New" w:cs="Courier New" w:hint="default"/>
+      </w:rPr>
+    </w:lvl>
+    <w:lvl w:ilvl="8" w:tplc="04190005" w:tentative="1">
+      <w:start w:val="1"/>
+      <w:numFmt w:val="bullet"/>
+      <w:lvlText w:val=""/>
+      <w:lvlJc w:val="left"/>
+      <w:pPr>
+        <w:ind w:left="7189" w:hanging="360"/>
+      </w:pPr>
+      <w:rPr>
+        <w:rFonts w:ascii="Wingdings" w:hAnsi="Wingdings" w:hint="default"/>
+      </w:rPr>
+    </w:lvl>
+  </w:abstractNum>
+  <w:abstractNum w:abstractNumId="19" w15:restartNumberingAfterBreak="0">
+    <w:nsid w:val="7C9F3150"/>
+    <w:multiLevelType w:val="hybridMultilevel"/>
+    <w:tmpl w:val="01BAA4BC"/>
+    <w:lvl w:ilvl="0" w:tplc="C6568E82">
+      <w:start w:val="1"/>
+      <w:numFmt w:val="bullet"/>
+      <w:lvlText w:val=""/>
+      <w:lvlJc w:val="left"/>
+      <w:pPr>
+        <w:ind w:left="1429" w:hanging="360"/>
+      </w:pPr>
+      <w:rPr>
+        <w:rFonts w:ascii="Symbol" w:hAnsi="Symbol" w:hint="default"/>
+      </w:rPr>
+    </w:lvl>
+    <w:lvl w:ilvl="1" w:tplc="04190003" w:tentative="1">
+      <w:start w:val="1"/>
+      <w:numFmt w:val="bullet"/>
+      <w:lvlText w:val="o"/>
+      <w:lvlJc w:val="left"/>
+      <w:pPr>
+        <w:ind w:left="2149" w:hanging="360"/>
+      </w:pPr>
+      <w:rPr>
+        <w:rFonts w:ascii="Courier New" w:hAnsi="Courier New" w:cs="Courier New" w:hint="default"/>
+      </w:rPr>
+    </w:lvl>
+    <w:lvl w:ilvl="2" w:tplc="04190005" w:tentative="1">
+      <w:start w:val="1"/>
+      <w:numFmt w:val="bullet"/>
+      <w:lvlText w:val=""/>
+      <w:lvlJc w:val="left"/>
+      <w:pPr>
+        <w:ind w:left="2869" w:hanging="360"/>
+      </w:pPr>
+      <w:rPr>
+        <w:rFonts w:ascii="Wingdings" w:hAnsi="Wingdings" w:hint="default"/>
+      </w:rPr>
+    </w:lvl>
+    <w:lvl w:ilvl="3" w:tplc="04190001" w:tentative="1">
+      <w:start w:val="1"/>
+      <w:numFmt w:val="bullet"/>
+      <w:lvlText w:val=""/>
+      <w:lvlJc w:val="left"/>
+      <w:pPr>
+        <w:ind w:left="3589" w:hanging="360"/>
+      </w:pPr>
+      <w:rPr>
+        <w:rFonts w:ascii="Symbol" w:hAnsi="Symbol" w:hint="default"/>
+      </w:rPr>
+    </w:lvl>
+    <w:lvl w:ilvl="4" w:tplc="04190003" w:tentative="1">
+      <w:start w:val="1"/>
+      <w:numFmt w:val="bullet"/>
+      <w:lvlText w:val="o"/>
+      <w:lvlJc w:val="left"/>
+      <w:pPr>
+        <w:ind w:left="4309" w:hanging="360"/>
+      </w:pPr>
+      <w:rPr>
+        <w:rFonts w:ascii="Courier New" w:hAnsi="Courier New" w:cs="Courier New" w:hint="default"/>
+      </w:rPr>
+    </w:lvl>
+    <w:lvl w:ilvl="5" w:tplc="04190005" w:tentative="1">
+      <w:start w:val="1"/>
+      <w:numFmt w:val="bullet"/>
+      <w:lvlText w:val=""/>
+      <w:lvlJc w:val="left"/>
+      <w:pPr>
+        <w:ind w:left="5029" w:hanging="360"/>
+      </w:pPr>
+      <w:rPr>
+        <w:rFonts w:ascii="Wingdings" w:hAnsi="Wingdings" w:hint="default"/>
+      </w:rPr>
+    </w:lvl>
+    <w:lvl w:ilvl="6" w:tplc="04190001" w:tentative="1">
+      <w:start w:val="1"/>
+      <w:numFmt w:val="bullet"/>
+      <w:lvlText w:val=""/>
+      <w:lvlJc w:val="left"/>
+      <w:pPr>
+        <w:ind w:left="5749" w:hanging="360"/>
+      </w:pPr>
+      <w:rPr>
+        <w:rFonts w:ascii="Symbol" w:hAnsi="Symbol" w:hint="default"/>
+      </w:rPr>
+    </w:lvl>
+    <w:lvl w:ilvl="7" w:tplc="04190003" w:tentative="1">
+      <w:start w:val="1"/>
+      <w:numFmt w:val="bullet"/>
+      <w:lvlText w:val="o"/>
+      <w:lvlJc w:val="left"/>
+      <w:pPr>
+        <w:ind w:left="6469" w:hanging="360"/>
+      </w:pPr>
+      <w:rPr>
+        <w:rFonts w:ascii="Courier New" w:hAnsi="Courier New" w:cs="Courier New" w:hint="default"/>
+      </w:rPr>
+    </w:lvl>
+    <w:lvl w:ilvl="8" w:tplc="04190005" w:tentative="1">
+      <w:start w:val="1"/>
+      <w:numFmt w:val="bullet"/>
+      <w:lvlText w:val=""/>
+      <w:lvlJc w:val="left"/>
+      <w:pPr>
+        <w:ind w:left="7189" w:hanging="360"/>
+      </w:pPr>
+      <w:rPr>
+        <w:rFonts w:ascii="Wingdings" w:hAnsi="Wingdings" w:hint="default"/>
+      </w:rPr>
+    </w:lvl>
+  </w:abstractNum>
+  <w:abstractNum w:abstractNumId="20" w15:restartNumberingAfterBreak="0">
+    <w:nsid w:val="7CCE3904"/>
+    <w:multiLevelType w:val="hybridMultilevel"/>
+    <w:tmpl w:val="297AA5CC"/>
+    <w:lvl w:ilvl="0" w:tplc="C6568E82">
+      <w:start w:val="1"/>
+      <w:numFmt w:val="bullet"/>
+      <w:lvlText w:val=""/>
+      <w:lvlJc w:val="left"/>
+      <w:pPr>
+        <w:ind w:left="1429" w:hanging="360"/>
+      </w:pPr>
+      <w:rPr>
+        <w:rFonts w:ascii="Symbol" w:hAnsi="Symbol" w:hint="default"/>
+      </w:rPr>
+    </w:lvl>
+    <w:lvl w:ilvl="1" w:tplc="04190003" w:tentative="1">
+      <w:start w:val="1"/>
+      <w:numFmt w:val="bullet"/>
+      <w:lvlText w:val="o"/>
+      <w:lvlJc w:val="left"/>
+      <w:pPr>
+        <w:ind w:left="2149" w:hanging="360"/>
+      </w:pPr>
+      <w:rPr>
+        <w:rFonts w:ascii="Courier New" w:hAnsi="Courier New" w:cs="Courier New" w:hint="default"/>
+      </w:rPr>
+    </w:lvl>
+    <w:lvl w:ilvl="2" w:tplc="04190005" w:tentative="1">
+      <w:start w:val="1"/>
+      <w:numFmt w:val="bullet"/>
+      <w:lvlText w:val=""/>
+      <w:lvlJc w:val="left"/>
+      <w:pPr>
+        <w:ind w:left="2869" w:hanging="360"/>
+      </w:pPr>
+      <w:rPr>
+        <w:rFonts w:ascii="Wingdings" w:hAnsi="Wingdings" w:hint="default"/>
+      </w:rPr>
+    </w:lvl>
+    <w:lvl w:ilvl="3" w:tplc="04190001" w:tentative="1">
+      <w:start w:val="1"/>
+      <w:numFmt w:val="bullet"/>
+      <w:lvlText w:val=""/>
+      <w:lvlJc w:val="left"/>
+      <w:pPr>
+        <w:ind w:left="3589" w:hanging="360"/>
+      </w:pPr>
+      <w:rPr>
+        <w:rFonts w:ascii="Symbol" w:hAnsi="Symbol" w:hint="default"/>
+      </w:rPr>
+    </w:lvl>
+    <w:lvl w:ilvl="4" w:tplc="04190003" w:tentative="1">
+      <w:start w:val="1"/>
+      <w:numFmt w:val="bullet"/>
+      <w:lvlText w:val="o"/>
+      <w:lvlJc w:val="left"/>
+      <w:pPr>
+        <w:ind w:left="4309" w:hanging="360"/>
+      </w:pPr>
+      <w:rPr>
+        <w:rFonts w:ascii="Courier New" w:hAnsi="Courier New" w:cs="Courier New" w:hint="default"/>
+      </w:rPr>
+    </w:lvl>
+    <w:lvl w:ilvl="5" w:tplc="04190005" w:tentative="1">
+      <w:start w:val="1"/>
+      <w:numFmt w:val="bullet"/>
+      <w:lvlText w:val=""/>
+      <w:lvlJc w:val="left"/>
+      <w:pPr>
+        <w:ind w:left="5029" w:hanging="360"/>
+      </w:pPr>
+      <w:rPr>
+        <w:rFonts w:ascii="Wingdings" w:hAnsi="Wingdings" w:hint="default"/>
+      </w:rPr>
+    </w:lvl>
+    <w:lvl w:ilvl="6" w:tplc="04190001" w:tentative="1">
+      <w:start w:val="1"/>
+      <w:numFmt w:val="bullet"/>
+      <w:lvlText w:val=""/>
+      <w:lvlJc w:val="left"/>
+      <w:pPr>
+        <w:ind w:left="5749" w:hanging="360"/>
+      </w:pPr>
+      <w:rPr>
+        <w:rFonts w:ascii="Symbol" w:hAnsi="Symbol" w:hint="default"/>
+      </w:rPr>
+    </w:lvl>
+    <w:lvl w:ilvl="7" w:tplc="04190003" w:tentative="1">
+      <w:start w:val="1"/>
+      <w:numFmt w:val="bullet"/>
+      <w:lvlText w:val="o"/>
+      <w:lvlJc w:val="left"/>
+      <w:pPr>
+        <w:ind w:left="6469" w:hanging="360"/>
+      </w:pPr>
+      <w:rPr>
+        <w:rFonts w:ascii="Courier New" w:hAnsi="Courier New" w:cs="Courier New" w:hint="default"/>
+      </w:rPr>
+    </w:lvl>
+    <w:lvl w:ilvl="8" w:tplc="04190005" w:tentative="1">
+      <w:start w:val="1"/>
+      <w:numFmt w:val="bullet"/>
+      <w:lvlText w:val=""/>
+      <w:lvlJc w:val="left"/>
+      <w:pPr>
+        <w:ind w:left="7189" w:hanging="360"/>
+      </w:pPr>
+      <w:rPr>
+        <w:rFonts w:ascii="Wingdings" w:hAnsi="Wingdings" w:hint="default"/>
+      </w:rPr>
     </w:lvl>
   </w:abstractNum>
   <w:num w:numId="1" w16cid:durableId="134219741">
+    <w:abstractNumId w:val="14"/>
+  </w:num>
+  <w:num w:numId="2" w16cid:durableId="1500465329">
+    <w:abstractNumId w:val="20"/>
+  </w:num>
+  <w:num w:numId="3" w16cid:durableId="896667683">
+    <w:abstractNumId w:val="8"/>
+  </w:num>
+  <w:num w:numId="4" w16cid:durableId="1258055500">
+    <w:abstractNumId w:val="5"/>
+  </w:num>
+  <w:num w:numId="5" w16cid:durableId="2116947942">
+    <w:abstractNumId w:val="7"/>
+  </w:num>
+  <w:num w:numId="6" w16cid:durableId="1905140536">
+    <w:abstractNumId w:val="11"/>
+  </w:num>
+  <w:num w:numId="7" w16cid:durableId="1994092320">
+    <w:abstractNumId w:val="1"/>
+  </w:num>
+  <w:num w:numId="8" w16cid:durableId="1237474131">
+    <w:abstractNumId w:val="10"/>
+  </w:num>
+  <w:num w:numId="9" w16cid:durableId="1438670970">
+    <w:abstractNumId w:val="19"/>
+  </w:num>
+  <w:num w:numId="10" w16cid:durableId="762260488">
+    <w:abstractNumId w:val="18"/>
+  </w:num>
+  <w:num w:numId="11" w16cid:durableId="513691772">
+    <w:abstractNumId w:val="17"/>
+  </w:num>
+  <w:num w:numId="12" w16cid:durableId="1865089929">
+    <w:abstractNumId w:val="9"/>
+  </w:num>
+  <w:num w:numId="13" w16cid:durableId="725253934">
+    <w:abstractNumId w:val="15"/>
+  </w:num>
+  <w:num w:numId="14" w16cid:durableId="1135873305">
+    <w:abstractNumId w:val="4"/>
+  </w:num>
+  <w:num w:numId="15" w16cid:durableId="1713767174">
+    <w:abstractNumId w:val="6"/>
+  </w:num>
+  <w:num w:numId="16" w16cid:durableId="750465115">
+    <w:abstractNumId w:val="16"/>
+  </w:num>
+  <w:num w:numId="17" w16cid:durableId="516651569">
+    <w:abstractNumId w:val="2"/>
+  </w:num>
+  <w:num w:numId="18" w16cid:durableId="1610236256">
+    <w:abstractNumId w:val="13"/>
+  </w:num>
+  <w:num w:numId="19" w16cid:durableId="1577009101">
+    <w:abstractNumId w:val="12"/>
+  </w:num>
+  <w:num w:numId="20" w16cid:durableId="1184246646">
     <w:abstractNumId w:val="0"/>
+  </w:num>
+  <w:num w:numId="21" w16cid:durableId="534196337">
+    <w:abstractNumId w:val="3"/>
   </w:num>
 </w:numbering>
 </file>
@@ -7162,7 +16422,7 @@
     </w:rPr>
   </w:style>
   <w:style w:type="paragraph" w:customStyle="1" w:styleId="14">
-    <w:name w:val="Заголовок1_лево"/>
+    <w:name w:val="_Заголовок1_лево"/>
     <w:basedOn w:val="12"/>
     <w:next w:val="af2"/>
     <w:link w:val="15"/>
@@ -7174,7 +16434,7 @@
     </w:pPr>
   </w:style>
   <w:style w:type="character" w:customStyle="1" w:styleId="15">
-    <w:name w:val="Заголовок1_лево Знак"/>
+    <w:name w:val="_Заголовок1_лево Знак"/>
     <w:basedOn w:val="13"/>
     <w:link w:val="14"/>
     <w:rsid w:val="00176397"/>
@@ -7190,7 +16450,7 @@
     </w:rPr>
   </w:style>
   <w:style w:type="paragraph" w:customStyle="1" w:styleId="23">
-    <w:name w:val="Заголовок2_лево"/>
+    <w:name w:val="_Заголовок2_лево"/>
     <w:basedOn w:val="14"/>
     <w:link w:val="24"/>
     <w:qFormat/>
@@ -7203,10 +16463,37 @@
     </w:pPr>
   </w:style>
   <w:style w:type="character" w:customStyle="1" w:styleId="24">
-    <w:name w:val="Заголовок2_лево Знак"/>
+    <w:name w:val="_Заголовок2_лево Знак"/>
     <w:basedOn w:val="15"/>
     <w:link w:val="23"/>
     <w:rsid w:val="00C8532E"/>
+    <w:rPr>
+      <w:rFonts w:ascii="Times New Roman" w:eastAsia="Times New Roman" w:hAnsi="Times New Roman" w:cs="Times New Roman"/>
+      <w:b/>
+      <w:bCs/>
+      <w:kern w:val="0"/>
+      <w:sz w:val="28"/>
+      <w:szCs w:val="28"/>
+      <w:lang w:eastAsia="ru-RU"/>
+      <w14:ligatures w14:val="none"/>
+    </w:rPr>
+  </w:style>
+  <w:style w:type="paragraph" w:customStyle="1" w:styleId="31">
+    <w:name w:val="_Заголово3_лево"/>
+    <w:basedOn w:val="23"/>
+    <w:link w:val="32"/>
+    <w:qFormat/>
+    <w:rsid w:val="00CA6F74"/>
+    <w:pPr>
+      <w:ind w:firstLine="0"/>
+      <w:outlineLvl w:val="2"/>
+    </w:pPr>
+  </w:style>
+  <w:style w:type="character" w:customStyle="1" w:styleId="32">
+    <w:name w:val="_Заголово3_лево Знак"/>
+    <w:basedOn w:val="24"/>
+    <w:link w:val="31"/>
+    <w:rsid w:val="00623D80"/>
     <w:rPr>
       <w:rFonts w:ascii="Times New Roman" w:eastAsia="Times New Roman" w:hAnsi="Times New Roman" w:cs="Times New Roman"/>
       <w:b/>
